--- a/doc/teszteloi_es_felhasznaloi_dokumentacio/projekt_teszteles_dokumentacio.docx
+++ b/doc/teszteloi_es_felhasznaloi_dokumentacio/projekt_teszteles_dokumentacio.docx
@@ -1592,6 +1592,12 @@
       <w:proofErr w:type="spellEnd"/>
       <w:r>
         <w:t xml:space="preserve"> hála rengeteg időt, illetve humán erőforrást sikerült megspórolni. A következő oldalakon található részletes tesztelési jegyzőkönyv pontról, pontra bemutatja azokat a teszteseteket, amelyek alátámasztják a fenti megállapításokat.</w:t>
+      </w:r>
+    </w:p>
+    <w:p>
+      <w:r>
+        <w:lastRenderedPageBreak/>
+        <w:t xml:space="preserve"> </w:t>
       </w:r>
     </w:p>
     <w:p/>
@@ -1602,8 +1608,28 @@
     <w:p/>
     <w:p/>
     <w:p/>
-    <w:p>
-      <w:pPr>
+    <w:p/>
+    <w:p/>
+    <w:p/>
+    <w:p/>
+    <w:p/>
+    <w:p/>
+    <w:p/>
+    <w:p/>
+    <w:p/>
+    <w:p/>
+    <w:p/>
+    <w:p/>
+    <w:p/>
+    <w:p/>
+    <w:p/>
+    <w:p/>
+    <w:p/>
+    <w:p>
+      <w:pPr>
+        <w:tabs>
+          <w:tab w:val="left" w:pos="1104"/>
+        </w:tabs>
         <w:sectPr>
           <w:pgSz w:w="11906" w:h="16838"/>
           <w:pgMar w:top="1417" w:right="1417" w:bottom="1417" w:left="1417" w:header="708" w:footer="708" w:gutter="0"/>
@@ -1611,8 +1637,10 @@
           <w:docGrid w:linePitch="360"/>
         </w:sectPr>
       </w:pPr>
-    </w:p>
-    <w:p/>
+      <w:r>
+        <w:tab/>
+      </w:r>
+    </w:p>
     <w:tbl>
       <w:tblPr>
         <w:tblStyle w:val="Rcsostblzat"/>

--- a/doc/teszteloi_es_felhasznaloi_dokumentacio/projekt_teszteles_dokumentacio.docx
+++ b/doc/teszteloi_es_felhasznaloi_dokumentacio/projekt_teszteles_dokumentacio.docx
@@ -17,7 +17,7 @@
         <w:pStyle w:val="Cmsor3"/>
         <w:numPr>
           <w:ilvl w:val="0"/>
-          <w:numId w:val="5"/>
+          <w:numId w:val="12"/>
         </w:numPr>
         <w:rPr>
           <w:b/>
@@ -87,7 +87,7 @@
         <w:pStyle w:val="Cmsor3"/>
         <w:numPr>
           <w:ilvl w:val="0"/>
-          <w:numId w:val="5"/>
+          <w:numId w:val="12"/>
         </w:numPr>
         <w:jc w:val="both"/>
         <w:rPr>
@@ -140,9 +140,16 @@
         <w:pStyle w:val="Listaszerbekezds"/>
         <w:numPr>
           <w:ilvl w:val="1"/>
-          <w:numId w:val="5"/>
+          <w:numId w:val="16"/>
         </w:numPr>
       </w:pPr>
+      <w:r>
+        <w:rPr>
+          <w:b/>
+          <w:bCs/>
+        </w:rPr>
+        <w:t xml:space="preserve"> </w:t>
+      </w:r>
       <w:proofErr w:type="spellStart"/>
       <w:r>
         <w:rPr>
@@ -160,7 +167,13 @@
         <w:t xml:space="preserve"> visszatekintés:</w:t>
       </w:r>
       <w:r>
-        <w:t xml:space="preserve"> Az előnézet segítségével rövid idő alatt átláthatóvá vált a probléma, amely miatt a teszt hibára futott.</w:t>
+        <w:t xml:space="preserve"> Az előnézet segítségével rövid idő alatt </w:t>
+      </w:r>
+      <w:r>
+        <w:t xml:space="preserve"> </w:t>
+      </w:r>
+      <w:r>
+        <w:t>átláthatóvá vált a probléma, amely miatt a teszt hibára futott.</w:t>
       </w:r>
     </w:p>
     <w:p>
@@ -174,9 +187,16 @@
         <w:pStyle w:val="Listaszerbekezds"/>
         <w:numPr>
           <w:ilvl w:val="1"/>
-          <w:numId w:val="5"/>
+          <w:numId w:val="16"/>
         </w:numPr>
       </w:pPr>
+      <w:r>
+        <w:rPr>
+          <w:b/>
+          <w:bCs/>
+        </w:rPr>
+        <w:t xml:space="preserve"> </w:t>
+      </w:r>
       <w:r>
         <w:rPr>
           <w:b/>
@@ -198,9 +218,16 @@
         <w:pStyle w:val="Listaszerbekezds"/>
         <w:numPr>
           <w:ilvl w:val="1"/>
-          <w:numId w:val="5"/>
+          <w:numId w:val="16"/>
         </w:numPr>
       </w:pPr>
+      <w:r>
+        <w:rPr>
+          <w:b/>
+          <w:bCs/>
+        </w:rPr>
+        <w:t xml:space="preserve"> </w:t>
+      </w:r>
       <w:r>
         <w:rPr>
           <w:b/>
@@ -221,7 +248,7 @@
         <w:pStyle w:val="Cmsor3"/>
         <w:numPr>
           <w:ilvl w:val="0"/>
-          <w:numId w:val="5"/>
+          <w:numId w:val="12"/>
         </w:numPr>
         <w:rPr>
           <w:b/>
@@ -285,7 +312,7 @@
         <w:pStyle w:val="Cmsor3"/>
         <w:numPr>
           <w:ilvl w:val="0"/>
-          <w:numId w:val="6"/>
+          <w:numId w:val="12"/>
         </w:numPr>
         <w:rPr>
           <w:b/>
@@ -351,7 +378,7 @@
         <w:pStyle w:val="Cmsor3"/>
         <w:numPr>
           <w:ilvl w:val="0"/>
-          <w:numId w:val="6"/>
+          <w:numId w:val="12"/>
         </w:numPr>
         <w:rPr>
           <w:b/>
@@ -371,7 +398,7 @@
         <w:pStyle w:val="Listaszerbekezds"/>
         <w:numPr>
           <w:ilvl w:val="1"/>
-          <w:numId w:val="6"/>
+          <w:numId w:val="17"/>
         </w:numPr>
         <w:jc w:val="both"/>
         <w:rPr>
@@ -379,6 +406,13 @@
           <w:bCs/>
         </w:rPr>
       </w:pPr>
+      <w:r>
+        <w:rPr>
+          <w:b/>
+          <w:bCs/>
+        </w:rPr>
+        <w:t xml:space="preserve"> </w:t>
+      </w:r>
       <w:r>
         <w:rPr>
           <w:b/>
@@ -415,7 +449,7 @@
         <w:pStyle w:val="Listaszerbekezds"/>
         <w:numPr>
           <w:ilvl w:val="1"/>
-          <w:numId w:val="6"/>
+          <w:numId w:val="17"/>
         </w:numPr>
         <w:jc w:val="both"/>
         <w:rPr>
@@ -423,6 +457,13 @@
           <w:bCs/>
         </w:rPr>
       </w:pPr>
+      <w:r>
+        <w:rPr>
+          <w:b/>
+          <w:bCs/>
+        </w:rPr>
+        <w:t xml:space="preserve"> </w:t>
+      </w:r>
       <w:r>
         <w:rPr>
           <w:b/>
@@ -487,7 +528,7 @@
         <w:pStyle w:val="Listaszerbekezds"/>
         <w:numPr>
           <w:ilvl w:val="0"/>
-          <w:numId w:val="7"/>
+          <w:numId w:val="12"/>
         </w:numPr>
         <w:jc w:val="both"/>
         <w:rPr>
@@ -504,16 +545,7 @@
           <w:sz w:val="28"/>
           <w:szCs w:val="28"/>
         </w:rPr>
-        <w:t>Indirekt adatkonzisztencia-ellenőrzés</w:t>
-      </w:r>
-      <w:r>
-        <w:rPr>
-          <w:b/>
-          <w:bCs/>
-          <w:sz w:val="28"/>
-          <w:szCs w:val="28"/>
-        </w:rPr>
-        <w:t>:</w:t>
+        <w:t>Indirekt adatkonzisztencia-ellenőrzés:</w:t>
       </w:r>
     </w:p>
     <w:p>
@@ -553,7 +585,7 @@
         <w:pStyle w:val="Cmsor3"/>
         <w:numPr>
           <w:ilvl w:val="0"/>
-          <w:numId w:val="7"/>
+          <w:numId w:val="12"/>
         </w:numPr>
         <w:rPr>
           <w:b/>
@@ -600,7 +632,7 @@
         <w:pStyle w:val="Cmsor3"/>
         <w:numPr>
           <w:ilvl w:val="0"/>
-          <w:numId w:val="7"/>
+          <w:numId w:val="12"/>
         </w:numPr>
         <w:rPr>
           <w:b/>
@@ -653,7 +685,7 @@
         <w:pStyle w:val="Cmsor3"/>
         <w:numPr>
           <w:ilvl w:val="0"/>
-          <w:numId w:val="7"/>
+          <w:numId w:val="12"/>
         </w:numPr>
         <w:rPr>
           <w:b/>
@@ -682,10 +714,17 @@
         <w:pStyle w:val="Listaszerbekezds"/>
         <w:numPr>
           <w:ilvl w:val="1"/>
-          <w:numId w:val="7"/>
+          <w:numId w:val="18"/>
         </w:numPr>
         <w:jc w:val="both"/>
       </w:pPr>
+      <w:r>
+        <w:rPr>
+          <w:b/>
+          <w:bCs/>
+        </w:rPr>
+        <w:t xml:space="preserve">     </w:t>
+      </w:r>
       <w:r>
         <w:rPr>
           <w:b/>
@@ -741,10 +780,17 @@
         <w:pStyle w:val="Listaszerbekezds"/>
         <w:numPr>
           <w:ilvl w:val="1"/>
-          <w:numId w:val="7"/>
+          <w:numId w:val="18"/>
         </w:numPr>
         <w:jc w:val="both"/>
       </w:pPr>
+      <w:r>
+        <w:rPr>
+          <w:b/>
+          <w:bCs/>
+        </w:rPr>
+        <w:t xml:space="preserve">     </w:t>
+      </w:r>
       <w:r>
         <w:rPr>
           <w:b/>
@@ -814,10 +860,17 @@
         <w:pStyle w:val="Listaszerbekezds"/>
         <w:numPr>
           <w:ilvl w:val="1"/>
-          <w:numId w:val="7"/>
+          <w:numId w:val="18"/>
         </w:numPr>
         <w:jc w:val="both"/>
       </w:pPr>
+      <w:r>
+        <w:rPr>
+          <w:b/>
+          <w:bCs/>
+        </w:rPr>
+        <w:t xml:space="preserve">    </w:t>
+      </w:r>
       <w:r>
         <w:rPr>
           <w:b/>
@@ -858,13 +911,20 @@
         <w:pStyle w:val="Cmsor3"/>
         <w:numPr>
           <w:ilvl w:val="0"/>
-          <w:numId w:val="7"/>
+          <w:numId w:val="12"/>
         </w:numPr>
         <w:rPr>
           <w:b/>
           <w:bCs/>
         </w:rPr>
       </w:pPr>
+      <w:r>
+        <w:rPr>
+          <w:b/>
+          <w:bCs/>
+        </w:rPr>
+        <w:t xml:space="preserve"> </w:t>
+      </w:r>
       <w:r>
         <w:rPr>
           <w:b/>
@@ -886,7 +946,7 @@
         <w:pStyle w:val="Listaszerbekezds"/>
         <w:numPr>
           <w:ilvl w:val="1"/>
-          <w:numId w:val="7"/>
+          <w:numId w:val="19"/>
         </w:numPr>
         <w:rPr>
           <w:b/>
@@ -898,6 +958,20 @@
           <w:b/>
           <w:bCs/>
         </w:rPr>
+        <w:t xml:space="preserve"> </w:t>
+      </w:r>
+      <w:r>
+        <w:rPr>
+          <w:b/>
+          <w:bCs/>
+        </w:rPr>
+        <w:tab/>
+      </w:r>
+      <w:r>
+        <w:rPr>
+          <w:b/>
+          <w:bCs/>
+        </w:rPr>
         <w:t>Automatizált folyamat:</w:t>
       </w:r>
       <w:r>
@@ -918,19 +992,43 @@
       <w:r>
         <w:t>(’/login’) parancs futtatását.</w:t>
       </w:r>
+    </w:p>
+    <w:p>
+      <w:pPr>
+        <w:pStyle w:val="Listaszerbekezds"/>
+        <w:ind w:left="1440"/>
+        <w:rPr>
+          <w:b/>
+          <w:bCs/>
+        </w:rPr>
+      </w:pPr>
     </w:p>
     <w:p>
       <w:pPr>
         <w:pStyle w:val="Listaszerbekezds"/>
         <w:numPr>
           <w:ilvl w:val="1"/>
-          <w:numId w:val="7"/>
+          <w:numId w:val="19"/>
         </w:numPr>
         <w:rPr>
           <w:b/>
           <w:bCs/>
         </w:rPr>
       </w:pPr>
+      <w:r>
+        <w:rPr>
+          <w:b/>
+          <w:bCs/>
+        </w:rPr>
+        <w:t xml:space="preserve"> </w:t>
+      </w:r>
+      <w:r>
+        <w:rPr>
+          <w:b/>
+          <w:bCs/>
+        </w:rPr>
+        <w:tab/>
+      </w:r>
       <w:r>
         <w:rPr>
           <w:b/>
@@ -989,349 +1087,374 @@
     </w:p>
     <w:p>
       <w:pPr>
-        <w:ind w:left="24"/>
-        <w:rPr>
-          <w:b/>
-          <w:bCs/>
-        </w:rPr>
-      </w:pPr>
-    </w:p>
-    <w:p>
-      <w:pPr>
-        <w:ind w:left="24"/>
-        <w:rPr>
-          <w:b/>
-          <w:bCs/>
-        </w:rPr>
-      </w:pPr>
-    </w:p>
-    <w:p>
-      <w:pPr>
-        <w:ind w:left="24"/>
-        <w:rPr>
-          <w:b/>
-          <w:bCs/>
-        </w:rPr>
-      </w:pPr>
+        <w:rPr>
+          <w:b/>
+          <w:bCs/>
+        </w:rPr>
+      </w:pPr>
+    </w:p>
+    <w:p>
+      <w:pPr>
+        <w:pStyle w:val="Cmsor3"/>
+        <w:numPr>
+          <w:ilvl w:val="0"/>
+          <w:numId w:val="12"/>
+        </w:numPr>
+        <w:jc w:val="both"/>
+        <w:rPr>
+          <w:b/>
+          <w:bCs/>
+        </w:rPr>
+      </w:pPr>
+      <w:r>
+        <w:rPr>
+          <w:b/>
+          <w:bCs/>
+        </w:rPr>
+        <w:lastRenderedPageBreak/>
+        <w:t xml:space="preserve"> </w:t>
+      </w:r>
+      <w:proofErr w:type="spellStart"/>
+      <w:r>
+        <w:rPr>
+          <w:b/>
+          <w:bCs/>
+        </w:rPr>
+        <w:t>Reszponzivitás</w:t>
+      </w:r>
+      <w:proofErr w:type="spellEnd"/>
+      <w:r>
+        <w:rPr>
+          <w:b/>
+          <w:bCs/>
+        </w:rPr>
+        <w:t xml:space="preserve"> és </w:t>
+      </w:r>
+      <w:proofErr w:type="spellStart"/>
+      <w:r>
+        <w:rPr>
+          <w:b/>
+          <w:bCs/>
+        </w:rPr>
+        <w:t>Viewport</w:t>
+      </w:r>
+      <w:proofErr w:type="spellEnd"/>
+      <w:r>
+        <w:rPr>
+          <w:b/>
+          <w:bCs/>
+        </w:rPr>
+        <w:t xml:space="preserve"> tesztelés</w:t>
+      </w:r>
+    </w:p>
+    <w:p>
+      <w:pPr>
+        <w:ind w:left="2124"/>
+        <w:jc w:val="both"/>
+      </w:pPr>
+      <w:r>
+        <w:t xml:space="preserve">A webshop modern elvárásaihoz igazodva elengedhetetlen volt a mobilbarát design ellenőrzése is. A tesztelés során a </w:t>
+      </w:r>
+      <w:proofErr w:type="spellStart"/>
+      <w:r>
+        <w:t>Cypress</w:t>
+      </w:r>
+      <w:proofErr w:type="spellEnd"/>
+      <w:r>
+        <w:t xml:space="preserve"> segítségével szimuláltam különböző </w:t>
+      </w:r>
+      <w:proofErr w:type="spellStart"/>
+      <w:r>
+        <w:t>kijelzőméretet</w:t>
+      </w:r>
+      <w:proofErr w:type="spellEnd"/>
+      <w:r>
+        <w:t>. (IPhone XR</w:t>
+      </w:r>
+      <w:r>
+        <w:t>)</w:t>
+      </w:r>
+    </w:p>
+    <w:p>
+      <w:pPr>
+        <w:pStyle w:val="Listaszerbekezds"/>
+        <w:numPr>
+          <w:ilvl w:val="1"/>
+          <w:numId w:val="21"/>
+        </w:numPr>
+        <w:jc w:val="both"/>
+        <w:rPr>
+          <w:b/>
+          <w:bCs/>
+        </w:rPr>
+      </w:pPr>
+      <w:r>
+        <w:rPr>
+          <w:b/>
+          <w:bCs/>
+        </w:rPr>
+        <w:t xml:space="preserve">Vizuális átrendeződés: </w:t>
+      </w:r>
+      <w:r>
+        <w:t xml:space="preserve">Ellenőriztem, hogy a főoldalon található </w:t>
+      </w:r>
+      <w:proofErr w:type="spellStart"/>
+      <w:r>
+        <w:t>Flowbite-React</w:t>
+      </w:r>
+      <w:proofErr w:type="spellEnd"/>
+      <w:r>
+        <w:t xml:space="preserve"> komponensek (Nav</w:t>
+      </w:r>
+      <w:r>
+        <w:t>igációs sáv</w:t>
+      </w:r>
+      <w:r>
+        <w:t xml:space="preserve">, keresés űrlap, termékkártyák) megfelelően alkalmazkodnak a kisebb kijelzőkhöz. Elsősorban a </w:t>
+      </w:r>
+      <w:r>
+        <w:t>Navigációs sáv</w:t>
+      </w:r>
+      <w:r>
+        <w:t xml:space="preserve"> hamburger menübe való </w:t>
+      </w:r>
+      <w:proofErr w:type="spellStart"/>
+      <w:r>
+        <w:t>csoportulását</w:t>
+      </w:r>
+      <w:proofErr w:type="spellEnd"/>
+      <w:r>
+        <w:t xml:space="preserve"> ellenőriztem, ezzel biztosítva a könnyű kezelhetőséget.</w:t>
+      </w:r>
+    </w:p>
+    <w:p>
+      <w:pPr>
+        <w:pStyle w:val="Listaszerbekezds"/>
+        <w:ind w:left="2484"/>
+        <w:jc w:val="both"/>
+        <w:rPr>
+          <w:b/>
+          <w:bCs/>
+        </w:rPr>
+      </w:pPr>
+    </w:p>
+    <w:p>
+      <w:pPr>
+        <w:pStyle w:val="Listaszerbekezds"/>
+        <w:numPr>
+          <w:ilvl w:val="1"/>
+          <w:numId w:val="21"/>
+        </w:numPr>
+        <w:jc w:val="both"/>
+        <w:rPr>
+          <w:b/>
+          <w:bCs/>
+        </w:rPr>
+      </w:pPr>
+      <w:r>
+        <w:rPr>
+          <w:b/>
+          <w:bCs/>
+        </w:rPr>
+        <w:t xml:space="preserve">Interakciók: </w:t>
+      </w:r>
+      <w:r>
+        <w:t xml:space="preserve">Továbbá vizsgáltam, </w:t>
+      </w:r>
+      <w:proofErr w:type="spellStart"/>
+      <w:r>
+        <w:t>érintőkijelzős</w:t>
+      </w:r>
+      <w:proofErr w:type="spellEnd"/>
+      <w:r>
+        <w:t xml:space="preserve"> használatot szimulálva a gombok elérhetőek-e, láthatóak-e, és nem fordul-e elő az elemek egymásra vagy elcsúszása, különösen a </w:t>
+      </w:r>
+      <w:r>
+        <w:t xml:space="preserve">Navigációs sáv </w:t>
+      </w:r>
+      <w:r>
+        <w:t>komponens esetében.</w:t>
+      </w:r>
+    </w:p>
+    <w:p>
+      <w:pPr>
+        <w:pStyle w:val="Listaszerbekezds"/>
+        <w:rPr>
+          <w:b/>
+          <w:bCs/>
+        </w:rPr>
+      </w:pPr>
+    </w:p>
+    <w:p>
+      <w:pPr>
+        <w:pStyle w:val="Cmsor3"/>
+        <w:numPr>
+          <w:ilvl w:val="0"/>
+          <w:numId w:val="12"/>
+        </w:numPr>
+        <w:jc w:val="both"/>
+        <w:rPr>
+          <w:b/>
+          <w:bCs/>
+        </w:rPr>
+      </w:pPr>
+      <w:r>
+        <w:rPr>
+          <w:b/>
+          <w:bCs/>
+        </w:rPr>
+        <w:t xml:space="preserve"> </w:t>
+      </w:r>
+      <w:proofErr w:type="spellStart"/>
+      <w:r>
+        <w:rPr>
+          <w:b/>
+          <w:bCs/>
+        </w:rPr>
+        <w:t>Toast</w:t>
+      </w:r>
+      <w:proofErr w:type="spellEnd"/>
+      <w:r>
+        <w:rPr>
+          <w:b/>
+          <w:bCs/>
+        </w:rPr>
+        <w:t>-alapú aszinkron visszajelzések</w:t>
+      </w:r>
+    </w:p>
+    <w:p>
+      <w:pPr>
+        <w:ind w:left="2124"/>
+      </w:pPr>
+      <w:r>
+        <w:t xml:space="preserve">A webshop egyik kulcsfontosságú UX eleme a </w:t>
+      </w:r>
+      <w:proofErr w:type="spellStart"/>
+      <w:r>
+        <w:t>ToastProvider</w:t>
+      </w:r>
+      <w:proofErr w:type="spellEnd"/>
+      <w:r>
+        <w:t>, amely néhány kulcsfontosságú felhasználói művelet eredményéről tájékoztatja az oldalra látogatókat.</w:t>
+      </w:r>
+      <w:r>
+        <w:t xml:space="preserve"> Bár a </w:t>
+      </w:r>
+      <w:proofErr w:type="spellStart"/>
+      <w:r>
+        <w:t>Toast</w:t>
+      </w:r>
+      <w:proofErr w:type="spellEnd"/>
+      <w:r>
+        <w:t xml:space="preserve">-üzenetek működésére nem írtam külön automatizált tesztet, a beépítésük után minden fontos folyamatnál manuálisan ellenőriztem a megjelenésüket. </w:t>
+      </w:r>
+    </w:p>
+    <w:p>
+      <w:pPr>
+        <w:pStyle w:val="Listaszerbekezds"/>
+        <w:numPr>
+          <w:ilvl w:val="1"/>
+          <w:numId w:val="22"/>
+        </w:numPr>
+      </w:pPr>
+      <w:r>
+        <w:rPr>
+          <w:b/>
+          <w:bCs/>
+        </w:rPr>
+        <w:t xml:space="preserve"> </w:t>
+      </w:r>
+      <w:r>
+        <w:rPr>
+          <w:b/>
+          <w:bCs/>
+        </w:rPr>
+        <w:t xml:space="preserve"> </w:t>
+      </w:r>
+      <w:r>
+        <w:rPr>
+          <w:b/>
+          <w:bCs/>
+        </w:rPr>
+        <w:t xml:space="preserve">Sikeres folyamatok visszajelzése: </w:t>
+      </w:r>
+      <w:r>
+        <w:t xml:space="preserve"> Teszteltem, hogy sikeres regisztráció, bejelentkezés vagy szervizidőpont foglalás esetén megjelenik a zöld szín különböző árnyalataival ellátott, megerősítő üzenet.</w:t>
+      </w:r>
+    </w:p>
+    <w:p>
+      <w:pPr>
+        <w:pStyle w:val="Listaszerbekezds"/>
+        <w:ind w:left="2121"/>
+      </w:pPr>
+      <w:r>
+        <w:t xml:space="preserve"> </w:t>
+      </w:r>
+    </w:p>
+    <w:p>
+      <w:pPr>
+        <w:pStyle w:val="Listaszerbekezds"/>
+        <w:numPr>
+          <w:ilvl w:val="1"/>
+          <w:numId w:val="22"/>
+        </w:numPr>
+      </w:pPr>
+      <w:r>
+        <w:rPr>
+          <w:b/>
+          <w:bCs/>
+        </w:rPr>
+        <w:t xml:space="preserve">  </w:t>
+      </w:r>
+      <w:r>
+        <w:rPr>
+          <w:b/>
+          <w:bCs/>
+        </w:rPr>
+        <w:t>Hibaágak visszajelzése:</w:t>
+      </w:r>
+      <w:r>
+        <w:t xml:space="preserve"> Szándékos hiba esetén, (pl.: rossz jelszó, üres hiba leírás), hogy a piros hibaüzenet megjelenik-e az adott űrlapon, ezzel egyértelmű választ adva a felhasználónak, hogy a művelet nem sikerült. </w:t>
+      </w:r>
+    </w:p>
+    <w:p>
+      <w:pPr>
+        <w:pStyle w:val="Listaszerbekezds"/>
+        <w:ind w:left="2121"/>
+      </w:pPr>
+    </w:p>
+    <w:p>
+      <w:pPr>
+        <w:pStyle w:val="Listaszerbekezds"/>
+        <w:numPr>
+          <w:ilvl w:val="1"/>
+          <w:numId w:val="22"/>
+        </w:numPr>
+      </w:pPr>
+      <w:r>
+        <w:rPr>
+          <w:b/>
+          <w:bCs/>
+        </w:rPr>
+        <w:t xml:space="preserve">  </w:t>
+      </w:r>
+      <w:r>
+        <w:rPr>
+          <w:b/>
+          <w:bCs/>
+        </w:rPr>
+        <w:t>Jelentőség:</w:t>
+      </w:r>
+      <w:r>
+        <w:t xml:space="preserve"> A manuális tesztelések során megbizonyosodtam róla, hogy az üzenetek elég ideig láthatóak, de nem zavarják a további böngészést.</w:t>
+      </w:r>
     </w:p>
     <w:p>
       <w:pPr>
         <w:pStyle w:val="Cmsor3"/>
         <w:numPr>
           <w:ilvl w:val="1"/>
-          <w:numId w:val="7"/>
-        </w:numPr>
-        <w:jc w:val="both"/>
-        <w:rPr>
-          <w:b/>
-          <w:bCs/>
-        </w:rPr>
-      </w:pPr>
-      <w:proofErr w:type="spellStart"/>
-      <w:r>
-        <w:rPr>
-          <w:b/>
-          <w:bCs/>
-        </w:rPr>
-        <w:lastRenderedPageBreak/>
-        <w:t>Reszponzivitás</w:t>
-      </w:r>
-      <w:proofErr w:type="spellEnd"/>
-      <w:r>
-        <w:rPr>
-          <w:b/>
-          <w:bCs/>
-        </w:rPr>
-        <w:t xml:space="preserve"> és </w:t>
-      </w:r>
-      <w:proofErr w:type="spellStart"/>
-      <w:r>
-        <w:rPr>
-          <w:b/>
-          <w:bCs/>
-        </w:rPr>
-        <w:t>Viewport</w:t>
-      </w:r>
-      <w:proofErr w:type="spellEnd"/>
-      <w:r>
-        <w:rPr>
-          <w:b/>
-          <w:bCs/>
-        </w:rPr>
-        <w:t xml:space="preserve"> tesztelés</w:t>
-      </w:r>
-    </w:p>
-    <w:p>
-      <w:pPr>
-        <w:ind w:left="2124"/>
-        <w:jc w:val="both"/>
-      </w:pPr>
-      <w:r>
-        <w:t xml:space="preserve">A webshop modern elvárásaihoz igazodva elengedhetetlen volt a mobilbarát design ellenőrzése is. A tesztelés során a </w:t>
-      </w:r>
-      <w:proofErr w:type="spellStart"/>
-      <w:r>
-        <w:t>Cypress</w:t>
-      </w:r>
-      <w:proofErr w:type="spellEnd"/>
-      <w:r>
-        <w:t xml:space="preserve"> segítségével szimuláltam különböző </w:t>
-      </w:r>
-      <w:proofErr w:type="spellStart"/>
-      <w:r>
-        <w:t>kijelzőméretet</w:t>
-      </w:r>
-      <w:proofErr w:type="spellEnd"/>
-      <w:r>
-        <w:t>. (IPhone XR</w:t>
-      </w:r>
-      <w:r>
-        <w:t>)</w:t>
-      </w:r>
-    </w:p>
-    <w:p>
-      <w:pPr>
-        <w:pStyle w:val="Listaszerbekezds"/>
-        <w:numPr>
-          <w:ilvl w:val="0"/>
-          <w:numId w:val="9"/>
-        </w:numPr>
-        <w:jc w:val="both"/>
-        <w:rPr>
-          <w:b/>
-          <w:bCs/>
-        </w:rPr>
-      </w:pPr>
-      <w:r>
-        <w:rPr>
-          <w:b/>
-          <w:bCs/>
-        </w:rPr>
-        <w:t>Vizuális átrendeződés:</w:t>
-      </w:r>
-      <w:r>
-        <w:rPr>
-          <w:b/>
-          <w:bCs/>
-        </w:rPr>
-        <w:t xml:space="preserve"> </w:t>
-      </w:r>
-      <w:r>
-        <w:t xml:space="preserve">Ellenőriztem, hogy a főoldalon található </w:t>
-      </w:r>
-      <w:proofErr w:type="spellStart"/>
-      <w:r>
-        <w:t>Flowbite-React</w:t>
-      </w:r>
-      <w:proofErr w:type="spellEnd"/>
-      <w:r>
-        <w:t xml:space="preserve"> komponensek (</w:t>
-      </w:r>
-      <w:proofErr w:type="spellStart"/>
-      <w:r>
-        <w:t>Navbar</w:t>
-      </w:r>
-      <w:proofErr w:type="spellEnd"/>
-      <w:r>
-        <w:t xml:space="preserve">, keresés űrlap, termékkártyák) megfelelően alkalmazkodnak a kisebb kijelzőkhöz. Elsősorban a </w:t>
-      </w:r>
-      <w:proofErr w:type="spellStart"/>
-      <w:r>
-        <w:t>Navbar</w:t>
-      </w:r>
-      <w:proofErr w:type="spellEnd"/>
-      <w:r>
-        <w:t xml:space="preserve"> hamburger menübe való </w:t>
-      </w:r>
-      <w:proofErr w:type="spellStart"/>
-      <w:r>
-        <w:t>csoportulását</w:t>
-      </w:r>
-      <w:proofErr w:type="spellEnd"/>
-      <w:r>
-        <w:t xml:space="preserve"> ellenőriztem, ezzel biztosítva a könnyű kezelhetőséget.</w:t>
-      </w:r>
-    </w:p>
-    <w:p>
-      <w:pPr>
-        <w:pStyle w:val="Listaszerbekezds"/>
-        <w:ind w:left="2484"/>
-        <w:jc w:val="both"/>
-        <w:rPr>
-          <w:b/>
-          <w:bCs/>
-        </w:rPr>
-      </w:pPr>
-    </w:p>
-    <w:p>
-      <w:pPr>
-        <w:pStyle w:val="Listaszerbekezds"/>
-        <w:numPr>
-          <w:ilvl w:val="0"/>
-          <w:numId w:val="9"/>
-        </w:numPr>
-        <w:jc w:val="both"/>
-        <w:rPr>
-          <w:b/>
-          <w:bCs/>
-        </w:rPr>
-      </w:pPr>
-      <w:r>
-        <w:rPr>
-          <w:b/>
-          <w:bCs/>
-        </w:rPr>
-        <w:t xml:space="preserve">Interakciók: </w:t>
-      </w:r>
-      <w:r>
-        <w:t xml:space="preserve">Továbbá vizsgáltam, </w:t>
-      </w:r>
-      <w:proofErr w:type="spellStart"/>
-      <w:r>
-        <w:t>érintőkijelzős</w:t>
-      </w:r>
-      <w:proofErr w:type="spellEnd"/>
-      <w:r>
-        <w:t xml:space="preserve"> használatot szimulálva a gombok elérhetőek-e, láthatóak-e, és nem fordul-e elő az elemek egymásra vagy elcsúszása, különösen a </w:t>
-      </w:r>
-      <w:proofErr w:type="spellStart"/>
-      <w:r>
-        <w:t>Navbar</w:t>
-      </w:r>
-      <w:proofErr w:type="spellEnd"/>
-      <w:r>
-        <w:t xml:space="preserve"> komponens esetében.</w:t>
-      </w:r>
-    </w:p>
-    <w:p>
-      <w:pPr>
-        <w:pStyle w:val="Listaszerbekezds"/>
-        <w:rPr>
-          <w:b/>
-          <w:bCs/>
-        </w:rPr>
-      </w:pPr>
-    </w:p>
-    <w:p>
-      <w:pPr>
-        <w:pStyle w:val="Cmsor3"/>
-        <w:numPr>
-          <w:ilvl w:val="1"/>
-          <w:numId w:val="7"/>
-        </w:numPr>
-        <w:jc w:val="both"/>
-        <w:rPr>
-          <w:b/>
-          <w:bCs/>
-        </w:rPr>
-      </w:pPr>
-      <w:proofErr w:type="spellStart"/>
-      <w:r>
-        <w:rPr>
-          <w:b/>
-          <w:bCs/>
-        </w:rPr>
-        <w:t>Toast</w:t>
-      </w:r>
-      <w:proofErr w:type="spellEnd"/>
-      <w:r>
-        <w:rPr>
-          <w:b/>
-          <w:bCs/>
-        </w:rPr>
-        <w:t>-alapú aszinkron visszajelzések</w:t>
-      </w:r>
-    </w:p>
-    <w:p>
-      <w:pPr>
-        <w:ind w:left="2124"/>
-      </w:pPr>
-      <w:r>
-        <w:t xml:space="preserve">A webshop egyik kulcsfontosságú UX eleme a </w:t>
-      </w:r>
-      <w:proofErr w:type="spellStart"/>
-      <w:r>
-        <w:t>ToastProvider</w:t>
-      </w:r>
-      <w:proofErr w:type="spellEnd"/>
-      <w:r>
-        <w:t>, amely néhány kulcsfontosságú felhasználói művelet eredményéről tájékoztatja az oldalra látogatókat.</w:t>
-      </w:r>
-      <w:r>
-        <w:t xml:space="preserve"> Bár a </w:t>
-      </w:r>
-      <w:proofErr w:type="spellStart"/>
-      <w:r>
-        <w:t>Toast</w:t>
-      </w:r>
-      <w:proofErr w:type="spellEnd"/>
-      <w:r>
-        <w:t xml:space="preserve">-üzenetek működésére nem írtam külön automatizált tesztet, a beépítésük után minden fontos folyamatnál manuálisan ellenőriztem a megjelenésüket. </w:t>
-      </w:r>
-    </w:p>
-    <w:p>
-      <w:pPr>
-        <w:pStyle w:val="Listaszerbekezds"/>
-        <w:numPr>
-          <w:ilvl w:val="2"/>
-          <w:numId w:val="7"/>
-        </w:numPr>
-      </w:pPr>
-      <w:r>
-        <w:rPr>
-          <w:b/>
-          <w:bCs/>
-        </w:rPr>
-        <w:t xml:space="preserve">Sikeres folyamatok visszajelzése: </w:t>
-      </w:r>
-      <w:r>
-        <w:t xml:space="preserve"> Teszteltem, hogy sikeres regisztráció, bejelentkezés vagy szervizidőpont foglalás esetén megjelenik a zöld szín különböző árnyalataival ellátott, megerősítő üzenet. </w:t>
-      </w:r>
-    </w:p>
-    <w:p>
-      <w:pPr>
-        <w:pStyle w:val="Listaszerbekezds"/>
-        <w:numPr>
-          <w:ilvl w:val="2"/>
-          <w:numId w:val="7"/>
-        </w:numPr>
-      </w:pPr>
-      <w:r>
-        <w:rPr>
-          <w:b/>
-          <w:bCs/>
-        </w:rPr>
-        <w:t>Hibaágak visszajelzése:</w:t>
-      </w:r>
-      <w:r>
-        <w:t xml:space="preserve"> Szándékos hiba esetén, (pl.: rossz jelszó, üres hiba leírás), hogy a piros hibaüzenet megjelenik-e az adott űrlapon, ezzel egyértelmű választ adva a felhasználónak, hogy a művelet nem sikerült. </w:t>
-      </w:r>
-    </w:p>
-    <w:p>
-      <w:pPr>
-        <w:pStyle w:val="Listaszerbekezds"/>
-        <w:numPr>
-          <w:ilvl w:val="2"/>
-          <w:numId w:val="7"/>
-        </w:numPr>
-      </w:pPr>
-      <w:r>
-        <w:rPr>
-          <w:b/>
-          <w:bCs/>
-        </w:rPr>
-        <w:t>Jelentőség:</w:t>
-      </w:r>
-      <w:r>
-        <w:t xml:space="preserve"> A manuális tesztelések során megbizonyosodtam róla, hogy az üzenetek elég ideig láthatóak, de nem zavarják a további böngészést.</w:t>
-      </w:r>
-    </w:p>
-    <w:p>
-      <w:pPr>
-        <w:pStyle w:val="Cmsor3"/>
-        <w:numPr>
-          <w:ilvl w:val="1"/>
-          <w:numId w:val="7"/>
+          <w:numId w:val="22"/>
         </w:numPr>
         <w:jc w:val="both"/>
         <w:rPr>
@@ -1365,7 +1488,7 @@
         <w:pStyle w:val="Cmsor3"/>
         <w:numPr>
           <w:ilvl w:val="0"/>
-          <w:numId w:val="11"/>
+          <w:numId w:val="12"/>
         </w:numPr>
         <w:jc w:val="both"/>
         <w:rPr>
@@ -1378,7 +1501,13 @@
           <w:b/>
           <w:bCs/>
         </w:rPr>
-        <w:lastRenderedPageBreak/>
+        <w:t xml:space="preserve">  </w:t>
+      </w:r>
+      <w:r>
+        <w:rPr>
+          <w:b/>
+          <w:bCs/>
+        </w:rPr>
         <w:t>A tesztelés és a fejlesztés kapcsolata</w:t>
       </w:r>
     </w:p>
@@ -1475,7 +1604,7 @@
         <w:pStyle w:val="Cmsor3"/>
         <w:numPr>
           <w:ilvl w:val="0"/>
-          <w:numId w:val="11"/>
+          <w:numId w:val="12"/>
         </w:numPr>
         <w:rPr>
           <w:b/>
@@ -1557,13 +1686,28 @@
       <w:r>
         <w:t xml:space="preserve"> amely segítségével roppant egyszerű volt az automatizált tesztek megvalósítása, illetve többszöri bővítése is.</w:t>
       </w:r>
+    </w:p>
+    <w:p>
+      <w:pPr>
+        <w:ind w:left="1416"/>
+      </w:pPr>
+    </w:p>
+    <w:p>
+      <w:pPr>
+        <w:ind w:left="1416"/>
+      </w:pPr>
+    </w:p>
+    <w:p>
+      <w:pPr>
+        <w:ind w:left="1416"/>
+      </w:pPr>
     </w:p>
     <w:p>
       <w:pPr>
         <w:pStyle w:val="Cmsor3"/>
         <w:numPr>
           <w:ilvl w:val="0"/>
-          <w:numId w:val="11"/>
+          <w:numId w:val="12"/>
         </w:numPr>
         <w:rPr>
           <w:b/>
@@ -1575,6 +1719,7 @@
           <w:b/>
           <w:bCs/>
         </w:rPr>
+        <w:lastRenderedPageBreak/>
         <w:t>Zárás, Összegzés</w:t>
       </w:r>
     </w:p>
@@ -1596,7 +1741,6 @@
     </w:p>
     <w:p>
       <w:r>
-        <w:lastRenderedPageBreak/>
         <w:t xml:space="preserve"> </w:t>
       </w:r>
     </w:p>
@@ -1623,13 +1767,8 @@
     <w:p/>
     <w:p/>
     <w:p/>
-    <w:p/>
-    <w:p/>
-    <w:p>
-      <w:pPr>
-        <w:tabs>
-          <w:tab w:val="left" w:pos="1104"/>
-        </w:tabs>
+    <w:p>
+      <w:pPr>
         <w:sectPr>
           <w:pgSz w:w="11906" w:h="16838"/>
           <w:pgMar w:top="1417" w:right="1417" w:bottom="1417" w:left="1417" w:header="708" w:footer="708" w:gutter="0"/>
@@ -1644,25 +1783,26 @@
     <w:tbl>
       <w:tblPr>
         <w:tblStyle w:val="Rcsostblzat"/>
-        <w:tblW w:w="15720" w:type="dxa"/>
+        <w:tblW w:w="15753" w:type="dxa"/>
         <w:jc w:val="center"/>
         <w:tblLook w:val="04A0" w:firstRow="1" w:lastRow="0" w:firstColumn="1" w:lastColumn="0" w:noHBand="0" w:noVBand="1"/>
       </w:tblPr>
       <w:tblGrid>
-        <w:gridCol w:w="3370"/>
-        <w:gridCol w:w="2277"/>
-        <w:gridCol w:w="4103"/>
-        <w:gridCol w:w="2560"/>
-        <w:gridCol w:w="3410"/>
+        <w:gridCol w:w="1572"/>
+        <w:gridCol w:w="3661"/>
+        <w:gridCol w:w="4262"/>
+        <w:gridCol w:w="4261"/>
+        <w:gridCol w:w="1997"/>
       </w:tblGrid>
       <w:tr>
         <w:trPr>
-          <w:trHeight w:val="1083"/>
+          <w:trHeight w:val="806"/>
+          <w:tblHeader/>
           <w:jc w:val="center"/>
         </w:trPr>
         <w:tc>
           <w:tcPr>
-            <w:tcW w:w="3370" w:type="dxa"/>
+            <w:tcW w:w="1572" w:type="dxa"/>
             <w:tcBorders>
               <w:top w:val="single" w:sz="18" w:space="0" w:color="auto"/>
               <w:left w:val="single" w:sz="18" w:space="0" w:color="auto"/>
@@ -1674,7 +1814,6 @@
           <w:p>
             <w:pPr>
               <w:pStyle w:val="Cmsor2"/>
-              <w:spacing w:line="278" w:lineRule="auto"/>
               <w:jc w:val="center"/>
               <w:rPr>
                 <w:b/>
@@ -1687,36 +1826,13 @@
                 <w:bCs/>
               </w:rPr>
               <w:lastRenderedPageBreak/>
-              <w:t>Végpont</w:t>
-            </w:r>
-          </w:p>
-          <w:p>
-            <w:pPr>
-              <w:spacing w:line="278" w:lineRule="auto"/>
-              <w:jc w:val="center"/>
-              <w:rPr>
-                <w:rFonts w:eastAsiaTheme="majorEastAsia" w:cstheme="majorBidi"/>
-                <w:b/>
-                <w:bCs/>
-                <w:sz w:val="32"/>
-                <w:szCs w:val="32"/>
-              </w:rPr>
-            </w:pPr>
-            <w:r>
-              <w:rPr>
-                <w:rFonts w:eastAsiaTheme="majorEastAsia" w:cstheme="majorBidi"/>
-                <w:b/>
-                <w:bCs/>
-                <w:sz w:val="32"/>
-                <w:szCs w:val="32"/>
-              </w:rPr>
-              <w:t>(metódus/URL)</w:t>
-            </w:r>
-          </w:p>
-        </w:tc>
-        <w:tc>
-          <w:tcPr>
-            <w:tcW w:w="2277" w:type="dxa"/>
+              <w:t>ID</w:t>
+            </w:r>
+          </w:p>
+        </w:tc>
+        <w:tc>
+          <w:tcPr>
+            <w:tcW w:w="3661" w:type="dxa"/>
             <w:tcBorders>
               <w:top w:val="single" w:sz="18" w:space="0" w:color="auto"/>
               <w:left w:val="single" w:sz="18" w:space="0" w:color="auto"/>
@@ -1728,7 +1844,6 @@
           <w:p>
             <w:pPr>
               <w:pStyle w:val="Cmsor2"/>
-              <w:spacing w:line="278" w:lineRule="auto"/>
               <w:jc w:val="center"/>
               <w:rPr>
                 <w:b/>
@@ -1740,13 +1855,20 @@
                 <w:b/>
                 <w:bCs/>
               </w:rPr>
-              <w:t>Funkció</w:t>
-            </w:r>
-          </w:p>
-        </w:tc>
-        <w:tc>
-          <w:tcPr>
-            <w:tcW w:w="4103" w:type="dxa"/>
+              <w:t>F</w:t>
+            </w:r>
+            <w:r>
+              <w:rPr>
+                <w:b/>
+                <w:bCs/>
+              </w:rPr>
+              <w:t>olyamat</w:t>
+            </w:r>
+          </w:p>
+        </w:tc>
+        <w:tc>
+          <w:tcPr>
+            <w:tcW w:w="4262" w:type="dxa"/>
             <w:tcBorders>
               <w:top w:val="single" w:sz="18" w:space="0" w:color="auto"/>
               <w:left w:val="single" w:sz="18" w:space="0" w:color="auto"/>
@@ -1758,7 +1880,6 @@
           <w:p>
             <w:pPr>
               <w:pStyle w:val="Cmsor2"/>
-              <w:spacing w:line="278" w:lineRule="auto"/>
               <w:jc w:val="center"/>
               <w:rPr>
                 <w:b/>
@@ -1770,13 +1891,13 @@
                 <w:b/>
                 <w:bCs/>
               </w:rPr>
-              <w:t>Tesztadatok</w:t>
-            </w:r>
-          </w:p>
-        </w:tc>
-        <w:tc>
-          <w:tcPr>
-            <w:tcW w:w="2560" w:type="dxa"/>
+              <w:t>Lépések</w:t>
+            </w:r>
+          </w:p>
+        </w:tc>
+        <w:tc>
+          <w:tcPr>
+            <w:tcW w:w="4261" w:type="dxa"/>
             <w:tcBorders>
               <w:top w:val="single" w:sz="18" w:space="0" w:color="auto"/>
               <w:left w:val="single" w:sz="18" w:space="0" w:color="auto"/>
@@ -1788,7 +1909,6 @@
           <w:p>
             <w:pPr>
               <w:pStyle w:val="Cmsor2"/>
-              <w:spacing w:line="278" w:lineRule="auto"/>
               <w:jc w:val="center"/>
               <w:rPr>
                 <w:b/>
@@ -1800,13 +1920,20 @@
                 <w:b/>
                 <w:bCs/>
               </w:rPr>
-              <w:t>Várt válasz</w:t>
-            </w:r>
-          </w:p>
-        </w:tc>
-        <w:tc>
-          <w:tcPr>
-            <w:tcW w:w="3410" w:type="dxa"/>
+              <w:t xml:space="preserve">Várt </w:t>
+            </w:r>
+            <w:r>
+              <w:rPr>
+                <w:b/>
+                <w:bCs/>
+              </w:rPr>
+              <w:t>eredmény</w:t>
+            </w:r>
+          </w:p>
+        </w:tc>
+        <w:tc>
+          <w:tcPr>
+            <w:tcW w:w="1997" w:type="dxa"/>
             <w:tcBorders>
               <w:top w:val="single" w:sz="18" w:space="0" w:color="auto"/>
               <w:left w:val="single" w:sz="18" w:space="0" w:color="auto"/>
@@ -1818,7 +1945,6 @@
           <w:p>
             <w:pPr>
               <w:pStyle w:val="Cmsor2"/>
-              <w:spacing w:line="278" w:lineRule="auto"/>
               <w:jc w:val="center"/>
               <w:rPr>
                 <w:b/>
@@ -1830,19 +1956,20 @@
                 <w:b/>
                 <w:bCs/>
               </w:rPr>
-              <w:t>Validáció</w:t>
+              <w:t>Sikeres</w:t>
             </w:r>
           </w:p>
         </w:tc>
       </w:tr>
       <w:tr>
         <w:trPr>
-          <w:trHeight w:val="1070"/>
+          <w:trHeight w:val="971"/>
+          <w:tblHeader/>
           <w:jc w:val="center"/>
         </w:trPr>
         <w:tc>
           <w:tcPr>
-            <w:tcW w:w="3370" w:type="dxa"/>
+            <w:tcW w:w="1572" w:type="dxa"/>
             <w:tcBorders>
               <w:top w:val="single" w:sz="18" w:space="0" w:color="auto"/>
             </w:tcBorders>
@@ -1852,16 +1979,24 @@
             <w:pPr>
               <w:pStyle w:val="Cmsor2"/>
               <w:spacing w:line="278" w:lineRule="auto"/>
+              <w:jc w:val="center"/>
               <w:rPr>
                 <w:b/>
                 <w:bCs/>
               </w:rPr>
             </w:pPr>
-          </w:p>
-        </w:tc>
-        <w:tc>
-          <w:tcPr>
-            <w:tcW w:w="2277" w:type="dxa"/>
+            <w:r>
+              <w:rPr>
+                <w:b/>
+                <w:bCs/>
+              </w:rPr>
+              <w:t>1</w:t>
+            </w:r>
+          </w:p>
+        </w:tc>
+        <w:tc>
+          <w:tcPr>
+            <w:tcW w:w="3661" w:type="dxa"/>
             <w:tcBorders>
               <w:top w:val="single" w:sz="18" w:space="0" w:color="auto"/>
             </w:tcBorders>
@@ -1869,3087 +2004,2524 @@
           </w:tcPr>
           <w:p>
             <w:pPr>
+              <w:jc w:val="center"/>
+            </w:pPr>
+            <w:r>
+              <w:t>Regisztráció és belépés</w:t>
+            </w:r>
+          </w:p>
+        </w:tc>
+        <w:tc>
+          <w:tcPr>
+            <w:tcW w:w="4262" w:type="dxa"/>
+            <w:tcBorders>
+              <w:top w:val="single" w:sz="18" w:space="0" w:color="auto"/>
+            </w:tcBorders>
+            <w:vAlign w:val="center"/>
+          </w:tcPr>
+          <w:p>
+            <w:pPr>
+              <w:jc w:val="center"/>
+            </w:pPr>
+            <w:r>
+              <w:t>űrlap kitöltése - regisztráció - belépés</w:t>
+            </w:r>
+          </w:p>
+        </w:tc>
+        <w:tc>
+          <w:tcPr>
+            <w:tcW w:w="4261" w:type="dxa"/>
+            <w:tcBorders>
+              <w:top w:val="single" w:sz="18" w:space="0" w:color="auto"/>
+            </w:tcBorders>
+            <w:vAlign w:val="center"/>
+          </w:tcPr>
+          <w:p>
+            <w:pPr>
+              <w:jc w:val="center"/>
+            </w:pPr>
+            <w:r>
+              <w:t>Sikeres regisztráció, login majd átirányítás a főoldalra</w:t>
+            </w:r>
+          </w:p>
+        </w:tc>
+        <w:tc>
+          <w:tcPr>
+            <w:tcW w:w="1997" w:type="dxa"/>
+            <w:tcBorders>
+              <w:top w:val="single" w:sz="18" w:space="0" w:color="auto"/>
+            </w:tcBorders>
+            <w:vAlign w:val="center"/>
+          </w:tcPr>
+          <w:p>
+            <w:pPr>
+              <w:jc w:val="center"/>
+            </w:pPr>
+            <w:r>
+              <w:t>igen</w:t>
+            </w:r>
+          </w:p>
+        </w:tc>
+      </w:tr>
+      <w:tr>
+        <w:trPr>
+          <w:trHeight w:val="1099"/>
+          <w:tblHeader/>
+          <w:jc w:val="center"/>
+        </w:trPr>
+        <w:tc>
+          <w:tcPr>
+            <w:tcW w:w="1572" w:type="dxa"/>
+            <w:vAlign w:val="center"/>
+          </w:tcPr>
+          <w:p>
+            <w:pPr>
               <w:pStyle w:val="Cmsor2"/>
               <w:spacing w:line="278" w:lineRule="auto"/>
+              <w:jc w:val="center"/>
               <w:rPr>
                 <w:b/>
                 <w:bCs/>
               </w:rPr>
             </w:pPr>
-          </w:p>
-        </w:tc>
-        <w:tc>
-          <w:tcPr>
-            <w:tcW w:w="4103" w:type="dxa"/>
-            <w:tcBorders>
-              <w:top w:val="single" w:sz="18" w:space="0" w:color="auto"/>
-            </w:tcBorders>
-            <w:vAlign w:val="center"/>
-          </w:tcPr>
-          <w:p>
-            <w:pPr>
-              <w:pStyle w:val="Cmsor2"/>
-              <w:spacing w:line="278" w:lineRule="auto"/>
+            <w:r>
               <w:rPr>
                 <w:b/>
                 <w:bCs/>
               </w:rPr>
-            </w:pPr>
-          </w:p>
-        </w:tc>
-        <w:tc>
-          <w:tcPr>
-            <w:tcW w:w="2560" w:type="dxa"/>
-            <w:tcBorders>
-              <w:top w:val="single" w:sz="18" w:space="0" w:color="auto"/>
-            </w:tcBorders>
+              <w:t>2</w:t>
+            </w:r>
+          </w:p>
+        </w:tc>
+        <w:tc>
+          <w:tcPr>
+            <w:tcW w:w="3661" w:type="dxa"/>
+            <w:vAlign w:val="center"/>
+          </w:tcPr>
+          <w:p>
+            <w:pPr>
+              <w:jc w:val="center"/>
+            </w:pPr>
+            <w:r>
+              <w:t>K</w:t>
+            </w:r>
+            <w:r>
+              <w:t>osár oldal elérése</w:t>
+            </w:r>
+          </w:p>
+          <w:p>
+            <w:pPr>
+              <w:jc w:val="center"/>
+            </w:pPr>
+            <w:r>
+              <w:t>bejelentkezés nélkül</w:t>
+            </w:r>
+          </w:p>
+        </w:tc>
+        <w:tc>
+          <w:tcPr>
+            <w:tcW w:w="4262" w:type="dxa"/>
+            <w:vAlign w:val="center"/>
+          </w:tcPr>
+          <w:p>
+            <w:pPr>
+              <w:jc w:val="center"/>
+            </w:pPr>
+            <w:r>
+              <w:t>Főoldal - Kosárba gombra kattintás - kosár frissül - kosár oldal elérése</w:t>
+            </w:r>
+          </w:p>
+        </w:tc>
+        <w:tc>
+          <w:tcPr>
+            <w:tcW w:w="4261" w:type="dxa"/>
+            <w:vAlign w:val="center"/>
+          </w:tcPr>
+          <w:p>
+            <w:pPr>
+              <w:jc w:val="center"/>
+            </w:pPr>
+            <w:r>
+              <w:t>A kosár számlálója nő, a kosárban látható lesz a termék</w:t>
+            </w:r>
+          </w:p>
+        </w:tc>
+        <w:tc>
+          <w:tcPr>
+            <w:tcW w:w="1997" w:type="dxa"/>
+            <w:vAlign w:val="center"/>
+          </w:tcPr>
+          <w:p>
+            <w:pPr>
+              <w:jc w:val="center"/>
+            </w:pPr>
+            <w:r>
+              <w:t>igen</w:t>
+            </w:r>
+          </w:p>
+        </w:tc>
+      </w:tr>
+      <w:tr>
+        <w:trPr>
+          <w:trHeight w:val="1068"/>
+          <w:tblHeader/>
+          <w:jc w:val="center"/>
+        </w:trPr>
+        <w:tc>
+          <w:tcPr>
+            <w:tcW w:w="1572" w:type="dxa"/>
             <w:vAlign w:val="center"/>
           </w:tcPr>
           <w:p>
             <w:pPr>
               <w:pStyle w:val="Cmsor2"/>
               <w:spacing w:line="278" w:lineRule="auto"/>
+              <w:jc w:val="center"/>
               <w:rPr>
                 <w:b/>
                 <w:bCs/>
               </w:rPr>
             </w:pPr>
-          </w:p>
-        </w:tc>
-        <w:tc>
-          <w:tcPr>
-            <w:tcW w:w="3410" w:type="dxa"/>
-            <w:tcBorders>
-              <w:top w:val="single" w:sz="18" w:space="0" w:color="auto"/>
-            </w:tcBorders>
-            <w:vAlign w:val="center"/>
-          </w:tcPr>
-          <w:p>
-            <w:pPr>
-              <w:pStyle w:val="Cmsor2"/>
-              <w:spacing w:line="278" w:lineRule="auto"/>
+            <w:r>
               <w:rPr>
                 <w:b/>
                 <w:bCs/>
               </w:rPr>
-            </w:pPr>
+              <w:t>3</w:t>
+            </w:r>
+          </w:p>
+        </w:tc>
+        <w:tc>
+          <w:tcPr>
+            <w:tcW w:w="3661" w:type="dxa"/>
+            <w:vAlign w:val="center"/>
+          </w:tcPr>
+          <w:p>
+            <w:pPr>
+              <w:jc w:val="center"/>
+            </w:pPr>
+            <w:r>
+              <w:t>Továbblépés a kosárból</w:t>
+            </w:r>
+          </w:p>
+          <w:p>
+            <w:pPr>
+              <w:jc w:val="center"/>
+            </w:pPr>
+            <w:r>
+              <w:t>(bejelentkezés nélkül)</w:t>
+            </w:r>
+          </w:p>
+        </w:tc>
+        <w:tc>
+          <w:tcPr>
+            <w:tcW w:w="4262" w:type="dxa"/>
+            <w:vAlign w:val="center"/>
+          </w:tcPr>
+          <w:p>
+            <w:pPr>
+              <w:jc w:val="center"/>
+            </w:pPr>
+            <w:r>
+              <w:t>Főoldal - Kosárba gombra kattintás - kosár frissül - kosár oldal – Tovább az adatokhoz gombra kattint</w:t>
+            </w:r>
+          </w:p>
+        </w:tc>
+        <w:tc>
+          <w:tcPr>
+            <w:tcW w:w="4261" w:type="dxa"/>
+            <w:vAlign w:val="center"/>
+          </w:tcPr>
+          <w:p>
+            <w:pPr>
+              <w:jc w:val="center"/>
+            </w:pPr>
+            <w:r>
+              <w:t>A rendszer átirányít a bejelentkezési oldalra, mivel nincs belépett felhasználó</w:t>
+            </w:r>
+          </w:p>
+        </w:tc>
+        <w:tc>
+          <w:tcPr>
+            <w:tcW w:w="1997" w:type="dxa"/>
+            <w:vAlign w:val="center"/>
+          </w:tcPr>
+          <w:p>
+            <w:pPr>
+              <w:jc w:val="center"/>
+            </w:pPr>
+            <w:r>
+              <w:t>igen</w:t>
+            </w:r>
           </w:p>
         </w:tc>
       </w:tr>
       <w:tr>
         <w:trPr>
-          <w:trHeight w:val="1278"/>
+          <w:trHeight w:val="1099"/>
+          <w:tblHeader/>
           <w:jc w:val="center"/>
         </w:trPr>
         <w:tc>
           <w:tcPr>
-            <w:tcW w:w="3370" w:type="dxa"/>
+            <w:tcW w:w="1572" w:type="dxa"/>
             <w:vAlign w:val="center"/>
           </w:tcPr>
           <w:p>
             <w:pPr>
               <w:pStyle w:val="Cmsor2"/>
               <w:spacing w:line="278" w:lineRule="auto"/>
+              <w:jc w:val="center"/>
               <w:rPr>
                 <w:b/>
                 <w:bCs/>
               </w:rPr>
             </w:pPr>
-          </w:p>
-        </w:tc>
-        <w:tc>
-          <w:tcPr>
-            <w:tcW w:w="2277" w:type="dxa"/>
-            <w:vAlign w:val="center"/>
-          </w:tcPr>
-          <w:p>
-            <w:pPr>
-              <w:pStyle w:val="Cmsor2"/>
-              <w:spacing w:line="278" w:lineRule="auto"/>
+            <w:r>
               <w:rPr>
                 <w:b/>
                 <w:bCs/>
               </w:rPr>
-            </w:pPr>
-          </w:p>
-        </w:tc>
-        <w:tc>
-          <w:tcPr>
-            <w:tcW w:w="4103" w:type="dxa"/>
+              <w:t>4</w:t>
+            </w:r>
+          </w:p>
+        </w:tc>
+        <w:tc>
+          <w:tcPr>
+            <w:tcW w:w="3661" w:type="dxa"/>
+            <w:vAlign w:val="center"/>
+          </w:tcPr>
+          <w:p>
+            <w:pPr>
+              <w:jc w:val="center"/>
+            </w:pPr>
+            <w:r>
+              <w:t>Sikeres rendelés</w:t>
+            </w:r>
+          </w:p>
+        </w:tc>
+        <w:tc>
+          <w:tcPr>
+            <w:tcW w:w="4262" w:type="dxa"/>
+            <w:vAlign w:val="center"/>
+          </w:tcPr>
+          <w:p>
+            <w:pPr>
+              <w:jc w:val="center"/>
+            </w:pPr>
+            <w:r>
+              <w:t>Bejelentkezési folyamat – főoldalról termék a kosárba – kosár oldalról tovább lépve adatok kitöltése – Rendelés befejezése gombra kattint</w:t>
+            </w:r>
+          </w:p>
+        </w:tc>
+        <w:tc>
+          <w:tcPr>
+            <w:tcW w:w="4261" w:type="dxa"/>
+            <w:vAlign w:val="center"/>
+          </w:tcPr>
+          <w:p>
+            <w:pPr>
+              <w:jc w:val="center"/>
+            </w:pPr>
+            <w:r>
+              <w:t>A rendelés sikerességről tájékoztat a rendszer a felhasználó átkerül a „Köszönjük a megrendelésedet!” oldalra</w:t>
+            </w:r>
+          </w:p>
+        </w:tc>
+        <w:tc>
+          <w:tcPr>
+            <w:tcW w:w="1997" w:type="dxa"/>
+            <w:vAlign w:val="center"/>
+          </w:tcPr>
+          <w:p>
+            <w:pPr>
+              <w:jc w:val="center"/>
+            </w:pPr>
+            <w:r>
+              <w:t>igen</w:t>
+            </w:r>
+          </w:p>
+        </w:tc>
+      </w:tr>
+      <w:tr>
+        <w:trPr>
+          <w:trHeight w:val="1244"/>
+          <w:tblHeader/>
+          <w:jc w:val="center"/>
+        </w:trPr>
+        <w:tc>
+          <w:tcPr>
+            <w:tcW w:w="1572" w:type="dxa"/>
             <w:vAlign w:val="center"/>
           </w:tcPr>
           <w:p>
             <w:pPr>
               <w:pStyle w:val="Cmsor2"/>
               <w:spacing w:line="278" w:lineRule="auto"/>
+              <w:jc w:val="center"/>
               <w:rPr>
                 <w:b/>
                 <w:bCs/>
               </w:rPr>
             </w:pPr>
-          </w:p>
-        </w:tc>
-        <w:tc>
-          <w:tcPr>
-            <w:tcW w:w="2560" w:type="dxa"/>
-            <w:vAlign w:val="center"/>
-          </w:tcPr>
-          <w:p>
-            <w:pPr>
-              <w:pStyle w:val="Cmsor2"/>
-              <w:spacing w:line="278" w:lineRule="auto"/>
+            <w:r>
               <w:rPr>
                 <w:b/>
                 <w:bCs/>
               </w:rPr>
-            </w:pPr>
-          </w:p>
-        </w:tc>
-        <w:tc>
-          <w:tcPr>
-            <w:tcW w:w="3410" w:type="dxa"/>
+              <w:t>5</w:t>
+            </w:r>
+          </w:p>
+        </w:tc>
+        <w:tc>
+          <w:tcPr>
+            <w:tcW w:w="3661" w:type="dxa"/>
             <w:vAlign w:val="center"/>
           </w:tcPr>
           <w:p>
             <w:pPr>
+              <w:jc w:val="center"/>
+            </w:pPr>
+            <w:r>
+              <w:t xml:space="preserve">Jelszó visszaállítás email </w:t>
+            </w:r>
+          </w:p>
+          <w:p>
+            <w:pPr>
+              <w:jc w:val="center"/>
+            </w:pPr>
+            <w:r>
+              <w:t>elküldése</w:t>
+            </w:r>
+          </w:p>
+        </w:tc>
+        <w:tc>
+          <w:tcPr>
+            <w:tcW w:w="4262" w:type="dxa"/>
+            <w:vAlign w:val="center"/>
+          </w:tcPr>
+          <w:p>
+            <w:pPr>
+              <w:jc w:val="center"/>
+            </w:pPr>
+            <w:r>
+              <w:t xml:space="preserve">bejelentkezési űrlap – elfelejtettem a </w:t>
+            </w:r>
+            <w:proofErr w:type="spellStart"/>
+            <w:r>
+              <w:t>jelszavam</w:t>
+            </w:r>
+            <w:proofErr w:type="spellEnd"/>
+            <w:r>
+              <w:t xml:space="preserve"> gombra kattint – email megadása – email küldése gombra kattint</w:t>
+            </w:r>
+          </w:p>
+        </w:tc>
+        <w:tc>
+          <w:tcPr>
+            <w:tcW w:w="4261" w:type="dxa"/>
+            <w:vAlign w:val="center"/>
+          </w:tcPr>
+          <w:p>
+            <w:pPr>
+              <w:jc w:val="center"/>
+            </w:pPr>
+            <w:r>
+              <w:t>A rendszer értesíti a felhasználót, hogy az email elküldésre került, átirányítás a bejelentkezési felületre</w:t>
+            </w:r>
+          </w:p>
+        </w:tc>
+        <w:tc>
+          <w:tcPr>
+            <w:tcW w:w="1997" w:type="dxa"/>
+            <w:vAlign w:val="center"/>
+          </w:tcPr>
+          <w:p>
+            <w:pPr>
+              <w:jc w:val="center"/>
+            </w:pPr>
+            <w:r>
+              <w:t>igen</w:t>
+            </w:r>
+          </w:p>
+        </w:tc>
+      </w:tr>
+      <w:tr>
+        <w:trPr>
+          <w:trHeight w:val="1086"/>
+          <w:tblHeader/>
+          <w:jc w:val="center"/>
+        </w:trPr>
+        <w:tc>
+          <w:tcPr>
+            <w:tcW w:w="1572" w:type="dxa"/>
+            <w:vAlign w:val="center"/>
+          </w:tcPr>
+          <w:p>
+            <w:pPr>
               <w:pStyle w:val="Cmsor2"/>
-              <w:spacing w:line="278" w:lineRule="auto"/>
+              <w:jc w:val="center"/>
               <w:rPr>
                 <w:b/>
                 <w:bCs/>
               </w:rPr>
             </w:pPr>
-          </w:p>
-        </w:tc>
-      </w:tr>
-      <w:tr>
-        <w:trPr>
-          <w:trHeight w:val="1255"/>
-          <w:jc w:val="center"/>
-        </w:trPr>
-        <w:tc>
-          <w:tcPr>
-            <w:tcW w:w="3370" w:type="dxa"/>
-            <w:vAlign w:val="center"/>
-          </w:tcPr>
-          <w:p>
-            <w:pPr>
-              <w:pStyle w:val="Cmsor2"/>
-              <w:spacing w:line="278" w:lineRule="auto"/>
+            <w:r>
               <w:rPr>
                 <w:b/>
                 <w:bCs/>
               </w:rPr>
-            </w:pPr>
-          </w:p>
-        </w:tc>
-        <w:tc>
-          <w:tcPr>
-            <w:tcW w:w="2277" w:type="dxa"/>
+              <w:t>6</w:t>
+            </w:r>
+          </w:p>
+        </w:tc>
+        <w:tc>
+          <w:tcPr>
+            <w:tcW w:w="3661" w:type="dxa"/>
             <w:vAlign w:val="center"/>
           </w:tcPr>
           <w:p>
             <w:pPr>
+              <w:jc w:val="center"/>
+            </w:pPr>
+            <w:r>
+              <w:t xml:space="preserve">Mobil </w:t>
+            </w:r>
+            <w:proofErr w:type="spellStart"/>
+            <w:r>
+              <w:t>reszponzívitás</w:t>
+            </w:r>
+            <w:proofErr w:type="spellEnd"/>
+            <w:r>
+              <w:t xml:space="preserve"> </w:t>
+            </w:r>
+          </w:p>
+        </w:tc>
+        <w:tc>
+          <w:tcPr>
+            <w:tcW w:w="4262" w:type="dxa"/>
+            <w:vAlign w:val="center"/>
+          </w:tcPr>
+          <w:p>
+            <w:pPr>
+              <w:jc w:val="center"/>
+            </w:pPr>
+            <w:proofErr w:type="spellStart"/>
+            <w:r>
+              <w:t>viewport</w:t>
+            </w:r>
+            <w:proofErr w:type="spellEnd"/>
+            <w:r>
+              <w:t xml:space="preserve"> váltás</w:t>
+            </w:r>
+          </w:p>
+        </w:tc>
+        <w:tc>
+          <w:tcPr>
+            <w:tcW w:w="4261" w:type="dxa"/>
+            <w:vAlign w:val="center"/>
+          </w:tcPr>
+          <w:p>
+            <w:pPr>
+              <w:jc w:val="center"/>
+            </w:pPr>
+            <w:r>
+              <w:t>A Na</w:t>
+            </w:r>
+            <w:r>
+              <w:t>vigációs sáv</w:t>
+            </w:r>
+            <w:r>
+              <w:t xml:space="preserve"> komponensből, hamburger menü lesz és a termékkártyák egymás alá kerülnek</w:t>
+            </w:r>
+          </w:p>
+        </w:tc>
+        <w:tc>
+          <w:tcPr>
+            <w:tcW w:w="1997" w:type="dxa"/>
+            <w:vAlign w:val="center"/>
+          </w:tcPr>
+          <w:p>
+            <w:pPr>
+              <w:jc w:val="center"/>
+            </w:pPr>
+            <w:r>
+              <w:t>igen</w:t>
+            </w:r>
+          </w:p>
+        </w:tc>
+      </w:tr>
+      <w:tr>
+        <w:trPr>
+          <w:trHeight w:val="1101"/>
+          <w:tblHeader/>
+          <w:jc w:val="center"/>
+        </w:trPr>
+        <w:tc>
+          <w:tcPr>
+            <w:tcW w:w="1572" w:type="dxa"/>
+            <w:vAlign w:val="center"/>
+          </w:tcPr>
+          <w:p>
+            <w:pPr>
               <w:pStyle w:val="Cmsor2"/>
-              <w:spacing w:line="278" w:lineRule="auto"/>
+              <w:jc w:val="center"/>
               <w:rPr>
                 <w:b/>
                 <w:bCs/>
               </w:rPr>
             </w:pPr>
-          </w:p>
-        </w:tc>
-        <w:tc>
-          <w:tcPr>
-            <w:tcW w:w="4103" w:type="dxa"/>
-            <w:vAlign w:val="center"/>
-          </w:tcPr>
-          <w:p>
-            <w:pPr>
-              <w:pStyle w:val="Cmsor2"/>
-              <w:spacing w:line="278" w:lineRule="auto"/>
+            <w:r>
               <w:rPr>
                 <w:b/>
                 <w:bCs/>
               </w:rPr>
-            </w:pPr>
-          </w:p>
-        </w:tc>
-        <w:tc>
-          <w:tcPr>
-            <w:tcW w:w="2560" w:type="dxa"/>
+              <w:t>7</w:t>
+            </w:r>
+          </w:p>
+        </w:tc>
+        <w:tc>
+          <w:tcPr>
+            <w:tcW w:w="3661" w:type="dxa"/>
             <w:vAlign w:val="center"/>
           </w:tcPr>
           <w:p>
             <w:pPr>
+              <w:jc w:val="center"/>
+            </w:pPr>
+            <w:r>
+              <w:t>Bejelentkezési próbálkozás hibás adatokkal</w:t>
+            </w:r>
+          </w:p>
+        </w:tc>
+        <w:tc>
+          <w:tcPr>
+            <w:tcW w:w="4262" w:type="dxa"/>
+            <w:vAlign w:val="center"/>
+          </w:tcPr>
+          <w:p>
+            <w:pPr>
+              <w:jc w:val="center"/>
+            </w:pPr>
+            <w:r>
+              <w:t>Bejelentkezés gombra kattint (főoldal</w:t>
+            </w:r>
+            <w:r>
+              <w:t>on</w:t>
+            </w:r>
+            <w:r>
+              <w:t>) – bejelentkezési felületen űrlap kitöltése – Bejelentkezés gombra kattint – hibaüzenet</w:t>
+            </w:r>
+          </w:p>
+        </w:tc>
+        <w:tc>
+          <w:tcPr>
+            <w:tcW w:w="4261" w:type="dxa"/>
+            <w:vAlign w:val="center"/>
+          </w:tcPr>
+          <w:p>
+            <w:pPr>
+              <w:jc w:val="center"/>
+            </w:pPr>
+            <w:r>
+              <w:t>A megfelelő hibaüzenet megjelenik az űrlapon.</w:t>
+            </w:r>
+          </w:p>
+        </w:tc>
+        <w:tc>
+          <w:tcPr>
+            <w:tcW w:w="1997" w:type="dxa"/>
+            <w:vAlign w:val="center"/>
+          </w:tcPr>
+          <w:p>
+            <w:pPr>
+              <w:jc w:val="center"/>
+            </w:pPr>
+            <w:r>
+              <w:t>igen</w:t>
+            </w:r>
+          </w:p>
+        </w:tc>
+      </w:tr>
+      <w:tr>
+        <w:tblPrEx>
+          <w:jc w:val="left"/>
+        </w:tblPrEx>
+        <w:trPr>
+          <w:trHeight w:val="1101"/>
+        </w:trPr>
+        <w:tc>
+          <w:tcPr>
+            <w:tcW w:w="1572" w:type="dxa"/>
+          </w:tcPr>
+          <w:p>
+            <w:pPr>
               <w:pStyle w:val="Cmsor2"/>
-              <w:spacing w:line="278" w:lineRule="auto"/>
+              <w:jc w:val="center"/>
               <w:rPr>
                 <w:b/>
                 <w:bCs/>
               </w:rPr>
             </w:pPr>
-          </w:p>
-        </w:tc>
-        <w:tc>
-          <w:tcPr>
-            <w:tcW w:w="3410" w:type="dxa"/>
-            <w:vAlign w:val="center"/>
-          </w:tcPr>
-          <w:p>
-            <w:pPr>
-              <w:pStyle w:val="Cmsor2"/>
-              <w:spacing w:line="278" w:lineRule="auto"/>
+            <w:r>
               <w:rPr>
                 <w:b/>
                 <w:bCs/>
               </w:rPr>
-            </w:pPr>
+              <w:t>8</w:t>
+            </w:r>
+          </w:p>
+        </w:tc>
+        <w:tc>
+          <w:tcPr>
+            <w:tcW w:w="3661" w:type="dxa"/>
+          </w:tcPr>
+          <w:p>
+            <w:pPr>
+              <w:jc w:val="center"/>
+            </w:pPr>
+            <w:r>
+              <w:t>Regisztráció már korábban regisztrált email címmel</w:t>
+            </w:r>
+          </w:p>
+        </w:tc>
+        <w:tc>
+          <w:tcPr>
+            <w:tcW w:w="4262" w:type="dxa"/>
+          </w:tcPr>
+          <w:p>
+            <w:pPr>
+              <w:jc w:val="center"/>
+            </w:pPr>
+            <w:r>
+              <w:t>Regisztráció gombra kattint (főoldalon) – regisztrációs felületen űrlap kitöltése –Regisztrálok gombra kattint – hibaüzenet</w:t>
+            </w:r>
+          </w:p>
+        </w:tc>
+        <w:tc>
+          <w:tcPr>
+            <w:tcW w:w="4261" w:type="dxa"/>
+          </w:tcPr>
+          <w:p>
+            <w:pPr>
+              <w:jc w:val="center"/>
+            </w:pPr>
+            <w:r>
+              <w:t>A megfelelő hibaüzenet megjelenik az űrlapon.</w:t>
+            </w:r>
+          </w:p>
+        </w:tc>
+        <w:tc>
+          <w:tcPr>
+            <w:tcW w:w="1997" w:type="dxa"/>
+          </w:tcPr>
+          <w:p>
+            <w:pPr>
+              <w:jc w:val="center"/>
+            </w:pPr>
+            <w:r>
+              <w:t>igen</w:t>
+            </w:r>
           </w:p>
         </w:tc>
       </w:tr>
+    </w:tbl>
+    <w:p>
+      <w:r>
+        <w:br w:type="page"/>
+      </w:r>
+    </w:p>
+    <w:tbl>
+      <w:tblPr>
+        <w:tblStyle w:val="Rcsostblzat"/>
+        <w:tblW w:w="15753" w:type="dxa"/>
+        <w:tblLook w:val="04A0" w:firstRow="1" w:lastRow="0" w:firstColumn="1" w:lastColumn="0" w:noHBand="0" w:noVBand="1"/>
+      </w:tblPr>
+      <w:tblGrid>
+        <w:gridCol w:w="1572"/>
+        <w:gridCol w:w="3661"/>
+        <w:gridCol w:w="4262"/>
+        <w:gridCol w:w="4261"/>
+        <w:gridCol w:w="1997"/>
+      </w:tblGrid>
       <w:tr>
         <w:trPr>
-          <w:trHeight w:val="1145"/>
-          <w:jc w:val="center"/>
+          <w:trHeight w:val="1101"/>
         </w:trPr>
         <w:tc>
           <w:tcPr>
-            <w:tcW w:w="3370" w:type="dxa"/>
-            <w:vAlign w:val="center"/>
+            <w:tcW w:w="1572" w:type="dxa"/>
           </w:tcPr>
           <w:p>
             <w:pPr>
               <w:pStyle w:val="Cmsor2"/>
-              <w:spacing w:line="278" w:lineRule="auto"/>
+              <w:jc w:val="center"/>
               <w:rPr>
                 <w:b/>
                 <w:bCs/>
               </w:rPr>
             </w:pPr>
-          </w:p>
-        </w:tc>
-        <w:tc>
-          <w:tcPr>
-            <w:tcW w:w="2277" w:type="dxa"/>
-            <w:vAlign w:val="center"/>
-          </w:tcPr>
-          <w:p>
-            <w:pPr>
-              <w:pStyle w:val="Cmsor2"/>
-              <w:spacing w:line="278" w:lineRule="auto"/>
+            <w:r>
               <w:rPr>
                 <w:b/>
                 <w:bCs/>
               </w:rPr>
-            </w:pPr>
-          </w:p>
-        </w:tc>
-        <w:tc>
-          <w:tcPr>
-            <w:tcW w:w="4103" w:type="dxa"/>
-            <w:vAlign w:val="center"/>
+              <w:lastRenderedPageBreak/>
+              <w:t>9</w:t>
+            </w:r>
+          </w:p>
+        </w:tc>
+        <w:tc>
+          <w:tcPr>
+            <w:tcW w:w="3661" w:type="dxa"/>
+          </w:tcPr>
+          <w:p>
+            <w:pPr>
+              <w:jc w:val="center"/>
+            </w:pPr>
+            <w:r>
+              <w:t>Jelszóvisszaállítás, még nem regisztrált email megadásával</w:t>
+            </w:r>
+          </w:p>
+        </w:tc>
+        <w:tc>
+          <w:tcPr>
+            <w:tcW w:w="4262" w:type="dxa"/>
+          </w:tcPr>
+          <w:p>
+            <w:pPr>
+              <w:jc w:val="center"/>
+            </w:pPr>
+            <w:r>
+              <w:t xml:space="preserve">Bejelentkezési felület – Elfelejtettem a </w:t>
+            </w:r>
+            <w:proofErr w:type="spellStart"/>
+            <w:r>
+              <w:t>jelszavam</w:t>
+            </w:r>
+            <w:proofErr w:type="spellEnd"/>
+            <w:r>
+              <w:t xml:space="preserve"> gombra kattint – email megadása – email küldése gombra kattint </w:t>
+            </w:r>
+          </w:p>
+          <w:p>
+            <w:pPr>
+              <w:jc w:val="center"/>
+            </w:pPr>
+            <w:r>
+              <w:t>hibaüzenet</w:t>
+            </w:r>
+          </w:p>
+        </w:tc>
+        <w:tc>
+          <w:tcPr>
+            <w:tcW w:w="4261" w:type="dxa"/>
+          </w:tcPr>
+          <w:p>
+            <w:pPr>
+              <w:jc w:val="center"/>
+            </w:pPr>
+            <w:r>
+              <w:t>A megfelelő hibaüzenet megjelenik az űrlapon.</w:t>
+            </w:r>
+          </w:p>
+        </w:tc>
+        <w:tc>
+          <w:tcPr>
+            <w:tcW w:w="1997" w:type="dxa"/>
+          </w:tcPr>
+          <w:p>
+            <w:pPr>
+              <w:jc w:val="center"/>
+            </w:pPr>
+            <w:r>
+              <w:t>igen</w:t>
+            </w:r>
+          </w:p>
+        </w:tc>
+      </w:tr>
+      <w:tr>
+        <w:trPr>
+          <w:trHeight w:val="1101"/>
+        </w:trPr>
+        <w:tc>
+          <w:tcPr>
+            <w:tcW w:w="1572" w:type="dxa"/>
           </w:tcPr>
           <w:p>
             <w:pPr>
               <w:pStyle w:val="Cmsor2"/>
-              <w:spacing w:line="278" w:lineRule="auto"/>
+              <w:jc w:val="center"/>
               <w:rPr>
                 <w:b/>
                 <w:bCs/>
               </w:rPr>
             </w:pPr>
-          </w:p>
-        </w:tc>
-        <w:tc>
-          <w:tcPr>
-            <w:tcW w:w="2560" w:type="dxa"/>
-            <w:vAlign w:val="center"/>
-          </w:tcPr>
-          <w:p>
-            <w:pPr>
-              <w:pStyle w:val="Cmsor2"/>
-              <w:spacing w:line="278" w:lineRule="auto"/>
+            <w:r>
               <w:rPr>
                 <w:b/>
                 <w:bCs/>
               </w:rPr>
-            </w:pPr>
-          </w:p>
-        </w:tc>
-        <w:tc>
-          <w:tcPr>
-            <w:tcW w:w="3410" w:type="dxa"/>
-            <w:vAlign w:val="center"/>
+              <w:t>10</w:t>
+            </w:r>
+          </w:p>
+        </w:tc>
+        <w:tc>
+          <w:tcPr>
+            <w:tcW w:w="3661" w:type="dxa"/>
+          </w:tcPr>
+          <w:p>
+            <w:pPr>
+              <w:jc w:val="center"/>
+            </w:pPr>
+            <w:r>
+              <w:t>Szerviz időpontfoglalás</w:t>
+            </w:r>
+          </w:p>
+        </w:tc>
+        <w:tc>
+          <w:tcPr>
+            <w:tcW w:w="4262" w:type="dxa"/>
+          </w:tcPr>
+          <w:p>
+            <w:pPr>
+              <w:jc w:val="center"/>
+            </w:pPr>
+            <w:r>
+              <w:t xml:space="preserve">Szerviz menüpontra kattint -bejelentkezést igénylő </w:t>
+            </w:r>
+            <w:proofErr w:type="spellStart"/>
+            <w:r>
+              <w:t>modal</w:t>
+            </w:r>
+            <w:proofErr w:type="spellEnd"/>
+            <w:r>
+              <w:t xml:space="preserve"> </w:t>
+            </w:r>
+            <w:r>
+              <w:t>felugrik</w:t>
+            </w:r>
+            <w:r>
+              <w:t xml:space="preserve"> </w:t>
+            </w:r>
+            <w:r>
+              <w:t>–</w:t>
+            </w:r>
+            <w:r>
+              <w:t xml:space="preserve"> </w:t>
+            </w:r>
+            <w:r>
+              <w:t xml:space="preserve">sikeres </w:t>
+            </w:r>
+            <w:r>
+              <w:t>bejelentkez</w:t>
+            </w:r>
+            <w:r>
+              <w:t>ési folyamat</w:t>
+            </w:r>
+            <w:r>
+              <w:t>, majd ismét főoldalon szerviz menüpont - szerviz oldal</w:t>
+            </w:r>
+            <w:r>
+              <w:t>on</w:t>
+            </w:r>
+            <w:r>
+              <w:t xml:space="preserve"> </w:t>
+            </w:r>
+            <w:r>
+              <w:t>űrlap</w:t>
+            </w:r>
+            <w:r>
+              <w:t xml:space="preserve"> kitöltése - foglalás elküldése</w:t>
+            </w:r>
+          </w:p>
+        </w:tc>
+        <w:tc>
+          <w:tcPr>
+            <w:tcW w:w="4261" w:type="dxa"/>
+          </w:tcPr>
+          <w:p>
+            <w:pPr>
+              <w:jc w:val="center"/>
+            </w:pPr>
+            <w:r>
+              <w:t>A foglalást rögzíti a rendszer, majd visszairányítja a főoldalra, illetve megjeleníti a megfelelő választ</w:t>
+            </w:r>
+          </w:p>
+        </w:tc>
+        <w:tc>
+          <w:tcPr>
+            <w:tcW w:w="1997" w:type="dxa"/>
+          </w:tcPr>
+          <w:p>
+            <w:pPr>
+              <w:jc w:val="center"/>
+            </w:pPr>
+            <w:r>
+              <w:t>igen</w:t>
+            </w:r>
+          </w:p>
+        </w:tc>
+      </w:tr>
+      <w:tr>
+        <w:trPr>
+          <w:trHeight w:val="1101"/>
+        </w:trPr>
+        <w:tc>
+          <w:tcPr>
+            <w:tcW w:w="1572" w:type="dxa"/>
           </w:tcPr>
           <w:p>
             <w:pPr>
               <w:pStyle w:val="Cmsor2"/>
-              <w:spacing w:line="278" w:lineRule="auto"/>
+              <w:jc w:val="center"/>
               <w:rPr>
                 <w:b/>
                 <w:bCs/>
               </w:rPr>
             </w:pPr>
-          </w:p>
-        </w:tc>
-      </w:tr>
-      <w:tr>
-        <w:trPr>
-          <w:trHeight w:val="1122"/>
-          <w:jc w:val="center"/>
-        </w:trPr>
-        <w:tc>
-          <w:tcPr>
-            <w:tcW w:w="3370" w:type="dxa"/>
-            <w:vAlign w:val="center"/>
-          </w:tcPr>
-          <w:p>
-            <w:pPr>
-              <w:pStyle w:val="Cmsor2"/>
-              <w:spacing w:line="278" w:lineRule="auto"/>
+            <w:r>
               <w:rPr>
                 <w:b/>
                 <w:bCs/>
               </w:rPr>
-            </w:pPr>
-          </w:p>
-        </w:tc>
-        <w:tc>
-          <w:tcPr>
-            <w:tcW w:w="2277" w:type="dxa"/>
-            <w:vAlign w:val="center"/>
-          </w:tcPr>
-          <w:p>
-            <w:pPr>
-              <w:pStyle w:val="Cmsor2"/>
-              <w:spacing w:line="278" w:lineRule="auto"/>
-              <w:rPr>
-                <w:b/>
-                <w:bCs/>
-              </w:rPr>
-            </w:pPr>
-          </w:p>
-        </w:tc>
-        <w:tc>
-          <w:tcPr>
-            <w:tcW w:w="4103" w:type="dxa"/>
-            <w:vAlign w:val="center"/>
-          </w:tcPr>
-          <w:p>
-            <w:pPr>
-              <w:pStyle w:val="Cmsor2"/>
-              <w:spacing w:line="278" w:lineRule="auto"/>
-              <w:rPr>
-                <w:b/>
-                <w:bCs/>
-              </w:rPr>
-            </w:pPr>
-          </w:p>
-        </w:tc>
-        <w:tc>
-          <w:tcPr>
-            <w:tcW w:w="2560" w:type="dxa"/>
-            <w:vAlign w:val="center"/>
-          </w:tcPr>
-          <w:p>
-            <w:pPr>
-              <w:pStyle w:val="Cmsor2"/>
-              <w:spacing w:line="278" w:lineRule="auto"/>
-              <w:rPr>
-                <w:b/>
-                <w:bCs/>
-              </w:rPr>
-            </w:pPr>
-          </w:p>
-        </w:tc>
-        <w:tc>
-          <w:tcPr>
-            <w:tcW w:w="3410" w:type="dxa"/>
-            <w:vAlign w:val="center"/>
-          </w:tcPr>
-          <w:p>
-            <w:pPr>
-              <w:pStyle w:val="Cmsor2"/>
-              <w:spacing w:line="278" w:lineRule="auto"/>
-              <w:rPr>
-                <w:b/>
-                <w:bCs/>
-              </w:rPr>
-            </w:pPr>
-          </w:p>
-        </w:tc>
-      </w:tr>
-      <w:tr>
-        <w:trPr>
-          <w:trHeight w:val="1398"/>
-          <w:jc w:val="center"/>
-        </w:trPr>
-        <w:tc>
-          <w:tcPr>
-            <w:tcW w:w="3370" w:type="dxa"/>
-            <w:vAlign w:val="center"/>
-          </w:tcPr>
-          <w:p>
-            <w:pPr>
-              <w:pStyle w:val="Cmsor2"/>
-              <w:rPr>
-                <w:b/>
-                <w:bCs/>
-              </w:rPr>
-            </w:pPr>
-          </w:p>
-        </w:tc>
-        <w:tc>
-          <w:tcPr>
-            <w:tcW w:w="2277" w:type="dxa"/>
-            <w:vAlign w:val="center"/>
-          </w:tcPr>
-          <w:p>
-            <w:pPr>
-              <w:pStyle w:val="Cmsor2"/>
-              <w:rPr>
-                <w:b/>
-                <w:bCs/>
-              </w:rPr>
-            </w:pPr>
-          </w:p>
-        </w:tc>
-        <w:tc>
-          <w:tcPr>
-            <w:tcW w:w="4103" w:type="dxa"/>
-            <w:vAlign w:val="center"/>
-          </w:tcPr>
-          <w:p>
-            <w:pPr>
-              <w:pStyle w:val="Cmsor2"/>
-              <w:rPr>
-                <w:b/>
-                <w:bCs/>
-              </w:rPr>
-            </w:pPr>
-          </w:p>
-        </w:tc>
-        <w:tc>
-          <w:tcPr>
-            <w:tcW w:w="2560" w:type="dxa"/>
-            <w:vAlign w:val="center"/>
-          </w:tcPr>
-          <w:p>
-            <w:pPr>
-              <w:pStyle w:val="Cmsor2"/>
-              <w:rPr>
-                <w:b/>
-                <w:bCs/>
-              </w:rPr>
-            </w:pPr>
-          </w:p>
-        </w:tc>
-        <w:tc>
-          <w:tcPr>
-            <w:tcW w:w="3410" w:type="dxa"/>
-            <w:vAlign w:val="center"/>
-          </w:tcPr>
-          <w:p>
-            <w:pPr>
-              <w:pStyle w:val="Cmsor2"/>
-              <w:rPr>
-                <w:b/>
-                <w:bCs/>
-              </w:rPr>
-            </w:pPr>
-          </w:p>
-        </w:tc>
-      </w:tr>
-      <w:tr>
-        <w:trPr>
-          <w:trHeight w:val="1398"/>
-          <w:jc w:val="center"/>
-        </w:trPr>
-        <w:tc>
-          <w:tcPr>
-            <w:tcW w:w="3370" w:type="dxa"/>
-            <w:vAlign w:val="center"/>
-          </w:tcPr>
-          <w:p>
-            <w:pPr>
-              <w:pStyle w:val="Cmsor2"/>
-              <w:rPr>
-                <w:b/>
-                <w:bCs/>
-              </w:rPr>
-            </w:pPr>
-          </w:p>
-        </w:tc>
-        <w:tc>
-          <w:tcPr>
-            <w:tcW w:w="2277" w:type="dxa"/>
-            <w:vAlign w:val="center"/>
-          </w:tcPr>
-          <w:p>
-            <w:pPr>
-              <w:pStyle w:val="Cmsor2"/>
-              <w:rPr>
-                <w:b/>
-                <w:bCs/>
-              </w:rPr>
-            </w:pPr>
-          </w:p>
-        </w:tc>
-        <w:tc>
-          <w:tcPr>
-            <w:tcW w:w="4103" w:type="dxa"/>
-            <w:vAlign w:val="center"/>
-          </w:tcPr>
-          <w:p>
-            <w:pPr>
-              <w:pStyle w:val="Cmsor2"/>
-              <w:rPr>
-                <w:b/>
-                <w:bCs/>
-              </w:rPr>
-            </w:pPr>
-          </w:p>
-        </w:tc>
-        <w:tc>
-          <w:tcPr>
-            <w:tcW w:w="2560" w:type="dxa"/>
-            <w:vAlign w:val="center"/>
-          </w:tcPr>
-          <w:p>
-            <w:pPr>
-              <w:pStyle w:val="Cmsor2"/>
-              <w:rPr>
-                <w:b/>
-                <w:bCs/>
-              </w:rPr>
-            </w:pPr>
-          </w:p>
-        </w:tc>
-        <w:tc>
-          <w:tcPr>
-            <w:tcW w:w="3410" w:type="dxa"/>
-            <w:vAlign w:val="center"/>
-          </w:tcPr>
-          <w:p>
-            <w:pPr>
-              <w:pStyle w:val="Cmsor2"/>
-              <w:rPr>
-                <w:b/>
-                <w:bCs/>
-              </w:rPr>
-            </w:pPr>
+              <w:t>11</w:t>
+            </w:r>
+          </w:p>
+        </w:tc>
+        <w:tc>
+          <w:tcPr>
+            <w:tcW w:w="3661" w:type="dxa"/>
+          </w:tcPr>
+          <w:p>
+            <w:pPr>
+              <w:jc w:val="center"/>
+            </w:pPr>
+            <w:r>
+              <w:t>Visszalépés elleni védelem a bejelentkezés nélküli oldalakhoz bejelentkezés után</w:t>
+            </w:r>
+          </w:p>
+        </w:tc>
+        <w:tc>
+          <w:tcPr>
+            <w:tcW w:w="4262" w:type="dxa"/>
+          </w:tcPr>
+          <w:p>
+            <w:pPr>
+              <w:jc w:val="center"/>
+            </w:pPr>
+            <w:r>
+              <w:t>Sikeres bejelentkezési folyamat – URL cím megadásával visszalépési próbálkozás a bejelentkezési felületre</w:t>
+            </w:r>
+          </w:p>
+        </w:tc>
+        <w:tc>
+          <w:tcPr>
+            <w:tcW w:w="4261" w:type="dxa"/>
+          </w:tcPr>
+          <w:p>
+            <w:pPr>
+              <w:jc w:val="center"/>
+            </w:pPr>
+            <w:r>
+              <w:t>A rendszer nem engedi a bejelentkezési felület elérését, és a főoldalon tartja a felhasználót.</w:t>
+            </w:r>
+          </w:p>
+        </w:tc>
+        <w:tc>
+          <w:tcPr>
+            <w:tcW w:w="1997" w:type="dxa"/>
+          </w:tcPr>
+          <w:p>
+            <w:pPr>
+              <w:jc w:val="center"/>
+            </w:pPr>
+            <w:r>
+              <w:t>igen</w:t>
+            </w:r>
           </w:p>
         </w:tc>
       </w:tr>
     </w:tbl>
-    <w:p/>
+    <w:p>
+      <w:pPr>
+        <w:pStyle w:val="Cmsor1"/>
+        <w:rPr>
+          <w:b/>
+          <w:bCs/>
+        </w:rPr>
+      </w:pPr>
+    </w:p>
     <w:tbl>
       <w:tblPr>
-        <w:tblStyle w:val="Rcsostblzat"/>
-        <w:tblW w:w="15720" w:type="dxa"/>
-        <w:jc w:val="center"/>
+        <w:tblStyle w:val="Tblzatrcsos1vilgos"/>
+        <w:tblW w:w="0" w:type="auto"/>
         <w:tblLook w:val="04A0" w:firstRow="1" w:lastRow="0" w:firstColumn="1" w:lastColumn="0" w:noHBand="0" w:noVBand="1"/>
       </w:tblPr>
       <w:tblGrid>
-        <w:gridCol w:w="3370"/>
-        <w:gridCol w:w="2277"/>
-        <w:gridCol w:w="4103"/>
-        <w:gridCol w:w="2560"/>
-        <w:gridCol w:w="3410"/>
+        <w:gridCol w:w="1253"/>
+        <w:gridCol w:w="3119"/>
+        <w:gridCol w:w="5528"/>
+        <w:gridCol w:w="3544"/>
+        <w:gridCol w:w="1908"/>
       </w:tblGrid>
       <w:tr>
         <w:trPr>
-          <w:trHeight w:val="1083"/>
-          <w:jc w:val="center"/>
+          <w:cnfStyle w:val="100000000000" w:firstRow="1" w:lastRow="0" w:firstColumn="0" w:lastColumn="0" w:oddVBand="0" w:evenVBand="0" w:oddHBand="0" w:evenHBand="0" w:firstRowFirstColumn="0" w:firstRowLastColumn="0" w:lastRowFirstColumn="0" w:lastRowLastColumn="0"/>
+          <w:trHeight w:val="658"/>
         </w:trPr>
         <w:tc>
           <w:tcPr>
-            <w:tcW w:w="3370" w:type="dxa"/>
+            <w:cnfStyle w:val="001000000000" w:firstRow="0" w:lastRow="0" w:firstColumn="1" w:lastColumn="0" w:oddVBand="0" w:evenVBand="0" w:oddHBand="0" w:evenHBand="0" w:firstRowFirstColumn="0" w:firstRowLastColumn="0" w:lastRowFirstColumn="0" w:lastRowLastColumn="0"/>
+            <w:tcW w:w="1253" w:type="dxa"/>
             <w:tcBorders>
               <w:top w:val="single" w:sz="18" w:space="0" w:color="auto"/>
               <w:left w:val="single" w:sz="18" w:space="0" w:color="auto"/>
               <w:bottom w:val="single" w:sz="18" w:space="0" w:color="auto"/>
               <w:right w:val="single" w:sz="18" w:space="0" w:color="auto"/>
             </w:tcBorders>
-            <w:vAlign w:val="center"/>
           </w:tcPr>
           <w:p>
             <w:pPr>
               <w:pStyle w:val="Cmsor2"/>
-              <w:spacing w:line="278" w:lineRule="auto"/>
-              <w:jc w:val="center"/>
-              <w:rPr>
-                <w:b/>
-                <w:bCs/>
-              </w:rPr>
-            </w:pPr>
-            <w:r>
-              <w:rPr>
-                <w:b/>
-                <w:bCs/>
-              </w:rPr>
+              <w:jc w:val="center"/>
+            </w:pPr>
+            <w:r>
               <w:lastRenderedPageBreak/>
-              <w:t>Végpont</w:t>
-            </w:r>
-          </w:p>
-          <w:p>
-            <w:pPr>
-              <w:spacing w:line="278" w:lineRule="auto"/>
-              <w:jc w:val="center"/>
-              <w:rPr>
-                <w:rFonts w:eastAsiaTheme="majorEastAsia" w:cstheme="majorBidi"/>
-                <w:b/>
-                <w:bCs/>
-                <w:sz w:val="32"/>
-                <w:szCs w:val="32"/>
-              </w:rPr>
-            </w:pPr>
-            <w:r>
-              <w:rPr>
-                <w:rFonts w:eastAsiaTheme="majorEastAsia" w:cstheme="majorBidi"/>
-                <w:b/>
-                <w:bCs/>
-                <w:sz w:val="32"/>
-                <w:szCs w:val="32"/>
-              </w:rPr>
-              <w:t>(metódus/URL)</w:t>
-            </w:r>
-          </w:p>
-        </w:tc>
-        <w:tc>
-          <w:tcPr>
-            <w:tcW w:w="2277" w:type="dxa"/>
+              <w:t>ID</w:t>
+            </w:r>
+          </w:p>
+        </w:tc>
+        <w:tc>
+          <w:tcPr>
+            <w:tcW w:w="3119" w:type="dxa"/>
             <w:tcBorders>
               <w:top w:val="single" w:sz="18" w:space="0" w:color="auto"/>
               <w:left w:val="single" w:sz="18" w:space="0" w:color="auto"/>
               <w:bottom w:val="single" w:sz="18" w:space="0" w:color="auto"/>
               <w:right w:val="single" w:sz="18" w:space="0" w:color="auto"/>
             </w:tcBorders>
-            <w:vAlign w:val="center"/>
           </w:tcPr>
           <w:p>
             <w:pPr>
               <w:pStyle w:val="Cmsor2"/>
-              <w:spacing w:line="278" w:lineRule="auto"/>
-              <w:jc w:val="center"/>
-              <w:rPr>
-                <w:b/>
-                <w:bCs/>
-              </w:rPr>
-            </w:pPr>
-            <w:r>
-              <w:rPr>
-                <w:b/>
-                <w:bCs/>
-              </w:rPr>
-              <w:t>Funkció</w:t>
-            </w:r>
-          </w:p>
-        </w:tc>
-        <w:tc>
-          <w:tcPr>
-            <w:tcW w:w="4103" w:type="dxa"/>
+              <w:jc w:val="center"/>
+              <w:cnfStyle w:val="100000000000" w:firstRow="1" w:lastRow="0" w:firstColumn="0" w:lastColumn="0" w:oddVBand="0" w:evenVBand="0" w:oddHBand="0" w:evenHBand="0" w:firstRowFirstColumn="0" w:firstRowLastColumn="0" w:lastRowFirstColumn="0" w:lastRowLastColumn="0"/>
+            </w:pPr>
+            <w:r>
+              <w:t>Folyamat</w:t>
+            </w:r>
+          </w:p>
+        </w:tc>
+        <w:tc>
+          <w:tcPr>
+            <w:tcW w:w="5528" w:type="dxa"/>
             <w:tcBorders>
               <w:top w:val="single" w:sz="18" w:space="0" w:color="auto"/>
               <w:left w:val="single" w:sz="18" w:space="0" w:color="auto"/>
               <w:bottom w:val="single" w:sz="18" w:space="0" w:color="auto"/>
               <w:right w:val="single" w:sz="18" w:space="0" w:color="auto"/>
             </w:tcBorders>
-            <w:vAlign w:val="center"/>
           </w:tcPr>
           <w:p>
             <w:pPr>
               <w:pStyle w:val="Cmsor2"/>
-              <w:spacing w:line="278" w:lineRule="auto"/>
-              <w:jc w:val="center"/>
-              <w:rPr>
-                <w:b/>
-                <w:bCs/>
-              </w:rPr>
-            </w:pPr>
-            <w:r>
-              <w:rPr>
-                <w:b/>
-                <w:bCs/>
-              </w:rPr>
-              <w:t>Tesztadatok</w:t>
-            </w:r>
-          </w:p>
-        </w:tc>
-        <w:tc>
-          <w:tcPr>
-            <w:tcW w:w="2560" w:type="dxa"/>
+              <w:jc w:val="center"/>
+              <w:cnfStyle w:val="100000000000" w:firstRow="1" w:lastRow="0" w:firstColumn="0" w:lastColumn="0" w:oddVBand="0" w:evenVBand="0" w:oddHBand="0" w:evenHBand="0" w:firstRowFirstColumn="0" w:firstRowLastColumn="0" w:lastRowFirstColumn="0" w:lastRowLastColumn="0"/>
+            </w:pPr>
+            <w:r>
+              <w:t>Lépések</w:t>
+            </w:r>
+          </w:p>
+        </w:tc>
+        <w:tc>
+          <w:tcPr>
+            <w:tcW w:w="3544" w:type="dxa"/>
             <w:tcBorders>
               <w:top w:val="single" w:sz="18" w:space="0" w:color="auto"/>
               <w:left w:val="single" w:sz="18" w:space="0" w:color="auto"/>
               <w:bottom w:val="single" w:sz="18" w:space="0" w:color="auto"/>
               <w:right w:val="single" w:sz="18" w:space="0" w:color="auto"/>
             </w:tcBorders>
-            <w:vAlign w:val="center"/>
           </w:tcPr>
           <w:p>
             <w:pPr>
               <w:pStyle w:val="Cmsor2"/>
-              <w:spacing w:line="278" w:lineRule="auto"/>
-              <w:jc w:val="center"/>
-              <w:rPr>
-                <w:b/>
-                <w:bCs/>
-              </w:rPr>
-            </w:pPr>
-            <w:r>
-              <w:rPr>
-                <w:b/>
-                <w:bCs/>
-              </w:rPr>
-              <w:t>Várt válasz</w:t>
-            </w:r>
-          </w:p>
-        </w:tc>
-        <w:tc>
-          <w:tcPr>
-            <w:tcW w:w="3410" w:type="dxa"/>
+              <w:jc w:val="center"/>
+              <w:cnfStyle w:val="100000000000" w:firstRow="1" w:lastRow="0" w:firstColumn="0" w:lastColumn="0" w:oddVBand="0" w:evenVBand="0" w:oddHBand="0" w:evenHBand="0" w:firstRowFirstColumn="0" w:firstRowLastColumn="0" w:lastRowFirstColumn="0" w:lastRowLastColumn="0"/>
+            </w:pPr>
+            <w:r>
+              <w:t>Várt eredmény</w:t>
+            </w:r>
+          </w:p>
+        </w:tc>
+        <w:tc>
+          <w:tcPr>
+            <w:tcW w:w="1908" w:type="dxa"/>
             <w:tcBorders>
               <w:top w:val="single" w:sz="18" w:space="0" w:color="auto"/>
               <w:left w:val="single" w:sz="18" w:space="0" w:color="auto"/>
               <w:bottom w:val="single" w:sz="18" w:space="0" w:color="auto"/>
               <w:right w:val="single" w:sz="18" w:space="0" w:color="auto"/>
             </w:tcBorders>
-            <w:vAlign w:val="center"/>
           </w:tcPr>
           <w:p>
             <w:pPr>
               <w:pStyle w:val="Cmsor2"/>
-              <w:spacing w:line="278" w:lineRule="auto"/>
-              <w:jc w:val="center"/>
-              <w:rPr>
-                <w:b/>
-                <w:bCs/>
-              </w:rPr>
-            </w:pPr>
-            <w:r>
-              <w:rPr>
-                <w:b/>
-                <w:bCs/>
-              </w:rPr>
-              <w:t>Validáció</w:t>
+              <w:jc w:val="center"/>
+              <w:cnfStyle w:val="100000000000" w:firstRow="1" w:lastRow="0" w:firstColumn="0" w:lastColumn="0" w:oddVBand="0" w:evenVBand="0" w:oddHBand="0" w:evenHBand="0" w:firstRowFirstColumn="0" w:firstRowLastColumn="0" w:lastRowFirstColumn="0" w:lastRowLastColumn="0"/>
+            </w:pPr>
+            <w:r>
+              <w:t>Sikeres</w:t>
             </w:r>
           </w:p>
         </w:tc>
       </w:tr>
       <w:tr>
         <w:trPr>
-          <w:trHeight w:val="1070"/>
-          <w:jc w:val="center"/>
+          <w:trHeight w:val="1044"/>
         </w:trPr>
         <w:tc>
           <w:tcPr>
-            <w:tcW w:w="3370" w:type="dxa"/>
+            <w:cnfStyle w:val="001000000000" w:firstRow="0" w:lastRow="0" w:firstColumn="1" w:lastColumn="0" w:oddVBand="0" w:evenVBand="0" w:oddHBand="0" w:evenHBand="0" w:firstRowFirstColumn="0" w:firstRowLastColumn="0" w:lastRowFirstColumn="0" w:lastRowLastColumn="0"/>
+            <w:tcW w:w="1253" w:type="dxa"/>
             <w:tcBorders>
               <w:top w:val="single" w:sz="18" w:space="0" w:color="auto"/>
             </w:tcBorders>
-            <w:vAlign w:val="center"/>
           </w:tcPr>
           <w:p>
             <w:pPr>
               <w:pStyle w:val="Cmsor2"/>
-              <w:spacing w:line="278" w:lineRule="auto"/>
-              <w:rPr>
-                <w:b/>
-                <w:bCs/>
-              </w:rPr>
-            </w:pPr>
-          </w:p>
-        </w:tc>
-        <w:tc>
-          <w:tcPr>
-            <w:tcW w:w="2277" w:type="dxa"/>
+              <w:jc w:val="center"/>
+            </w:pPr>
+            <w:r>
+              <w:t>1</w:t>
+            </w:r>
+          </w:p>
+        </w:tc>
+        <w:tc>
+          <w:tcPr>
+            <w:tcW w:w="3119" w:type="dxa"/>
             <w:tcBorders>
               <w:top w:val="single" w:sz="18" w:space="0" w:color="auto"/>
             </w:tcBorders>
-            <w:vAlign w:val="center"/>
-          </w:tcPr>
-          <w:p>
-            <w:pPr>
-              <w:pStyle w:val="Cmsor2"/>
-              <w:spacing w:line="278" w:lineRule="auto"/>
-              <w:rPr>
-                <w:b/>
-                <w:bCs/>
-              </w:rPr>
-            </w:pPr>
-          </w:p>
-        </w:tc>
-        <w:tc>
-          <w:tcPr>
-            <w:tcW w:w="4103" w:type="dxa"/>
+          </w:tcPr>
+          <w:p>
+            <w:pPr>
+              <w:jc w:val="center"/>
+              <w:cnfStyle w:val="000000000000" w:firstRow="0" w:lastRow="0" w:firstColumn="0" w:lastColumn="0" w:oddVBand="0" w:evenVBand="0" w:oddHBand="0" w:evenHBand="0" w:firstRowFirstColumn="0" w:firstRowLastColumn="0" w:lastRowFirstColumn="0" w:lastRowLastColumn="0"/>
+            </w:pPr>
+            <w:r>
+              <w:t xml:space="preserve">Navigáció az </w:t>
+            </w:r>
+            <w:proofErr w:type="spellStart"/>
+            <w:r>
+              <w:t>admin</w:t>
+            </w:r>
+            <w:proofErr w:type="spellEnd"/>
+            <w:r>
+              <w:t xml:space="preserve"> felületek között</w:t>
+            </w:r>
+          </w:p>
+        </w:tc>
+        <w:tc>
+          <w:tcPr>
+            <w:tcW w:w="5528" w:type="dxa"/>
             <w:tcBorders>
               <w:top w:val="single" w:sz="18" w:space="0" w:color="auto"/>
             </w:tcBorders>
-            <w:vAlign w:val="center"/>
-          </w:tcPr>
-          <w:p>
-            <w:pPr>
-              <w:pStyle w:val="Cmsor2"/>
-              <w:spacing w:line="278" w:lineRule="auto"/>
-              <w:rPr>
-                <w:b/>
-                <w:bCs/>
-              </w:rPr>
-            </w:pPr>
-          </w:p>
-        </w:tc>
-        <w:tc>
-          <w:tcPr>
-            <w:tcW w:w="2560" w:type="dxa"/>
+          </w:tcPr>
+          <w:p>
+            <w:pPr>
+              <w:jc w:val="center"/>
+              <w:cnfStyle w:val="000000000000" w:firstRow="0" w:lastRow="0" w:firstColumn="0" w:lastColumn="0" w:oddVBand="0" w:evenVBand="0" w:oddHBand="0" w:evenHBand="0" w:firstRowFirstColumn="0" w:firstRowLastColumn="0" w:lastRowFirstColumn="0" w:lastRowLastColumn="0"/>
+            </w:pPr>
+            <w:r>
+              <w:t>Navigációs sáv 4 gombjának végig kattintása</w:t>
+            </w:r>
+          </w:p>
+        </w:tc>
+        <w:tc>
+          <w:tcPr>
+            <w:tcW w:w="3544" w:type="dxa"/>
             <w:tcBorders>
               <w:top w:val="single" w:sz="18" w:space="0" w:color="auto"/>
             </w:tcBorders>
-            <w:vAlign w:val="center"/>
-          </w:tcPr>
-          <w:p>
-            <w:pPr>
-              <w:pStyle w:val="Cmsor2"/>
-              <w:spacing w:line="278" w:lineRule="auto"/>
-              <w:rPr>
-                <w:b/>
-                <w:bCs/>
-              </w:rPr>
-            </w:pPr>
-          </w:p>
-        </w:tc>
-        <w:tc>
-          <w:tcPr>
-            <w:tcW w:w="3410" w:type="dxa"/>
+          </w:tcPr>
+          <w:p>
+            <w:pPr>
+              <w:jc w:val="center"/>
+              <w:cnfStyle w:val="000000000000" w:firstRow="0" w:lastRow="0" w:firstColumn="0" w:lastColumn="0" w:oddVBand="0" w:evenVBand="0" w:oddHBand="0" w:evenHBand="0" w:firstRowFirstColumn="0" w:firstRowLastColumn="0" w:lastRowFirstColumn="0" w:lastRowLastColumn="0"/>
+            </w:pPr>
+            <w:r>
+              <w:t xml:space="preserve">Mind a 4 </w:t>
+            </w:r>
+            <w:proofErr w:type="spellStart"/>
+            <w:r>
+              <w:t>admin</w:t>
+            </w:r>
+            <w:proofErr w:type="spellEnd"/>
+            <w:r>
+              <w:t xml:space="preserve"> felület hibátlanul betölt</w:t>
+            </w:r>
+          </w:p>
+        </w:tc>
+        <w:tc>
+          <w:tcPr>
+            <w:tcW w:w="1908" w:type="dxa"/>
             <w:tcBorders>
               <w:top w:val="single" w:sz="18" w:space="0" w:color="auto"/>
             </w:tcBorders>
-            <w:vAlign w:val="center"/>
-          </w:tcPr>
-          <w:p>
-            <w:pPr>
-              <w:pStyle w:val="Cmsor2"/>
-              <w:spacing w:line="278" w:lineRule="auto"/>
-              <w:rPr>
-                <w:b/>
-                <w:bCs/>
-              </w:rPr>
-            </w:pPr>
+          </w:tcPr>
+          <w:p>
+            <w:pPr>
+              <w:jc w:val="center"/>
+              <w:cnfStyle w:val="000000000000" w:firstRow="0" w:lastRow="0" w:firstColumn="0" w:lastColumn="0" w:oddVBand="0" w:evenVBand="0" w:oddHBand="0" w:evenHBand="0" w:firstRowFirstColumn="0" w:firstRowLastColumn="0" w:lastRowFirstColumn="0" w:lastRowLastColumn="0"/>
+            </w:pPr>
+            <w:r>
+              <w:t>igen</w:t>
+            </w:r>
           </w:p>
         </w:tc>
       </w:tr>
       <w:tr>
         <w:trPr>
-          <w:trHeight w:val="1278"/>
-          <w:jc w:val="center"/>
+          <w:trHeight w:val="1561"/>
         </w:trPr>
         <w:tc>
           <w:tcPr>
-            <w:tcW w:w="3370" w:type="dxa"/>
-            <w:vAlign w:val="center"/>
+            <w:cnfStyle w:val="001000000000" w:firstRow="0" w:lastRow="0" w:firstColumn="1" w:lastColumn="0" w:oddVBand="0" w:evenVBand="0" w:oddHBand="0" w:evenHBand="0" w:firstRowFirstColumn="0" w:firstRowLastColumn="0" w:lastRowFirstColumn="0" w:lastRowLastColumn="0"/>
+            <w:tcW w:w="1253" w:type="dxa"/>
           </w:tcPr>
           <w:p>
             <w:pPr>
               <w:pStyle w:val="Cmsor2"/>
-              <w:spacing w:line="278" w:lineRule="auto"/>
+              <w:jc w:val="center"/>
+            </w:pPr>
+            <w:r>
+              <w:t>2</w:t>
+            </w:r>
+          </w:p>
+        </w:tc>
+        <w:tc>
+          <w:tcPr>
+            <w:tcW w:w="3119" w:type="dxa"/>
+          </w:tcPr>
+          <w:p>
+            <w:pPr>
+              <w:jc w:val="center"/>
+              <w:cnfStyle w:val="000000000000" w:firstRow="0" w:lastRow="0" w:firstColumn="0" w:lastColumn="0" w:oddVBand="0" w:evenVBand="0" w:oddHBand="0" w:evenHBand="0" w:firstRowFirstColumn="0" w:firstRowLastColumn="0" w:lastRowFirstColumn="0" w:lastRowLastColumn="0"/>
+            </w:pPr>
+            <w:r>
+              <w:t>Termék törlése</w:t>
+            </w:r>
+          </w:p>
+        </w:tc>
+        <w:tc>
+          <w:tcPr>
+            <w:tcW w:w="5528" w:type="dxa"/>
+          </w:tcPr>
+          <w:p>
+            <w:pPr>
+              <w:jc w:val="center"/>
+              <w:cnfStyle w:val="000000000000" w:firstRow="0" w:lastRow="0" w:firstColumn="0" w:lastColumn="0" w:oddVBand="0" w:evenVBand="0" w:oddHBand="0" w:evenHBand="0" w:firstRowFirstColumn="0" w:firstRowLastColumn="0" w:lastRowFirstColumn="0" w:lastRowLastColumn="0"/>
+            </w:pPr>
+            <w:r>
+              <w:t>Bejelentkezés(</w:t>
+            </w:r>
+            <w:proofErr w:type="spellStart"/>
+            <w:r>
+              <w:t>adminként</w:t>
+            </w:r>
+            <w:proofErr w:type="spellEnd"/>
+            <w:r>
+              <w:t xml:space="preserve">) – Navigáció(termékek </w:t>
+            </w:r>
+            <w:proofErr w:type="spellStart"/>
+            <w:r>
+              <w:t>admin</w:t>
+            </w:r>
+            <w:proofErr w:type="spellEnd"/>
+            <w:r>
+              <w:t xml:space="preserve"> oldalra) - adott termék sorban törlés gomb - </w:t>
+            </w:r>
+            <w:proofErr w:type="spellStart"/>
+            <w:r>
+              <w:t>modal</w:t>
+            </w:r>
+            <w:proofErr w:type="spellEnd"/>
+            <w:r>
+              <w:t xml:space="preserve"> - a törlés a táblázatban is látható lesz</w:t>
+            </w:r>
+          </w:p>
+          <w:p>
+            <w:pPr>
+              <w:jc w:val="center"/>
+              <w:cnfStyle w:val="000000000000" w:firstRow="0" w:lastRow="0" w:firstColumn="0" w:lastColumn="0" w:oddVBand="0" w:evenVBand="0" w:oddHBand="0" w:evenHBand="0" w:firstRowFirstColumn="0" w:firstRowLastColumn="0" w:lastRowFirstColumn="0" w:lastRowLastColumn="0"/>
+            </w:pPr>
+          </w:p>
+        </w:tc>
+        <w:tc>
+          <w:tcPr>
+            <w:tcW w:w="3544" w:type="dxa"/>
+          </w:tcPr>
+          <w:p>
+            <w:pPr>
+              <w:jc w:val="center"/>
+              <w:cnfStyle w:val="000000000000" w:firstRow="0" w:lastRow="0" w:firstColumn="0" w:lastColumn="0" w:oddVBand="0" w:evenVBand="0" w:oddHBand="0" w:evenHBand="0" w:firstRowFirstColumn="0" w:firstRowLastColumn="0" w:lastRowFirstColumn="0" w:lastRowLastColumn="0"/>
+            </w:pPr>
+            <w:r>
+              <w:t>A termék eltűnik a terméklistából.</w:t>
+            </w:r>
+          </w:p>
+        </w:tc>
+        <w:tc>
+          <w:tcPr>
+            <w:tcW w:w="1908" w:type="dxa"/>
+          </w:tcPr>
+          <w:p>
+            <w:pPr>
+              <w:jc w:val="center"/>
+              <w:cnfStyle w:val="000000000000" w:firstRow="0" w:lastRow="0" w:firstColumn="0" w:lastColumn="0" w:oddVBand="0" w:evenVBand="0" w:oddHBand="0" w:evenHBand="0" w:firstRowFirstColumn="0" w:firstRowLastColumn="0" w:lastRowFirstColumn="0" w:lastRowLastColumn="0"/>
+            </w:pPr>
+            <w:r>
+              <w:t>igen</w:t>
+            </w:r>
+          </w:p>
+        </w:tc>
+      </w:tr>
+      <w:tr>
+        <w:tc>
+          <w:tcPr>
+            <w:cnfStyle w:val="001000000000" w:firstRow="0" w:lastRow="0" w:firstColumn="1" w:lastColumn="0" w:oddVBand="0" w:evenVBand="0" w:oddHBand="0" w:evenHBand="0" w:firstRowFirstColumn="0" w:firstRowLastColumn="0" w:lastRowFirstColumn="0" w:lastRowLastColumn="0"/>
+            <w:tcW w:w="1253" w:type="dxa"/>
+          </w:tcPr>
+          <w:p>
+            <w:pPr>
+              <w:pStyle w:val="Cmsor2"/>
+              <w:jc w:val="center"/>
+            </w:pPr>
+            <w:r>
+              <w:t>3</w:t>
+            </w:r>
+          </w:p>
+        </w:tc>
+        <w:tc>
+          <w:tcPr>
+            <w:tcW w:w="3119" w:type="dxa"/>
+          </w:tcPr>
+          <w:p>
+            <w:pPr>
+              <w:jc w:val="center"/>
+              <w:cnfStyle w:val="000000000000" w:firstRow="0" w:lastRow="0" w:firstColumn="0" w:lastColumn="0" w:oddVBand="0" w:evenVBand="0" w:oddHBand="0" w:evenHBand="0" w:firstRowFirstColumn="0" w:firstRowLastColumn="0" w:lastRowFirstColumn="0" w:lastRowLastColumn="0"/>
+            </w:pPr>
+            <w:r>
+              <w:t>Termék módosítása</w:t>
+            </w:r>
+          </w:p>
+        </w:tc>
+        <w:tc>
+          <w:tcPr>
+            <w:tcW w:w="5528" w:type="dxa"/>
+          </w:tcPr>
+          <w:p>
+            <w:pPr>
+              <w:jc w:val="center"/>
+              <w:cnfStyle w:val="000000000000" w:firstRow="0" w:lastRow="0" w:firstColumn="0" w:lastColumn="0" w:oddVBand="0" w:evenVBand="0" w:oddHBand="0" w:evenHBand="0" w:firstRowFirstColumn="0" w:firstRowLastColumn="0" w:lastRowFirstColumn="0" w:lastRowLastColumn="0"/>
               <w:rPr>
-                <w:b/>
-                <w:bCs/>
+                <w:rFonts w:cstheme="majorBidi"/>
               </w:rPr>
             </w:pPr>
-          </w:p>
-        </w:tc>
-        <w:tc>
-          <w:tcPr>
-            <w:tcW w:w="2277" w:type="dxa"/>
-            <w:vAlign w:val="center"/>
-          </w:tcPr>
-          <w:p>
-            <w:pPr>
-              <w:pStyle w:val="Cmsor2"/>
-              <w:spacing w:line="278" w:lineRule="auto"/>
+            <w:r>
               <w:rPr>
-                <w:b/>
-                <w:bCs/>
+                <w:rFonts w:cstheme="majorBidi"/>
               </w:rPr>
-            </w:pPr>
-          </w:p>
-        </w:tc>
-        <w:tc>
-          <w:tcPr>
-            <w:tcW w:w="4103" w:type="dxa"/>
-            <w:vAlign w:val="center"/>
-          </w:tcPr>
-          <w:p>
-            <w:pPr>
-              <w:pStyle w:val="Cmsor2"/>
-              <w:spacing w:line="278" w:lineRule="auto"/>
+              <w:t>Bejelentkezés(</w:t>
+            </w:r>
+            <w:proofErr w:type="spellStart"/>
+            <w:r>
               <w:rPr>
-                <w:b/>
-                <w:bCs/>
+                <w:rFonts w:cstheme="majorBidi"/>
               </w:rPr>
-            </w:pPr>
-          </w:p>
-        </w:tc>
-        <w:tc>
-          <w:tcPr>
-            <w:tcW w:w="2560" w:type="dxa"/>
-            <w:vAlign w:val="center"/>
-          </w:tcPr>
-          <w:p>
-            <w:pPr>
-              <w:pStyle w:val="Cmsor2"/>
-              <w:spacing w:line="278" w:lineRule="auto"/>
+              <w:t>adminként</w:t>
+            </w:r>
+            <w:proofErr w:type="spellEnd"/>
+            <w:r>
               <w:rPr>
-                <w:b/>
-                <w:bCs/>
+                <w:rFonts w:cstheme="majorBidi"/>
               </w:rPr>
-            </w:pPr>
-          </w:p>
-        </w:tc>
-        <w:tc>
-          <w:tcPr>
-            <w:tcW w:w="3410" w:type="dxa"/>
-            <w:vAlign w:val="center"/>
-          </w:tcPr>
-          <w:p>
-            <w:pPr>
-              <w:pStyle w:val="Cmsor2"/>
-              <w:spacing w:line="278" w:lineRule="auto"/>
+              <w:t xml:space="preserve">) – Navigáció(termékek </w:t>
+            </w:r>
+            <w:proofErr w:type="spellStart"/>
+            <w:r>
               <w:rPr>
-                <w:b/>
-                <w:bCs/>
+                <w:rFonts w:cstheme="majorBidi"/>
               </w:rPr>
-            </w:pPr>
+              <w:t>admin</w:t>
+            </w:r>
+            <w:proofErr w:type="spellEnd"/>
+            <w:r>
+              <w:rPr>
+                <w:rFonts w:cstheme="majorBidi"/>
+              </w:rPr>
+              <w:t xml:space="preserve"> oldalra) – adott sorban </w:t>
+            </w:r>
+            <w:proofErr w:type="spellStart"/>
+            <w:r>
+              <w:rPr>
+                <w:rFonts w:cstheme="majorBidi"/>
+              </w:rPr>
+              <w:t>szerekesztés</w:t>
+            </w:r>
+            <w:proofErr w:type="spellEnd"/>
+            <w:r>
+              <w:rPr>
+                <w:rFonts w:cstheme="majorBidi"/>
+              </w:rPr>
+              <w:t xml:space="preserve"> gomb kattint – Termékmódosító űrlapon adatmódosítás – mentés gomb – visszatérés a listához</w:t>
+            </w:r>
+          </w:p>
+        </w:tc>
+        <w:tc>
+          <w:tcPr>
+            <w:tcW w:w="3544" w:type="dxa"/>
+          </w:tcPr>
+          <w:p>
+            <w:pPr>
+              <w:jc w:val="center"/>
+              <w:cnfStyle w:val="000000000000" w:firstRow="0" w:lastRow="0" w:firstColumn="0" w:lastColumn="0" w:oddVBand="0" w:evenVBand="0" w:oddHBand="0" w:evenHBand="0" w:firstRowFirstColumn="0" w:firstRowLastColumn="0" w:lastRowFirstColumn="0" w:lastRowLastColumn="0"/>
+            </w:pPr>
+            <w:r>
+              <w:t>A változás látható az adott terméknél a listában</w:t>
+            </w:r>
+          </w:p>
+        </w:tc>
+        <w:tc>
+          <w:tcPr>
+            <w:tcW w:w="1908" w:type="dxa"/>
+          </w:tcPr>
+          <w:p>
+            <w:pPr>
+              <w:jc w:val="center"/>
+              <w:cnfStyle w:val="000000000000" w:firstRow="0" w:lastRow="0" w:firstColumn="0" w:lastColumn="0" w:oddVBand="0" w:evenVBand="0" w:oddHBand="0" w:evenHBand="0" w:firstRowFirstColumn="0" w:firstRowLastColumn="0" w:lastRowFirstColumn="0" w:lastRowLastColumn="0"/>
+            </w:pPr>
+            <w:r>
+              <w:t>igen</w:t>
+            </w:r>
           </w:p>
         </w:tc>
       </w:tr>
       <w:tr>
         <w:trPr>
-          <w:trHeight w:val="1255"/>
-          <w:jc w:val="center"/>
+          <w:trHeight w:val="883"/>
         </w:trPr>
         <w:tc>
           <w:tcPr>
-            <w:tcW w:w="3370" w:type="dxa"/>
-            <w:vAlign w:val="center"/>
+            <w:cnfStyle w:val="001000000000" w:firstRow="0" w:lastRow="0" w:firstColumn="1" w:lastColumn="0" w:oddVBand="0" w:evenVBand="0" w:oddHBand="0" w:evenHBand="0" w:firstRowFirstColumn="0" w:firstRowLastColumn="0" w:lastRowFirstColumn="0" w:lastRowLastColumn="0"/>
+            <w:tcW w:w="1253" w:type="dxa"/>
           </w:tcPr>
           <w:p>
             <w:pPr>
               <w:pStyle w:val="Cmsor2"/>
-              <w:spacing w:line="278" w:lineRule="auto"/>
-              <w:rPr>
-                <w:b/>
-                <w:bCs/>
-              </w:rPr>
-            </w:pPr>
-          </w:p>
-        </w:tc>
-        <w:tc>
-          <w:tcPr>
-            <w:tcW w:w="2277" w:type="dxa"/>
-            <w:vAlign w:val="center"/>
-          </w:tcPr>
-          <w:p>
-            <w:pPr>
-              <w:pStyle w:val="Cmsor2"/>
-              <w:spacing w:line="278" w:lineRule="auto"/>
-              <w:rPr>
-                <w:b/>
-                <w:bCs/>
-              </w:rPr>
-            </w:pPr>
-          </w:p>
-        </w:tc>
-        <w:tc>
-          <w:tcPr>
-            <w:tcW w:w="4103" w:type="dxa"/>
-            <w:vAlign w:val="center"/>
-          </w:tcPr>
-          <w:p>
-            <w:pPr>
-              <w:pStyle w:val="Cmsor2"/>
-              <w:spacing w:line="278" w:lineRule="auto"/>
-              <w:rPr>
-                <w:b/>
-                <w:bCs/>
-              </w:rPr>
-            </w:pPr>
-          </w:p>
-        </w:tc>
-        <w:tc>
-          <w:tcPr>
-            <w:tcW w:w="2560" w:type="dxa"/>
-            <w:vAlign w:val="center"/>
-          </w:tcPr>
-          <w:p>
-            <w:pPr>
-              <w:pStyle w:val="Cmsor2"/>
-              <w:spacing w:line="278" w:lineRule="auto"/>
-              <w:rPr>
-                <w:b/>
-                <w:bCs/>
-              </w:rPr>
-            </w:pPr>
-          </w:p>
-        </w:tc>
-        <w:tc>
-          <w:tcPr>
-            <w:tcW w:w="3410" w:type="dxa"/>
-            <w:vAlign w:val="center"/>
-          </w:tcPr>
-          <w:p>
-            <w:pPr>
-              <w:pStyle w:val="Cmsor2"/>
-              <w:spacing w:line="278" w:lineRule="auto"/>
-              <w:rPr>
-                <w:b/>
-                <w:bCs/>
-              </w:rPr>
-            </w:pPr>
+              <w:jc w:val="center"/>
+            </w:pPr>
+            <w:r>
+              <w:t>4</w:t>
+            </w:r>
+          </w:p>
+        </w:tc>
+        <w:tc>
+          <w:tcPr>
+            <w:tcW w:w="3119" w:type="dxa"/>
+          </w:tcPr>
+          <w:p>
+            <w:pPr>
+              <w:jc w:val="center"/>
+              <w:cnfStyle w:val="000000000000" w:firstRow="0" w:lastRow="0" w:firstColumn="0" w:lastColumn="0" w:oddVBand="0" w:evenVBand="0" w:oddHBand="0" w:evenHBand="0" w:firstRowFirstColumn="0" w:firstRowLastColumn="0" w:lastRowFirstColumn="0" w:lastRowLastColumn="0"/>
+            </w:pPr>
+            <w:r>
+              <w:t>User keresése</w:t>
+            </w:r>
+          </w:p>
+        </w:tc>
+        <w:tc>
+          <w:tcPr>
+            <w:tcW w:w="5528" w:type="dxa"/>
+          </w:tcPr>
+          <w:p>
+            <w:pPr>
+              <w:jc w:val="center"/>
+              <w:cnfStyle w:val="000000000000" w:firstRow="0" w:lastRow="0" w:firstColumn="0" w:lastColumn="0" w:oddVBand="0" w:evenVBand="0" w:oddHBand="0" w:evenHBand="0" w:firstRowFirstColumn="0" w:firstRowLastColumn="0" w:lastRowFirstColumn="0" w:lastRowLastColumn="0"/>
+            </w:pPr>
+            <w:r>
+              <w:t>Bejelentkezés(</w:t>
+            </w:r>
+            <w:proofErr w:type="spellStart"/>
+            <w:r>
+              <w:t>adminként</w:t>
+            </w:r>
+            <w:proofErr w:type="spellEnd"/>
+            <w:r>
+              <w:t>) – keresési űrlapba név megadása – listában megjelennek a keresésnek megfelelő felhasználók</w:t>
+            </w:r>
+          </w:p>
+        </w:tc>
+        <w:tc>
+          <w:tcPr>
+            <w:tcW w:w="3544" w:type="dxa"/>
+          </w:tcPr>
+          <w:p>
+            <w:pPr>
+              <w:jc w:val="center"/>
+              <w:cnfStyle w:val="000000000000" w:firstRow="0" w:lastRow="0" w:firstColumn="0" w:lastColumn="0" w:oddVBand="0" w:evenVBand="0" w:oddHBand="0" w:evenHBand="0" w:firstRowFirstColumn="0" w:firstRowLastColumn="0" w:lastRowFirstColumn="0" w:lastRowLastColumn="0"/>
+            </w:pPr>
+            <w:r>
+              <w:t>Megengedhető a keresésnek csak részben megfelelő felhasználók megjelenése is</w:t>
+            </w:r>
+          </w:p>
+        </w:tc>
+        <w:tc>
+          <w:tcPr>
+            <w:tcW w:w="1908" w:type="dxa"/>
+          </w:tcPr>
+          <w:p>
+            <w:pPr>
+              <w:jc w:val="center"/>
+              <w:cnfStyle w:val="000000000000" w:firstRow="0" w:lastRow="0" w:firstColumn="0" w:lastColumn="0" w:oddVBand="0" w:evenVBand="0" w:oddHBand="0" w:evenHBand="0" w:firstRowFirstColumn="0" w:firstRowLastColumn="0" w:lastRowFirstColumn="0" w:lastRowLastColumn="0"/>
+            </w:pPr>
+            <w:r>
+              <w:t>igen</w:t>
+            </w:r>
           </w:p>
         </w:tc>
       </w:tr>
       <w:tr>
-        <w:trPr>
-          <w:trHeight w:val="1145"/>
-          <w:jc w:val="center"/>
-        </w:trPr>
-        <w:tc>
-          <w:tcPr>
-            <w:tcW w:w="3370" w:type="dxa"/>
-            <w:vAlign w:val="center"/>
+        <w:tc>
+          <w:tcPr>
+            <w:cnfStyle w:val="001000000000" w:firstRow="0" w:lastRow="0" w:firstColumn="1" w:lastColumn="0" w:oddVBand="0" w:evenVBand="0" w:oddHBand="0" w:evenHBand="0" w:firstRowFirstColumn="0" w:firstRowLastColumn="0" w:lastRowFirstColumn="0" w:lastRowLastColumn="0"/>
+            <w:tcW w:w="1253" w:type="dxa"/>
           </w:tcPr>
           <w:p>
             <w:pPr>
               <w:pStyle w:val="Cmsor2"/>
-              <w:spacing w:line="278" w:lineRule="auto"/>
+              <w:jc w:val="center"/>
+            </w:pPr>
+            <w:r>
+              <w:t>5</w:t>
+            </w:r>
+          </w:p>
+        </w:tc>
+        <w:tc>
+          <w:tcPr>
+            <w:tcW w:w="3119" w:type="dxa"/>
+          </w:tcPr>
+          <w:p>
+            <w:pPr>
+              <w:jc w:val="center"/>
+              <w:cnfStyle w:val="000000000000" w:firstRow="0" w:lastRow="0" w:firstColumn="0" w:lastColumn="0" w:oddVBand="0" w:evenVBand="0" w:oddHBand="0" w:evenHBand="0" w:firstRowFirstColumn="0" w:firstRowLastColumn="0" w:lastRowFirstColumn="0" w:lastRowLastColumn="0"/>
+            </w:pPr>
+            <w:r>
+              <w:t>Rendelés státuszának megváltoztatása(rendelés lezárás)</w:t>
+            </w:r>
+          </w:p>
+        </w:tc>
+        <w:tc>
+          <w:tcPr>
+            <w:tcW w:w="5528" w:type="dxa"/>
+          </w:tcPr>
+          <w:p>
+            <w:pPr>
+              <w:jc w:val="center"/>
+              <w:cnfStyle w:val="000000000000" w:firstRow="0" w:lastRow="0" w:firstColumn="0" w:lastColumn="0" w:oddVBand="0" w:evenVBand="0" w:oddHBand="0" w:evenHBand="0" w:firstRowFirstColumn="0" w:firstRowLastColumn="0" w:lastRowFirstColumn="0" w:lastRowLastColumn="0"/>
+            </w:pPr>
+            <w:r>
               <w:rPr>
-                <w:b/>
-                <w:bCs/>
+                <w:rFonts w:cstheme="majorBidi"/>
               </w:rPr>
-            </w:pPr>
-          </w:p>
-        </w:tc>
-        <w:tc>
-          <w:tcPr>
-            <w:tcW w:w="2277" w:type="dxa"/>
-            <w:vAlign w:val="center"/>
-          </w:tcPr>
-          <w:p>
-            <w:pPr>
-              <w:pStyle w:val="Cmsor2"/>
-              <w:spacing w:line="278" w:lineRule="auto"/>
+              <w:t>Bejelentkezés(</w:t>
+            </w:r>
+            <w:proofErr w:type="spellStart"/>
+            <w:r>
               <w:rPr>
-                <w:b/>
-                <w:bCs/>
+                <w:rFonts w:cstheme="majorBidi"/>
               </w:rPr>
-            </w:pPr>
-          </w:p>
-        </w:tc>
-        <w:tc>
-          <w:tcPr>
-            <w:tcW w:w="4103" w:type="dxa"/>
-            <w:vAlign w:val="center"/>
-          </w:tcPr>
-          <w:p>
-            <w:pPr>
-              <w:pStyle w:val="Cmsor2"/>
-              <w:spacing w:line="278" w:lineRule="auto"/>
+              <w:t>adminként</w:t>
+            </w:r>
+            <w:proofErr w:type="spellEnd"/>
+            <w:r>
               <w:rPr>
-                <w:b/>
-                <w:bCs/>
+                <w:rFonts w:cstheme="majorBidi"/>
               </w:rPr>
-            </w:pPr>
-          </w:p>
-        </w:tc>
-        <w:tc>
-          <w:tcPr>
-            <w:tcW w:w="2560" w:type="dxa"/>
-            <w:vAlign w:val="center"/>
-          </w:tcPr>
-          <w:p>
-            <w:pPr>
-              <w:pStyle w:val="Cmsor2"/>
-              <w:spacing w:line="278" w:lineRule="auto"/>
+              <w:t>) – Navigáció(</w:t>
+            </w:r>
+            <w:r>
               <w:rPr>
-                <w:b/>
-                <w:bCs/>
+                <w:rFonts w:cstheme="majorBidi"/>
               </w:rPr>
-            </w:pPr>
-          </w:p>
-        </w:tc>
-        <w:tc>
-          <w:tcPr>
-            <w:tcW w:w="3410" w:type="dxa"/>
-            <w:vAlign w:val="center"/>
-          </w:tcPr>
-          <w:p>
-            <w:pPr>
-              <w:pStyle w:val="Cmsor2"/>
-              <w:spacing w:line="278" w:lineRule="auto"/>
+              <w:t>megrendelés</w:t>
+            </w:r>
+            <w:r>
               <w:rPr>
-                <w:b/>
-                <w:bCs/>
+                <w:rFonts w:cstheme="majorBidi"/>
               </w:rPr>
-            </w:pPr>
+              <w:t xml:space="preserve">ek </w:t>
+            </w:r>
+            <w:proofErr w:type="spellStart"/>
+            <w:r>
+              <w:rPr>
+                <w:rFonts w:cstheme="majorBidi"/>
+              </w:rPr>
+              <w:t>admin</w:t>
+            </w:r>
+            <w:proofErr w:type="spellEnd"/>
+            <w:r>
+              <w:rPr>
+                <w:rFonts w:cstheme="majorBidi"/>
+              </w:rPr>
+              <w:t xml:space="preserve"> oldalra)</w:t>
+            </w:r>
+            <w:r>
+              <w:rPr>
+                <w:rFonts w:cstheme="majorBidi"/>
+              </w:rPr>
+              <w:t xml:space="preserve"> – Kész! opció választása – rendelés megváltozik</w:t>
+            </w:r>
+          </w:p>
+        </w:tc>
+        <w:tc>
+          <w:tcPr>
+            <w:tcW w:w="3544" w:type="dxa"/>
+          </w:tcPr>
+          <w:p>
+            <w:pPr>
+              <w:jc w:val="center"/>
+              <w:cnfStyle w:val="000000000000" w:firstRow="0" w:lastRow="0" w:firstColumn="0" w:lastColumn="0" w:oddVBand="0" w:evenVBand="0" w:oddHBand="0" w:evenHBand="0" w:firstRowFirstColumn="0" w:firstRowLastColumn="0" w:lastRowFirstColumn="0" w:lastRowLastColumn="0"/>
+            </w:pPr>
+            <w:r>
+              <w:t xml:space="preserve">A rendszer vizuális visszajelzést ad az </w:t>
+            </w:r>
+            <w:proofErr w:type="spellStart"/>
+            <w:r>
+              <w:t>admin</w:t>
+            </w:r>
+            <w:proofErr w:type="spellEnd"/>
+            <w:r>
+              <w:t xml:space="preserve"> számára(zöld lesz, az egész sor a táblázatban, illetve zöld pipa)</w:t>
+            </w:r>
+          </w:p>
+        </w:tc>
+        <w:tc>
+          <w:tcPr>
+            <w:tcW w:w="1908" w:type="dxa"/>
+          </w:tcPr>
+          <w:p>
+            <w:pPr>
+              <w:jc w:val="center"/>
+              <w:cnfStyle w:val="000000000000" w:firstRow="0" w:lastRow="0" w:firstColumn="0" w:lastColumn="0" w:oddVBand="0" w:evenVBand="0" w:oddHBand="0" w:evenHBand="0" w:firstRowFirstColumn="0" w:firstRowLastColumn="0" w:lastRowFirstColumn="0" w:lastRowLastColumn="0"/>
+            </w:pPr>
+            <w:r>
+              <w:t>igen</w:t>
+            </w:r>
           </w:p>
         </w:tc>
       </w:tr>
       <w:tr>
-        <w:trPr>
-          <w:trHeight w:val="1122"/>
-          <w:jc w:val="center"/>
-        </w:trPr>
-        <w:tc>
-          <w:tcPr>
-            <w:tcW w:w="3370" w:type="dxa"/>
-            <w:vAlign w:val="center"/>
+        <w:tc>
+          <w:tcPr>
+            <w:cnfStyle w:val="001000000000" w:firstRow="0" w:lastRow="0" w:firstColumn="1" w:lastColumn="0" w:oddVBand="0" w:evenVBand="0" w:oddHBand="0" w:evenHBand="0" w:firstRowFirstColumn="0" w:firstRowLastColumn="0" w:lastRowFirstColumn="0" w:lastRowLastColumn="0"/>
+            <w:tcW w:w="1253" w:type="dxa"/>
           </w:tcPr>
           <w:p>
             <w:pPr>
               <w:pStyle w:val="Cmsor2"/>
-              <w:spacing w:line="278" w:lineRule="auto"/>
-              <w:rPr>
-                <w:b/>
-                <w:bCs/>
-              </w:rPr>
-            </w:pPr>
-          </w:p>
-        </w:tc>
-        <w:tc>
-          <w:tcPr>
-            <w:tcW w:w="2277" w:type="dxa"/>
-            <w:vAlign w:val="center"/>
-          </w:tcPr>
-          <w:p>
-            <w:pPr>
-              <w:pStyle w:val="Cmsor2"/>
-              <w:spacing w:line="278" w:lineRule="auto"/>
-              <w:rPr>
-                <w:b/>
-                <w:bCs/>
-              </w:rPr>
-            </w:pPr>
-          </w:p>
-        </w:tc>
-        <w:tc>
-          <w:tcPr>
-            <w:tcW w:w="4103" w:type="dxa"/>
-            <w:vAlign w:val="center"/>
-          </w:tcPr>
-          <w:p>
-            <w:pPr>
-              <w:pStyle w:val="Cmsor2"/>
-              <w:spacing w:line="278" w:lineRule="auto"/>
-              <w:rPr>
-                <w:b/>
-                <w:bCs/>
-              </w:rPr>
-            </w:pPr>
-          </w:p>
-        </w:tc>
-        <w:tc>
-          <w:tcPr>
-            <w:tcW w:w="2560" w:type="dxa"/>
-            <w:vAlign w:val="center"/>
-          </w:tcPr>
-          <w:p>
-            <w:pPr>
-              <w:pStyle w:val="Cmsor2"/>
-              <w:spacing w:line="278" w:lineRule="auto"/>
-              <w:rPr>
-                <w:b/>
-                <w:bCs/>
-              </w:rPr>
-            </w:pPr>
-          </w:p>
-        </w:tc>
-        <w:tc>
-          <w:tcPr>
-            <w:tcW w:w="3410" w:type="dxa"/>
-            <w:vAlign w:val="center"/>
-          </w:tcPr>
-          <w:p>
-            <w:pPr>
-              <w:pStyle w:val="Cmsor2"/>
-              <w:spacing w:line="278" w:lineRule="auto"/>
-              <w:rPr>
-                <w:b/>
-                <w:bCs/>
-              </w:rPr>
-            </w:pPr>
+              <w:jc w:val="center"/>
+            </w:pPr>
+            <w:r>
+              <w:t>6</w:t>
+            </w:r>
+          </w:p>
+        </w:tc>
+        <w:tc>
+          <w:tcPr>
+            <w:tcW w:w="3119" w:type="dxa"/>
+          </w:tcPr>
+          <w:p>
+            <w:pPr>
+              <w:jc w:val="center"/>
+              <w:cnfStyle w:val="000000000000" w:firstRow="0" w:lastRow="0" w:firstColumn="0" w:lastColumn="0" w:oddVBand="0" w:evenVBand="0" w:oddHBand="0" w:evenHBand="0" w:firstRowFirstColumn="0" w:firstRowLastColumn="0" w:lastRowFirstColumn="0" w:lastRowLastColumn="0"/>
+            </w:pPr>
+            <w:r>
+              <w:t>Szabad szervizidőpont hozzáadása</w:t>
+            </w:r>
+          </w:p>
+        </w:tc>
+        <w:tc>
+          <w:tcPr>
+            <w:tcW w:w="5528" w:type="dxa"/>
+          </w:tcPr>
+          <w:p>
+            <w:pPr>
+              <w:jc w:val="center"/>
+              <w:cnfStyle w:val="000000000000" w:firstRow="0" w:lastRow="0" w:firstColumn="0" w:lastColumn="0" w:oddVBand="0" w:evenVBand="0" w:oddHBand="0" w:evenHBand="0" w:firstRowFirstColumn="0" w:firstRowLastColumn="0" w:lastRowFirstColumn="0" w:lastRowLastColumn="0"/>
+            </w:pPr>
+            <w:r>
+              <w:t>Bejelentkezés(</w:t>
+            </w:r>
+            <w:proofErr w:type="spellStart"/>
+            <w:r>
+              <w:t>adminként</w:t>
+            </w:r>
+            <w:proofErr w:type="spellEnd"/>
+            <w:r>
+              <w:t xml:space="preserve">) – Navigáció (szerviz </w:t>
+            </w:r>
+            <w:proofErr w:type="spellStart"/>
+            <w:r>
+              <w:t>admin</w:t>
+            </w:r>
+            <w:proofErr w:type="spellEnd"/>
+            <w:r>
+              <w:t xml:space="preserve"> oldalra) – új időpont megadása – hozzáadás gombra kattint</w:t>
+            </w:r>
+          </w:p>
+        </w:tc>
+        <w:tc>
+          <w:tcPr>
+            <w:tcW w:w="3544" w:type="dxa"/>
+          </w:tcPr>
+          <w:p>
+            <w:pPr>
+              <w:jc w:val="center"/>
+              <w:cnfStyle w:val="000000000000" w:firstRow="0" w:lastRow="0" w:firstColumn="0" w:lastColumn="0" w:oddVBand="0" w:evenVBand="0" w:oddHBand="0" w:evenHBand="0" w:firstRowFirstColumn="0" w:firstRowLastColumn="0" w:lastRowFirstColumn="0" w:lastRowLastColumn="0"/>
+            </w:pPr>
+            <w:r>
+              <w:t>A listában megjelenik az újonnan hozzáadott szabad időpont, illetve a rendszer válasza is az űrlapon</w:t>
+            </w:r>
+          </w:p>
+        </w:tc>
+        <w:tc>
+          <w:tcPr>
+            <w:tcW w:w="1908" w:type="dxa"/>
+          </w:tcPr>
+          <w:p>
+            <w:pPr>
+              <w:jc w:val="center"/>
+              <w:cnfStyle w:val="000000000000" w:firstRow="0" w:lastRow="0" w:firstColumn="0" w:lastColumn="0" w:oddVBand="0" w:evenVBand="0" w:oddHBand="0" w:evenHBand="0" w:firstRowFirstColumn="0" w:firstRowLastColumn="0" w:lastRowFirstColumn="0" w:lastRowLastColumn="0"/>
+            </w:pPr>
+            <w:r>
+              <w:t>igen</w:t>
+            </w:r>
           </w:p>
         </w:tc>
       </w:tr>
       <w:tr>
-        <w:trPr>
-          <w:trHeight w:val="1398"/>
-          <w:jc w:val="center"/>
-        </w:trPr>
-        <w:tc>
-          <w:tcPr>
-            <w:tcW w:w="3370" w:type="dxa"/>
-            <w:vAlign w:val="center"/>
+        <w:tc>
+          <w:tcPr>
+            <w:cnfStyle w:val="001000000000" w:firstRow="0" w:lastRow="0" w:firstColumn="1" w:lastColumn="0" w:oddVBand="0" w:evenVBand="0" w:oddHBand="0" w:evenHBand="0" w:firstRowFirstColumn="0" w:firstRowLastColumn="0" w:lastRowFirstColumn="0" w:lastRowLastColumn="0"/>
+            <w:tcW w:w="1253" w:type="dxa"/>
           </w:tcPr>
           <w:p>
             <w:pPr>
               <w:pStyle w:val="Cmsor2"/>
-              <w:rPr>
-                <w:b/>
-                <w:bCs/>
-              </w:rPr>
-            </w:pPr>
-          </w:p>
-        </w:tc>
-        <w:tc>
-          <w:tcPr>
-            <w:tcW w:w="2277" w:type="dxa"/>
-            <w:vAlign w:val="center"/>
-          </w:tcPr>
-          <w:p>
-            <w:pPr>
-              <w:pStyle w:val="Cmsor2"/>
-              <w:rPr>
-                <w:b/>
-                <w:bCs/>
-              </w:rPr>
-            </w:pPr>
-          </w:p>
-        </w:tc>
-        <w:tc>
-          <w:tcPr>
-            <w:tcW w:w="4103" w:type="dxa"/>
-            <w:vAlign w:val="center"/>
-          </w:tcPr>
-          <w:p>
-            <w:pPr>
-              <w:pStyle w:val="Cmsor2"/>
-              <w:rPr>
-                <w:b/>
-                <w:bCs/>
-              </w:rPr>
-            </w:pPr>
-          </w:p>
-        </w:tc>
-        <w:tc>
-          <w:tcPr>
-            <w:tcW w:w="2560" w:type="dxa"/>
-            <w:vAlign w:val="center"/>
-          </w:tcPr>
-          <w:p>
-            <w:pPr>
-              <w:pStyle w:val="Cmsor2"/>
-              <w:rPr>
-                <w:b/>
-                <w:bCs/>
-              </w:rPr>
-            </w:pPr>
-          </w:p>
-        </w:tc>
-        <w:tc>
-          <w:tcPr>
-            <w:tcW w:w="3410" w:type="dxa"/>
-            <w:vAlign w:val="center"/>
-          </w:tcPr>
-          <w:p>
-            <w:pPr>
-              <w:pStyle w:val="Cmsor2"/>
-              <w:rPr>
-                <w:b/>
-                <w:bCs/>
-              </w:rPr>
-            </w:pPr>
+              <w:jc w:val="center"/>
+            </w:pPr>
+            <w:r>
+              <w:t>7</w:t>
+            </w:r>
+          </w:p>
+        </w:tc>
+        <w:tc>
+          <w:tcPr>
+            <w:tcW w:w="3119" w:type="dxa"/>
+          </w:tcPr>
+          <w:p>
+            <w:pPr>
+              <w:jc w:val="center"/>
+              <w:cnfStyle w:val="000000000000" w:firstRow="0" w:lastRow="0" w:firstColumn="0" w:lastColumn="0" w:oddVBand="0" w:evenVBand="0" w:oddHBand="0" w:evenHBand="0" w:firstRowFirstColumn="0" w:firstRowLastColumn="0" w:lastRowFirstColumn="0" w:lastRowLastColumn="0"/>
+            </w:pPr>
+            <w:r>
+              <w:t>Szerviz lezárása</w:t>
+            </w:r>
+          </w:p>
+        </w:tc>
+        <w:tc>
+          <w:tcPr>
+            <w:tcW w:w="5528" w:type="dxa"/>
+          </w:tcPr>
+          <w:p>
+            <w:pPr>
+              <w:jc w:val="center"/>
+              <w:cnfStyle w:val="000000000000" w:firstRow="0" w:lastRow="0" w:firstColumn="0" w:lastColumn="0" w:oddVBand="0" w:evenVBand="0" w:oddHBand="0" w:evenHBand="0" w:firstRowFirstColumn="0" w:firstRowLastColumn="0" w:lastRowFirstColumn="0" w:lastRowLastColumn="0"/>
+            </w:pPr>
+            <w:r>
+              <w:t>Bejelentkezés(</w:t>
+            </w:r>
+            <w:proofErr w:type="spellStart"/>
+            <w:r>
+              <w:t>adminként</w:t>
+            </w:r>
+            <w:proofErr w:type="spellEnd"/>
+            <w:r>
+              <w:t xml:space="preserve">) – Navigáció (szerviz </w:t>
+            </w:r>
+            <w:proofErr w:type="spellStart"/>
+            <w:r>
+              <w:t>admin</w:t>
+            </w:r>
+            <w:proofErr w:type="spellEnd"/>
+            <w:r>
+              <w:t xml:space="preserve"> oldalra) – </w:t>
+            </w:r>
+            <w:r>
+              <w:t xml:space="preserve">A  lezárás gombra kattintva megnyílik a </w:t>
+            </w:r>
+            <w:proofErr w:type="spellStart"/>
+            <w:r>
+              <w:t>form</w:t>
+            </w:r>
+            <w:proofErr w:type="spellEnd"/>
+            <w:r>
+              <w:t>, amelyben a hiányzó adatokat megadva majd kattint</w:t>
+            </w:r>
+            <w:r>
+              <w:t xml:space="preserve"> a Lezárás gombra</w:t>
+            </w:r>
+            <w:r>
+              <w:t xml:space="preserve"> mentés és </w:t>
+            </w:r>
+            <w:r>
+              <w:t>átirányítás vissza a listához</w:t>
+            </w:r>
+          </w:p>
+        </w:tc>
+        <w:tc>
+          <w:tcPr>
+            <w:tcW w:w="3544" w:type="dxa"/>
+          </w:tcPr>
+          <w:p>
+            <w:pPr>
+              <w:jc w:val="center"/>
+              <w:cnfStyle w:val="000000000000" w:firstRow="0" w:lastRow="0" w:firstColumn="0" w:lastColumn="0" w:oddVBand="0" w:evenVBand="0" w:oddHBand="0" w:evenHBand="0" w:firstRowFirstColumn="0" w:firstRowLastColumn="0" w:lastRowFirstColumn="0" w:lastRowLastColumn="0"/>
+            </w:pPr>
+            <w:r>
+              <w:t xml:space="preserve">Az időpont adatai megváltoznak, illetve az időpontot tartalmazó sor is vizuálisan.  </w:t>
+            </w:r>
+          </w:p>
+        </w:tc>
+        <w:tc>
+          <w:tcPr>
+            <w:tcW w:w="1908" w:type="dxa"/>
+          </w:tcPr>
+          <w:p>
+            <w:pPr>
+              <w:jc w:val="center"/>
+              <w:cnfStyle w:val="000000000000" w:firstRow="0" w:lastRow="0" w:firstColumn="0" w:lastColumn="0" w:oddVBand="0" w:evenVBand="0" w:oddHBand="0" w:evenHBand="0" w:firstRowFirstColumn="0" w:firstRowLastColumn="0" w:lastRowFirstColumn="0" w:lastRowLastColumn="0"/>
+            </w:pPr>
+            <w:r>
+              <w:t>igen</w:t>
+            </w:r>
           </w:p>
         </w:tc>
       </w:tr>
       <w:tr>
-        <w:trPr>
-          <w:trHeight w:val="1398"/>
-          <w:jc w:val="center"/>
-        </w:trPr>
-        <w:tc>
-          <w:tcPr>
-            <w:tcW w:w="3370" w:type="dxa"/>
-            <w:vAlign w:val="center"/>
+        <w:tc>
+          <w:tcPr>
+            <w:cnfStyle w:val="001000000000" w:firstRow="0" w:lastRow="0" w:firstColumn="1" w:lastColumn="0" w:oddVBand="0" w:evenVBand="0" w:oddHBand="0" w:evenHBand="0" w:firstRowFirstColumn="0" w:firstRowLastColumn="0" w:lastRowFirstColumn="0" w:lastRowLastColumn="0"/>
+            <w:tcW w:w="1253" w:type="dxa"/>
           </w:tcPr>
           <w:p>
             <w:pPr>
               <w:pStyle w:val="Cmsor2"/>
+              <w:jc w:val="center"/>
+            </w:pPr>
+            <w:r>
+              <w:t>8</w:t>
+            </w:r>
+          </w:p>
+        </w:tc>
+        <w:tc>
+          <w:tcPr>
+            <w:tcW w:w="3119" w:type="dxa"/>
+          </w:tcPr>
+          <w:p>
+            <w:pPr>
+              <w:jc w:val="center"/>
+              <w:cnfStyle w:val="000000000000" w:firstRow="0" w:lastRow="0" w:firstColumn="0" w:lastColumn="0" w:oddVBand="0" w:evenVBand="0" w:oddHBand="0" w:evenHBand="0" w:firstRowFirstColumn="0" w:firstRowLastColumn="0" w:lastRowFirstColumn="0" w:lastRowLastColumn="0"/>
+            </w:pPr>
+            <w:r>
+              <w:t>Termék módosítása üres értékkel</w:t>
+            </w:r>
+          </w:p>
+        </w:tc>
+        <w:tc>
+          <w:tcPr>
+            <w:tcW w:w="5528" w:type="dxa"/>
+          </w:tcPr>
+          <w:p>
+            <w:pPr>
+              <w:jc w:val="center"/>
+              <w:cnfStyle w:val="000000000000" w:firstRow="0" w:lastRow="0" w:firstColumn="0" w:lastColumn="0" w:oddVBand="0" w:evenVBand="0" w:oddHBand="0" w:evenHBand="0" w:firstRowFirstColumn="0" w:firstRowLastColumn="0" w:lastRowFirstColumn="0" w:lastRowLastColumn="0"/>
+            </w:pPr>
+            <w:r>
               <w:rPr>
-                <w:b/>
-                <w:bCs/>
+                <w:rFonts w:cstheme="majorBidi"/>
               </w:rPr>
-            </w:pPr>
-          </w:p>
-        </w:tc>
-        <w:tc>
-          <w:tcPr>
-            <w:tcW w:w="2277" w:type="dxa"/>
-            <w:vAlign w:val="center"/>
-          </w:tcPr>
-          <w:p>
-            <w:pPr>
-              <w:pStyle w:val="Cmsor2"/>
+              <w:t>Bejelentkezés(</w:t>
+            </w:r>
+            <w:proofErr w:type="spellStart"/>
+            <w:r>
               <w:rPr>
-                <w:b/>
-                <w:bCs/>
+                <w:rFonts w:cstheme="majorBidi"/>
               </w:rPr>
-            </w:pPr>
-          </w:p>
-        </w:tc>
-        <w:tc>
-          <w:tcPr>
-            <w:tcW w:w="4103" w:type="dxa"/>
-            <w:vAlign w:val="center"/>
-          </w:tcPr>
-          <w:p>
-            <w:pPr>
-              <w:pStyle w:val="Cmsor2"/>
+              <w:t>adminként</w:t>
+            </w:r>
+            <w:proofErr w:type="spellEnd"/>
+            <w:r>
               <w:rPr>
-                <w:b/>
-                <w:bCs/>
+                <w:rFonts w:cstheme="majorBidi"/>
               </w:rPr>
-            </w:pPr>
-          </w:p>
-        </w:tc>
-        <w:tc>
-          <w:tcPr>
-            <w:tcW w:w="2560" w:type="dxa"/>
-            <w:vAlign w:val="center"/>
-          </w:tcPr>
-          <w:p>
-            <w:pPr>
-              <w:pStyle w:val="Cmsor2"/>
+              <w:t xml:space="preserve">) – Navigáció(termékek </w:t>
+            </w:r>
+            <w:proofErr w:type="spellStart"/>
+            <w:r>
               <w:rPr>
-                <w:b/>
-                <w:bCs/>
+                <w:rFonts w:cstheme="majorBidi"/>
               </w:rPr>
-            </w:pPr>
-          </w:p>
-        </w:tc>
-        <w:tc>
-          <w:tcPr>
-            <w:tcW w:w="3410" w:type="dxa"/>
-            <w:vAlign w:val="center"/>
-          </w:tcPr>
-          <w:p>
-            <w:pPr>
-              <w:pStyle w:val="Cmsor2"/>
+              <w:t>admin</w:t>
+            </w:r>
+            <w:proofErr w:type="spellEnd"/>
+            <w:r>
               <w:rPr>
-                <w:b/>
-                <w:bCs/>
+                <w:rFonts w:cstheme="majorBidi"/>
               </w:rPr>
-            </w:pPr>
+              <w:t xml:space="preserve"> oldalra) – adott sorban </w:t>
+            </w:r>
+            <w:proofErr w:type="spellStart"/>
+            <w:r>
+              <w:rPr>
+                <w:rFonts w:cstheme="majorBidi"/>
+              </w:rPr>
+              <w:t>szerekesztés</w:t>
+            </w:r>
+            <w:proofErr w:type="spellEnd"/>
+            <w:r>
+              <w:rPr>
+                <w:rFonts w:cstheme="majorBidi"/>
+              </w:rPr>
+              <w:t xml:space="preserve"> gomb kattint – Termékmódosító űrlapon adatmódosít</w:t>
+            </w:r>
+            <w:r>
+              <w:rPr>
+                <w:rFonts w:cstheme="majorBidi"/>
+              </w:rPr>
+              <w:t>ás (új érték nélkül)</w:t>
+            </w:r>
+            <w:r>
+              <w:rPr>
+                <w:rFonts w:cstheme="majorBidi"/>
+              </w:rPr>
+              <w:t xml:space="preserve"> – mentés gomb – </w:t>
+            </w:r>
+            <w:r>
+              <w:rPr>
+                <w:rFonts w:cstheme="majorBidi"/>
+              </w:rPr>
+              <w:t>hibaüzenet</w:t>
+            </w:r>
+          </w:p>
+        </w:tc>
+        <w:tc>
+          <w:tcPr>
+            <w:tcW w:w="3544" w:type="dxa"/>
+          </w:tcPr>
+          <w:p>
+            <w:pPr>
+              <w:jc w:val="center"/>
+              <w:cnfStyle w:val="000000000000" w:firstRow="0" w:lastRow="0" w:firstColumn="0" w:lastColumn="0" w:oddVBand="0" w:evenVBand="0" w:oddHBand="0" w:evenHBand="0" w:firstRowFirstColumn="0" w:firstRowLastColumn="0" w:lastRowFirstColumn="0" w:lastRowLastColumn="0"/>
+            </w:pPr>
+            <w:r>
+              <w:t>Az űrlapon az adott mező alatt hibaüzenet jelenik meg, nem történik átirányítás</w:t>
+            </w:r>
+          </w:p>
+        </w:tc>
+        <w:tc>
+          <w:tcPr>
+            <w:tcW w:w="1908" w:type="dxa"/>
+          </w:tcPr>
+          <w:p>
+            <w:pPr>
+              <w:jc w:val="center"/>
+              <w:cnfStyle w:val="000000000000" w:firstRow="0" w:lastRow="0" w:firstColumn="0" w:lastColumn="0" w:oddVBand="0" w:evenVBand="0" w:oddHBand="0" w:evenHBand="0" w:firstRowFirstColumn="0" w:firstRowLastColumn="0" w:lastRowFirstColumn="0" w:lastRowLastColumn="0"/>
+            </w:pPr>
+            <w:r>
+              <w:t>igen</w:t>
+            </w:r>
           </w:p>
         </w:tc>
       </w:tr>
       <w:tr>
-        <w:trPr>
-          <w:trHeight w:val="1398"/>
-          <w:jc w:val="center"/>
-        </w:trPr>
-        <w:tc>
-          <w:tcPr>
-            <w:tcW w:w="3370" w:type="dxa"/>
-            <w:vAlign w:val="center"/>
+        <w:tc>
+          <w:tcPr>
+            <w:cnfStyle w:val="001000000000" w:firstRow="0" w:lastRow="0" w:firstColumn="1" w:lastColumn="0" w:oddVBand="0" w:evenVBand="0" w:oddHBand="0" w:evenHBand="0" w:firstRowFirstColumn="0" w:firstRowLastColumn="0" w:lastRowFirstColumn="0" w:lastRowLastColumn="0"/>
+            <w:tcW w:w="1253" w:type="dxa"/>
           </w:tcPr>
           <w:p>
             <w:pPr>
               <w:pStyle w:val="Cmsor2"/>
-              <w:rPr>
-                <w:b/>
-                <w:bCs/>
-              </w:rPr>
-            </w:pPr>
-          </w:p>
-        </w:tc>
-        <w:tc>
-          <w:tcPr>
-            <w:tcW w:w="2277" w:type="dxa"/>
-            <w:vAlign w:val="center"/>
-          </w:tcPr>
-          <w:p>
-            <w:pPr>
-              <w:pStyle w:val="Cmsor2"/>
-              <w:rPr>
-                <w:b/>
-                <w:bCs/>
-              </w:rPr>
-            </w:pPr>
-          </w:p>
-        </w:tc>
-        <w:tc>
-          <w:tcPr>
-            <w:tcW w:w="4103" w:type="dxa"/>
-            <w:vAlign w:val="center"/>
-          </w:tcPr>
-          <w:p>
-            <w:pPr>
-              <w:pStyle w:val="Cmsor2"/>
-              <w:rPr>
-                <w:b/>
-                <w:bCs/>
-              </w:rPr>
-            </w:pPr>
-          </w:p>
-        </w:tc>
-        <w:tc>
-          <w:tcPr>
-            <w:tcW w:w="2560" w:type="dxa"/>
-            <w:vAlign w:val="center"/>
-          </w:tcPr>
-          <w:p>
-            <w:pPr>
-              <w:pStyle w:val="Cmsor2"/>
-              <w:rPr>
-                <w:b/>
-                <w:bCs/>
-              </w:rPr>
-            </w:pPr>
-          </w:p>
-        </w:tc>
-        <w:tc>
-          <w:tcPr>
-            <w:tcW w:w="3410" w:type="dxa"/>
-            <w:vAlign w:val="center"/>
-          </w:tcPr>
-          <w:p>
-            <w:pPr>
-              <w:pStyle w:val="Cmsor2"/>
-              <w:rPr>
-                <w:b/>
-                <w:bCs/>
-              </w:rPr>
-            </w:pPr>
+              <w:jc w:val="center"/>
+            </w:pPr>
+            <w:r>
+              <w:lastRenderedPageBreak/>
+              <w:t>9</w:t>
+            </w:r>
+          </w:p>
+        </w:tc>
+        <w:tc>
+          <w:tcPr>
+            <w:tcW w:w="3119" w:type="dxa"/>
+          </w:tcPr>
+          <w:p>
+            <w:pPr>
+              <w:jc w:val="center"/>
+              <w:cnfStyle w:val="000000000000" w:firstRow="0" w:lastRow="0" w:firstColumn="0" w:lastColumn="0" w:oddVBand="0" w:evenVBand="0" w:oddHBand="0" w:evenHBand="0" w:firstRowFirstColumn="0" w:firstRowLastColumn="0" w:lastRowFirstColumn="0" w:lastRowLastColumn="0"/>
+            </w:pPr>
+            <w:r>
+              <w:t>Szabad szervizidőpont felvitele, (érték megadás nélkül)</w:t>
+            </w:r>
+          </w:p>
+        </w:tc>
+        <w:tc>
+          <w:tcPr>
+            <w:tcW w:w="5528" w:type="dxa"/>
+          </w:tcPr>
+          <w:p>
+            <w:pPr>
+              <w:jc w:val="center"/>
+              <w:cnfStyle w:val="000000000000" w:firstRow="0" w:lastRow="0" w:firstColumn="0" w:lastColumn="0" w:oddVBand="0" w:evenVBand="0" w:oddHBand="0" w:evenHBand="0" w:firstRowFirstColumn="0" w:firstRowLastColumn="0" w:lastRowFirstColumn="0" w:lastRowLastColumn="0"/>
+            </w:pPr>
+            <w:r>
+              <w:t>Bejelentkezés(</w:t>
+            </w:r>
+            <w:proofErr w:type="spellStart"/>
+            <w:r>
+              <w:t>adminként</w:t>
+            </w:r>
+            <w:proofErr w:type="spellEnd"/>
+            <w:r>
+              <w:t xml:space="preserve">) – Navigáció (szerviz </w:t>
+            </w:r>
+            <w:proofErr w:type="spellStart"/>
+            <w:r>
+              <w:t>admin</w:t>
+            </w:r>
+            <w:proofErr w:type="spellEnd"/>
+            <w:r>
+              <w:t xml:space="preserve"> oldalra) – új időpont megadása – hozzáadás gombra kattint – hibaüzenet</w:t>
+            </w:r>
+          </w:p>
+        </w:tc>
+        <w:tc>
+          <w:tcPr>
+            <w:tcW w:w="3544" w:type="dxa"/>
+          </w:tcPr>
+          <w:p>
+            <w:pPr>
+              <w:jc w:val="center"/>
+              <w:cnfStyle w:val="000000000000" w:firstRow="0" w:lastRow="0" w:firstColumn="0" w:lastColumn="0" w:oddVBand="0" w:evenVBand="0" w:oddHBand="0" w:evenHBand="0" w:firstRowFirstColumn="0" w:firstRowLastColumn="0" w:lastRowFirstColumn="0" w:lastRowLastColumn="0"/>
+            </w:pPr>
+            <w:r>
+              <w:t>A hozzáadó űrlapon, a beviteli mező alatt hibaüzenet jelenik meg</w:t>
+            </w:r>
+          </w:p>
+        </w:tc>
+        <w:tc>
+          <w:tcPr>
+            <w:tcW w:w="1908" w:type="dxa"/>
+          </w:tcPr>
+          <w:p>
+            <w:pPr>
+              <w:jc w:val="center"/>
+              <w:cnfStyle w:val="000000000000" w:firstRow="0" w:lastRow="0" w:firstColumn="0" w:lastColumn="0" w:oddVBand="0" w:evenVBand="0" w:oddHBand="0" w:evenHBand="0" w:firstRowFirstColumn="0" w:firstRowLastColumn="0" w:lastRowFirstColumn="0" w:lastRowLastColumn="0"/>
+            </w:pPr>
+            <w:r>
+              <w:t>igen</w:t>
+            </w:r>
           </w:p>
         </w:tc>
       </w:tr>
       <w:tr>
-        <w:trPr>
-          <w:trHeight w:val="1398"/>
-          <w:jc w:val="center"/>
-        </w:trPr>
-        <w:tc>
-          <w:tcPr>
-            <w:tcW w:w="3370" w:type="dxa"/>
-            <w:vAlign w:val="center"/>
+        <w:tc>
+          <w:tcPr>
+            <w:cnfStyle w:val="001000000000" w:firstRow="0" w:lastRow="0" w:firstColumn="1" w:lastColumn="0" w:oddVBand="0" w:evenVBand="0" w:oddHBand="0" w:evenHBand="0" w:firstRowFirstColumn="0" w:firstRowLastColumn="0" w:lastRowFirstColumn="0" w:lastRowLastColumn="0"/>
+            <w:tcW w:w="1253" w:type="dxa"/>
           </w:tcPr>
           <w:p>
             <w:pPr>
               <w:pStyle w:val="Cmsor2"/>
-              <w:rPr>
-                <w:b/>
-                <w:bCs/>
-              </w:rPr>
-            </w:pPr>
-          </w:p>
-        </w:tc>
-        <w:tc>
-          <w:tcPr>
-            <w:tcW w:w="2277" w:type="dxa"/>
-            <w:vAlign w:val="center"/>
+              <w:jc w:val="center"/>
+            </w:pPr>
+            <w:r>
+              <w:t>10</w:t>
+            </w:r>
+          </w:p>
+        </w:tc>
+        <w:tc>
+          <w:tcPr>
+            <w:tcW w:w="3119" w:type="dxa"/>
+          </w:tcPr>
+          <w:p>
+            <w:pPr>
+              <w:jc w:val="center"/>
+              <w:cnfStyle w:val="000000000000" w:firstRow="0" w:lastRow="0" w:firstColumn="0" w:lastColumn="0" w:oddVBand="0" w:evenVBand="0" w:oddHBand="0" w:evenHBand="0" w:firstRowFirstColumn="0" w:firstRowLastColumn="0" w:lastRowFirstColumn="0" w:lastRowLastColumn="0"/>
+            </w:pPr>
+            <w:r>
+              <w:t>Nincs a keresésnek megfelelő felhasználó</w:t>
+            </w:r>
+          </w:p>
+        </w:tc>
+        <w:tc>
+          <w:tcPr>
+            <w:tcW w:w="5528" w:type="dxa"/>
+          </w:tcPr>
+          <w:p>
+            <w:pPr>
+              <w:jc w:val="center"/>
+              <w:cnfStyle w:val="000000000000" w:firstRow="0" w:lastRow="0" w:firstColumn="0" w:lastColumn="0" w:oddVBand="0" w:evenVBand="0" w:oddHBand="0" w:evenHBand="0" w:firstRowFirstColumn="0" w:firstRowLastColumn="0" w:lastRowFirstColumn="0" w:lastRowLastColumn="0"/>
+            </w:pPr>
+            <w:r>
+              <w:t>Bejelentkezés(</w:t>
+            </w:r>
+            <w:proofErr w:type="spellStart"/>
+            <w:r>
+              <w:t>adminként</w:t>
+            </w:r>
+            <w:proofErr w:type="spellEnd"/>
+            <w:r>
+              <w:t>) – Felhasználó kereső űrlapba felhasználónév részleges vagy teljes megadása</w:t>
+            </w:r>
+          </w:p>
+        </w:tc>
+        <w:tc>
+          <w:tcPr>
+            <w:tcW w:w="3544" w:type="dxa"/>
+          </w:tcPr>
+          <w:p>
+            <w:pPr>
+              <w:jc w:val="center"/>
+              <w:cnfStyle w:val="000000000000" w:firstRow="0" w:lastRow="0" w:firstColumn="0" w:lastColumn="0" w:oddVBand="0" w:evenVBand="0" w:oddHBand="0" w:evenHBand="0" w:firstRowFirstColumn="0" w:firstRowLastColumn="0" w:lastRowFirstColumn="0" w:lastRowLastColumn="0"/>
+            </w:pPr>
+            <w:r>
+              <w:t xml:space="preserve">A táblázat helyén üzenet jelenik meg az </w:t>
+            </w:r>
+            <w:proofErr w:type="spellStart"/>
+            <w:r>
+              <w:t>admin</w:t>
+            </w:r>
+            <w:proofErr w:type="spellEnd"/>
+            <w:r>
+              <w:t xml:space="preserve"> felhasználó számára</w:t>
+            </w:r>
+          </w:p>
+        </w:tc>
+        <w:tc>
+          <w:tcPr>
+            <w:tcW w:w="1908" w:type="dxa"/>
+          </w:tcPr>
+          <w:p>
+            <w:pPr>
+              <w:jc w:val="center"/>
+              <w:cnfStyle w:val="000000000000" w:firstRow="0" w:lastRow="0" w:firstColumn="0" w:lastColumn="0" w:oddVBand="0" w:evenVBand="0" w:oddHBand="0" w:evenHBand="0" w:firstRowFirstColumn="0" w:firstRowLastColumn="0" w:lastRowFirstColumn="0" w:lastRowLastColumn="0"/>
+            </w:pPr>
+            <w:r>
+              <w:t>igen</w:t>
+            </w:r>
+          </w:p>
+        </w:tc>
+      </w:tr>
+      <w:tr>
+        <w:tc>
+          <w:tcPr>
+            <w:cnfStyle w:val="001000000000" w:firstRow="0" w:lastRow="0" w:firstColumn="1" w:lastColumn="0" w:oddVBand="0" w:evenVBand="0" w:oddHBand="0" w:evenHBand="0" w:firstRowFirstColumn="0" w:firstRowLastColumn="0" w:lastRowFirstColumn="0" w:lastRowLastColumn="0"/>
+            <w:tcW w:w="1253" w:type="dxa"/>
           </w:tcPr>
           <w:p>
             <w:pPr>
               <w:pStyle w:val="Cmsor2"/>
-              <w:rPr>
-                <w:b/>
-                <w:bCs/>
-              </w:rPr>
-            </w:pPr>
-          </w:p>
-        </w:tc>
-        <w:tc>
-          <w:tcPr>
-            <w:tcW w:w="4103" w:type="dxa"/>
-            <w:vAlign w:val="center"/>
+              <w:jc w:val="center"/>
+            </w:pPr>
+            <w:r>
+              <w:t>11</w:t>
+            </w:r>
+          </w:p>
+        </w:tc>
+        <w:tc>
+          <w:tcPr>
+            <w:tcW w:w="3119" w:type="dxa"/>
+          </w:tcPr>
+          <w:p>
+            <w:pPr>
+              <w:jc w:val="center"/>
+              <w:cnfStyle w:val="000000000000" w:firstRow="0" w:lastRow="0" w:firstColumn="0" w:lastColumn="0" w:oddVBand="0" w:evenVBand="0" w:oddHBand="0" w:evenHBand="0" w:firstRowFirstColumn="0" w:firstRowLastColumn="0" w:lastRowFirstColumn="0" w:lastRowLastColumn="0"/>
+            </w:pPr>
+            <w:r>
+              <w:t>Nincs a keresésnek megfelelő termék</w:t>
+            </w:r>
+          </w:p>
+        </w:tc>
+        <w:tc>
+          <w:tcPr>
+            <w:tcW w:w="5528" w:type="dxa"/>
+          </w:tcPr>
+          <w:p>
+            <w:pPr>
+              <w:jc w:val="center"/>
+              <w:cnfStyle w:val="000000000000" w:firstRow="0" w:lastRow="0" w:firstColumn="0" w:lastColumn="0" w:oddVBand="0" w:evenVBand="0" w:oddHBand="0" w:evenHBand="0" w:firstRowFirstColumn="0" w:firstRowLastColumn="0" w:lastRowFirstColumn="0" w:lastRowLastColumn="0"/>
+            </w:pPr>
+            <w:r>
+              <w:t>Bejelentkezés(</w:t>
+            </w:r>
+            <w:proofErr w:type="spellStart"/>
+            <w:r>
+              <w:t>adminként</w:t>
+            </w:r>
+            <w:proofErr w:type="spellEnd"/>
+            <w:r>
+              <w:t xml:space="preserve">) – Navigáció (termékek </w:t>
+            </w:r>
+            <w:proofErr w:type="spellStart"/>
+            <w:r>
+              <w:t>admin</w:t>
+            </w:r>
+            <w:proofErr w:type="spellEnd"/>
+            <w:r>
+              <w:t xml:space="preserve"> oldalra) -  Termék kereső űrlapba terméknév részleges vagy teljes megadása</w:t>
+            </w:r>
+          </w:p>
+        </w:tc>
+        <w:tc>
+          <w:tcPr>
+            <w:tcW w:w="3544" w:type="dxa"/>
+          </w:tcPr>
+          <w:p>
+            <w:pPr>
+              <w:jc w:val="center"/>
+              <w:cnfStyle w:val="000000000000" w:firstRow="0" w:lastRow="0" w:firstColumn="0" w:lastColumn="0" w:oddVBand="0" w:evenVBand="0" w:oddHBand="0" w:evenHBand="0" w:firstRowFirstColumn="0" w:firstRowLastColumn="0" w:lastRowFirstColumn="0" w:lastRowLastColumn="0"/>
+            </w:pPr>
+            <w:r>
+              <w:t xml:space="preserve">A táblázat helyén üzenet jelenik meg az </w:t>
+            </w:r>
+            <w:proofErr w:type="spellStart"/>
+            <w:r>
+              <w:t>admin</w:t>
+            </w:r>
+            <w:proofErr w:type="spellEnd"/>
+            <w:r>
+              <w:t xml:space="preserve"> felhasználó számára</w:t>
+            </w:r>
+          </w:p>
+        </w:tc>
+        <w:tc>
+          <w:tcPr>
+            <w:tcW w:w="1908" w:type="dxa"/>
+          </w:tcPr>
+          <w:p>
+            <w:pPr>
+              <w:jc w:val="center"/>
+              <w:cnfStyle w:val="000000000000" w:firstRow="0" w:lastRow="0" w:firstColumn="0" w:lastColumn="0" w:oddVBand="0" w:evenVBand="0" w:oddHBand="0" w:evenHBand="0" w:firstRowFirstColumn="0" w:firstRowLastColumn="0" w:lastRowFirstColumn="0" w:lastRowLastColumn="0"/>
+            </w:pPr>
+            <w:r>
+              <w:t>igen</w:t>
+            </w:r>
+          </w:p>
+        </w:tc>
+      </w:tr>
+      <w:tr>
+        <w:tc>
+          <w:tcPr>
+            <w:cnfStyle w:val="001000000000" w:firstRow="0" w:lastRow="0" w:firstColumn="1" w:lastColumn="0" w:oddVBand="0" w:evenVBand="0" w:oddHBand="0" w:evenHBand="0" w:firstRowFirstColumn="0" w:firstRowLastColumn="0" w:lastRowFirstColumn="0" w:lastRowLastColumn="0"/>
+            <w:tcW w:w="1253" w:type="dxa"/>
           </w:tcPr>
           <w:p>
             <w:pPr>
               <w:pStyle w:val="Cmsor2"/>
-              <w:rPr>
-                <w:b/>
-                <w:bCs/>
-              </w:rPr>
-            </w:pPr>
-          </w:p>
-        </w:tc>
-        <w:tc>
-          <w:tcPr>
-            <w:tcW w:w="2560" w:type="dxa"/>
-            <w:vAlign w:val="center"/>
+              <w:jc w:val="center"/>
+            </w:pPr>
+            <w:r>
+              <w:t>12</w:t>
+            </w:r>
+          </w:p>
+        </w:tc>
+        <w:tc>
+          <w:tcPr>
+            <w:tcW w:w="3119" w:type="dxa"/>
+          </w:tcPr>
+          <w:p>
+            <w:pPr>
+              <w:jc w:val="center"/>
+              <w:cnfStyle w:val="000000000000" w:firstRow="0" w:lastRow="0" w:firstColumn="0" w:lastColumn="0" w:oddVBand="0" w:evenVBand="0" w:oddHBand="0" w:evenHBand="0" w:firstRowFirstColumn="0" w:firstRowLastColumn="0" w:lastRowFirstColumn="0" w:lastRowLastColumn="0"/>
+            </w:pPr>
+            <w:r>
+              <w:t>Nincs a keresésnek megfelelő szervizidőpontot</w:t>
+            </w:r>
+          </w:p>
+        </w:tc>
+        <w:tc>
+          <w:tcPr>
+            <w:tcW w:w="5528" w:type="dxa"/>
+          </w:tcPr>
+          <w:p>
+            <w:pPr>
+              <w:jc w:val="center"/>
+              <w:cnfStyle w:val="000000000000" w:firstRow="0" w:lastRow="0" w:firstColumn="0" w:lastColumn="0" w:oddVBand="0" w:evenVBand="0" w:oddHBand="0" w:evenHBand="0" w:firstRowFirstColumn="0" w:firstRowLastColumn="0" w:lastRowFirstColumn="0" w:lastRowLastColumn="0"/>
+            </w:pPr>
+            <w:r>
+              <w:t>Bejelentkezés(</w:t>
+            </w:r>
+            <w:proofErr w:type="spellStart"/>
+            <w:r>
+              <w:t>adminként</w:t>
+            </w:r>
+            <w:proofErr w:type="spellEnd"/>
+            <w:r>
+              <w:t xml:space="preserve">) – Navigáció (szerviz </w:t>
+            </w:r>
+            <w:proofErr w:type="spellStart"/>
+            <w:r>
+              <w:t>admin</w:t>
+            </w:r>
+            <w:proofErr w:type="spellEnd"/>
+            <w:r>
+              <w:t xml:space="preserve"> oldalra) -  Szerviz igénylő kereső űrlapba felhasználónév részleges vagy teljes megadása</w:t>
+            </w:r>
+          </w:p>
+        </w:tc>
+        <w:tc>
+          <w:tcPr>
+            <w:tcW w:w="3544" w:type="dxa"/>
+          </w:tcPr>
+          <w:p>
+            <w:pPr>
+              <w:jc w:val="center"/>
+              <w:cnfStyle w:val="000000000000" w:firstRow="0" w:lastRow="0" w:firstColumn="0" w:lastColumn="0" w:oddVBand="0" w:evenVBand="0" w:oddHBand="0" w:evenHBand="0" w:firstRowFirstColumn="0" w:firstRowLastColumn="0" w:lastRowFirstColumn="0" w:lastRowLastColumn="0"/>
+            </w:pPr>
+            <w:r>
+              <w:t xml:space="preserve">A táblázat helyén üzenet jelenik meg az </w:t>
+            </w:r>
+            <w:proofErr w:type="spellStart"/>
+            <w:r>
+              <w:t>admin</w:t>
+            </w:r>
+            <w:proofErr w:type="spellEnd"/>
+            <w:r>
+              <w:t xml:space="preserve"> felhasználó számára</w:t>
+            </w:r>
+          </w:p>
+        </w:tc>
+        <w:tc>
+          <w:tcPr>
+            <w:tcW w:w="1908" w:type="dxa"/>
+          </w:tcPr>
+          <w:p>
+            <w:pPr>
+              <w:jc w:val="center"/>
+              <w:cnfStyle w:val="000000000000" w:firstRow="0" w:lastRow="0" w:firstColumn="0" w:lastColumn="0" w:oddVBand="0" w:evenVBand="0" w:oddHBand="0" w:evenHBand="0" w:firstRowFirstColumn="0" w:firstRowLastColumn="0" w:lastRowFirstColumn="0" w:lastRowLastColumn="0"/>
+            </w:pPr>
+            <w:r>
+              <w:t>igen</w:t>
+            </w:r>
+          </w:p>
+        </w:tc>
+      </w:tr>
+      <w:tr>
+        <w:tc>
+          <w:tcPr>
+            <w:cnfStyle w:val="001000000000" w:firstRow="0" w:lastRow="0" w:firstColumn="1" w:lastColumn="0" w:oddVBand="0" w:evenVBand="0" w:oddHBand="0" w:evenHBand="0" w:firstRowFirstColumn="0" w:firstRowLastColumn="0" w:lastRowFirstColumn="0" w:lastRowLastColumn="0"/>
+            <w:tcW w:w="1253" w:type="dxa"/>
           </w:tcPr>
           <w:p>
             <w:pPr>
               <w:pStyle w:val="Cmsor2"/>
-              <w:rPr>
-                <w:b/>
-                <w:bCs/>
-              </w:rPr>
-            </w:pPr>
-          </w:p>
-        </w:tc>
-        <w:tc>
-          <w:tcPr>
-            <w:tcW w:w="3410" w:type="dxa"/>
-            <w:vAlign w:val="center"/>
-          </w:tcPr>
-          <w:p>
-            <w:pPr>
-              <w:pStyle w:val="Cmsor2"/>
-              <w:rPr>
-                <w:b/>
-                <w:bCs/>
-              </w:rPr>
-            </w:pPr>
+              <w:jc w:val="center"/>
+            </w:pPr>
+            <w:r>
+              <w:t>13</w:t>
+            </w:r>
+          </w:p>
+        </w:tc>
+        <w:tc>
+          <w:tcPr>
+            <w:tcW w:w="3119" w:type="dxa"/>
+          </w:tcPr>
+          <w:p>
+            <w:pPr>
+              <w:jc w:val="center"/>
+              <w:cnfStyle w:val="000000000000" w:firstRow="0" w:lastRow="0" w:firstColumn="0" w:lastColumn="0" w:oddVBand="0" w:evenVBand="0" w:oddHBand="0" w:evenHBand="0" w:firstRowFirstColumn="0" w:firstRowLastColumn="0" w:lastRowFirstColumn="0" w:lastRowLastColumn="0"/>
+            </w:pPr>
+            <w:r>
+              <w:t>Illetéktelen belépés megakadályozása</w:t>
+            </w:r>
+          </w:p>
+        </w:tc>
+        <w:tc>
+          <w:tcPr>
+            <w:tcW w:w="5528" w:type="dxa"/>
+          </w:tcPr>
+          <w:p>
+            <w:pPr>
+              <w:jc w:val="center"/>
+              <w:cnfStyle w:val="000000000000" w:firstRow="0" w:lastRow="0" w:firstColumn="0" w:lastColumn="0" w:oddVBand="0" w:evenVBand="0" w:oddHBand="0" w:evenHBand="0" w:firstRowFirstColumn="0" w:firstRowLastColumn="0" w:lastRowFirstColumn="0" w:lastRowLastColumn="0"/>
+            </w:pPr>
+            <w:r>
+              <w:t xml:space="preserve">Az URL cím beírásával próbálkozás az </w:t>
+            </w:r>
+            <w:proofErr w:type="spellStart"/>
+            <w:r>
+              <w:t>admin</w:t>
+            </w:r>
+            <w:proofErr w:type="spellEnd"/>
+            <w:r>
+              <w:t xml:space="preserve"> felületek elérésére</w:t>
+            </w:r>
+          </w:p>
+        </w:tc>
+        <w:tc>
+          <w:tcPr>
+            <w:tcW w:w="3544" w:type="dxa"/>
+          </w:tcPr>
+          <w:p>
+            <w:pPr>
+              <w:jc w:val="center"/>
+              <w:cnfStyle w:val="000000000000" w:firstRow="0" w:lastRow="0" w:firstColumn="0" w:lastColumn="0" w:oddVBand="0" w:evenVBand="0" w:oddHBand="0" w:evenHBand="0" w:firstRowFirstColumn="0" w:firstRowLastColumn="0" w:lastRowFirstColumn="0" w:lastRowLastColumn="0"/>
+            </w:pPr>
+            <w:r>
+              <w:t xml:space="preserve">A rendszer </w:t>
+            </w:r>
+            <w:proofErr w:type="spellStart"/>
+            <w:r>
+              <w:t>visszaírányítja</w:t>
+            </w:r>
+            <w:proofErr w:type="spellEnd"/>
+            <w:r>
+              <w:t xml:space="preserve"> a felhasználót a belépési felületre</w:t>
+            </w:r>
+          </w:p>
+        </w:tc>
+        <w:tc>
+          <w:tcPr>
+            <w:tcW w:w="1908" w:type="dxa"/>
+          </w:tcPr>
+          <w:p>
+            <w:pPr>
+              <w:jc w:val="center"/>
+              <w:cnfStyle w:val="000000000000" w:firstRow="0" w:lastRow="0" w:firstColumn="0" w:lastColumn="0" w:oddVBand="0" w:evenVBand="0" w:oddHBand="0" w:evenHBand="0" w:firstRowFirstColumn="0" w:firstRowLastColumn="0" w:lastRowFirstColumn="0" w:lastRowLastColumn="0"/>
+            </w:pPr>
+            <w:r>
+              <w:t>igen</w:t>
+            </w:r>
           </w:p>
         </w:tc>
       </w:tr>
     </w:tbl>
-    <w:p/>
-    <w:p/>
-    <w:p/>
-    <w:p/>
-    <w:p/>
-    <w:p/>
-    <w:p/>
-    <w:p/>
-    <w:p/>
-    <w:p/>
-    <w:p/>
-    <w:p/>
-    <w:p/>
-    <w:p/>
-    <w:p/>
-    <w:p/>
-    <w:tbl>
-      <w:tblPr>
-        <w:tblStyle w:val="Rcsostblzat"/>
-        <w:tblW w:w="15720" w:type="dxa"/>
-        <w:jc w:val="center"/>
-        <w:tblLook w:val="04A0" w:firstRow="1" w:lastRow="0" w:firstColumn="1" w:lastColumn="0" w:noHBand="0" w:noVBand="1"/>
-      </w:tblPr>
-      <w:tblGrid>
-        <w:gridCol w:w="3370"/>
-        <w:gridCol w:w="2277"/>
-        <w:gridCol w:w="4103"/>
-        <w:gridCol w:w="2560"/>
-        <w:gridCol w:w="3410"/>
-      </w:tblGrid>
-      <w:tr>
-        <w:trPr>
-          <w:trHeight w:val="1083"/>
-          <w:jc w:val="center"/>
-        </w:trPr>
-        <w:tc>
-          <w:tcPr>
-            <w:tcW w:w="3370" w:type="dxa"/>
-            <w:tcBorders>
-              <w:top w:val="single" w:sz="18" w:space="0" w:color="auto"/>
-              <w:left w:val="single" w:sz="18" w:space="0" w:color="auto"/>
-              <w:bottom w:val="single" w:sz="18" w:space="0" w:color="auto"/>
-              <w:right w:val="single" w:sz="18" w:space="0" w:color="auto"/>
-            </w:tcBorders>
-            <w:vAlign w:val="center"/>
-          </w:tcPr>
-          <w:p>
-            <w:pPr>
-              <w:pStyle w:val="Cmsor2"/>
-              <w:spacing w:line="278" w:lineRule="auto"/>
-              <w:jc w:val="center"/>
-              <w:rPr>
-                <w:b/>
-                <w:bCs/>
-              </w:rPr>
-            </w:pPr>
-            <w:r>
-              <w:rPr>
-                <w:b/>
-                <w:bCs/>
-              </w:rPr>
-              <w:lastRenderedPageBreak/>
-              <w:t>Végpont</w:t>
-            </w:r>
-          </w:p>
-          <w:p>
-            <w:pPr>
-              <w:spacing w:line="278" w:lineRule="auto"/>
-              <w:jc w:val="center"/>
-              <w:rPr>
-                <w:rFonts w:eastAsiaTheme="majorEastAsia" w:cstheme="majorBidi"/>
-                <w:b/>
-                <w:bCs/>
-                <w:sz w:val="32"/>
-                <w:szCs w:val="32"/>
-              </w:rPr>
-            </w:pPr>
-            <w:r>
-              <w:rPr>
-                <w:rFonts w:eastAsiaTheme="majorEastAsia" w:cstheme="majorBidi"/>
-                <w:b/>
-                <w:bCs/>
-                <w:sz w:val="32"/>
-                <w:szCs w:val="32"/>
-              </w:rPr>
-              <w:t>(metódus/URL)</w:t>
-            </w:r>
-          </w:p>
-        </w:tc>
-        <w:tc>
-          <w:tcPr>
-            <w:tcW w:w="2277" w:type="dxa"/>
-            <w:tcBorders>
-              <w:top w:val="single" w:sz="18" w:space="0" w:color="auto"/>
-              <w:left w:val="single" w:sz="18" w:space="0" w:color="auto"/>
-              <w:bottom w:val="single" w:sz="18" w:space="0" w:color="auto"/>
-              <w:right w:val="single" w:sz="18" w:space="0" w:color="auto"/>
-            </w:tcBorders>
-            <w:vAlign w:val="center"/>
-          </w:tcPr>
-          <w:p>
-            <w:pPr>
-              <w:pStyle w:val="Cmsor2"/>
-              <w:spacing w:line="278" w:lineRule="auto"/>
-              <w:jc w:val="center"/>
-              <w:rPr>
-                <w:b/>
-                <w:bCs/>
-              </w:rPr>
-            </w:pPr>
-            <w:r>
-              <w:rPr>
-                <w:b/>
-                <w:bCs/>
-              </w:rPr>
-              <w:t>Funkció</w:t>
-            </w:r>
-          </w:p>
-        </w:tc>
-        <w:tc>
-          <w:tcPr>
-            <w:tcW w:w="4103" w:type="dxa"/>
-            <w:tcBorders>
-              <w:top w:val="single" w:sz="18" w:space="0" w:color="auto"/>
-              <w:left w:val="single" w:sz="18" w:space="0" w:color="auto"/>
-              <w:bottom w:val="single" w:sz="18" w:space="0" w:color="auto"/>
-              <w:right w:val="single" w:sz="18" w:space="0" w:color="auto"/>
-            </w:tcBorders>
-            <w:vAlign w:val="center"/>
-          </w:tcPr>
-          <w:p>
-            <w:pPr>
-              <w:pStyle w:val="Cmsor2"/>
-              <w:spacing w:line="278" w:lineRule="auto"/>
-              <w:jc w:val="center"/>
-              <w:rPr>
-                <w:b/>
-                <w:bCs/>
-              </w:rPr>
-            </w:pPr>
-            <w:r>
-              <w:rPr>
-                <w:b/>
-                <w:bCs/>
-              </w:rPr>
-              <w:t>Tesztadatok</w:t>
-            </w:r>
-          </w:p>
-        </w:tc>
-        <w:tc>
-          <w:tcPr>
-            <w:tcW w:w="2560" w:type="dxa"/>
-            <w:tcBorders>
-              <w:top w:val="single" w:sz="18" w:space="0" w:color="auto"/>
-              <w:left w:val="single" w:sz="18" w:space="0" w:color="auto"/>
-              <w:bottom w:val="single" w:sz="18" w:space="0" w:color="auto"/>
-              <w:right w:val="single" w:sz="18" w:space="0" w:color="auto"/>
-            </w:tcBorders>
-            <w:vAlign w:val="center"/>
-          </w:tcPr>
-          <w:p>
-            <w:pPr>
-              <w:pStyle w:val="Cmsor2"/>
-              <w:spacing w:line="278" w:lineRule="auto"/>
-              <w:jc w:val="center"/>
-              <w:rPr>
-                <w:b/>
-                <w:bCs/>
-              </w:rPr>
-            </w:pPr>
-            <w:r>
-              <w:rPr>
-                <w:b/>
-                <w:bCs/>
-              </w:rPr>
-              <w:t>Várt válasz</w:t>
-            </w:r>
-          </w:p>
-        </w:tc>
-        <w:tc>
-          <w:tcPr>
-            <w:tcW w:w="3410" w:type="dxa"/>
-            <w:tcBorders>
-              <w:top w:val="single" w:sz="18" w:space="0" w:color="auto"/>
-              <w:left w:val="single" w:sz="18" w:space="0" w:color="auto"/>
-              <w:bottom w:val="single" w:sz="18" w:space="0" w:color="auto"/>
-              <w:right w:val="single" w:sz="18" w:space="0" w:color="auto"/>
-            </w:tcBorders>
-            <w:vAlign w:val="center"/>
-          </w:tcPr>
-          <w:p>
-            <w:pPr>
-              <w:pStyle w:val="Cmsor2"/>
-              <w:spacing w:line="278" w:lineRule="auto"/>
-              <w:jc w:val="center"/>
-              <w:rPr>
-                <w:b/>
-                <w:bCs/>
-              </w:rPr>
-            </w:pPr>
-            <w:r>
-              <w:rPr>
-                <w:b/>
-                <w:bCs/>
-              </w:rPr>
-              <w:t>Validáció</w:t>
-            </w:r>
-          </w:p>
-        </w:tc>
-      </w:tr>
-      <w:tr>
-        <w:trPr>
-          <w:trHeight w:val="1070"/>
-          <w:jc w:val="center"/>
-        </w:trPr>
-        <w:tc>
-          <w:tcPr>
-            <w:tcW w:w="3370" w:type="dxa"/>
-            <w:tcBorders>
-              <w:top w:val="single" w:sz="18" w:space="0" w:color="auto"/>
-            </w:tcBorders>
-            <w:vAlign w:val="center"/>
-          </w:tcPr>
-          <w:p>
-            <w:pPr>
-              <w:pStyle w:val="Cmsor2"/>
-              <w:spacing w:line="278" w:lineRule="auto"/>
-              <w:rPr>
-                <w:b/>
-                <w:bCs/>
-              </w:rPr>
-            </w:pPr>
-          </w:p>
-        </w:tc>
-        <w:tc>
-          <w:tcPr>
-            <w:tcW w:w="2277" w:type="dxa"/>
-            <w:tcBorders>
-              <w:top w:val="single" w:sz="18" w:space="0" w:color="auto"/>
-            </w:tcBorders>
-            <w:vAlign w:val="center"/>
-          </w:tcPr>
-          <w:p>
-            <w:pPr>
-              <w:pStyle w:val="Cmsor2"/>
-              <w:spacing w:line="278" w:lineRule="auto"/>
-              <w:rPr>
-                <w:b/>
-                <w:bCs/>
-              </w:rPr>
-            </w:pPr>
-          </w:p>
-        </w:tc>
-        <w:tc>
-          <w:tcPr>
-            <w:tcW w:w="4103" w:type="dxa"/>
-            <w:tcBorders>
-              <w:top w:val="single" w:sz="18" w:space="0" w:color="auto"/>
-            </w:tcBorders>
-            <w:vAlign w:val="center"/>
-          </w:tcPr>
-          <w:p>
-            <w:pPr>
-              <w:pStyle w:val="Cmsor2"/>
-              <w:spacing w:line="278" w:lineRule="auto"/>
-              <w:rPr>
-                <w:b/>
-                <w:bCs/>
-              </w:rPr>
-            </w:pPr>
-          </w:p>
-        </w:tc>
-        <w:tc>
-          <w:tcPr>
-            <w:tcW w:w="2560" w:type="dxa"/>
-            <w:tcBorders>
-              <w:top w:val="single" w:sz="18" w:space="0" w:color="auto"/>
-            </w:tcBorders>
-            <w:vAlign w:val="center"/>
-          </w:tcPr>
-          <w:p>
-            <w:pPr>
-              <w:pStyle w:val="Cmsor2"/>
-              <w:spacing w:line="278" w:lineRule="auto"/>
-              <w:rPr>
-                <w:b/>
-                <w:bCs/>
-              </w:rPr>
-            </w:pPr>
-          </w:p>
-        </w:tc>
-        <w:tc>
-          <w:tcPr>
-            <w:tcW w:w="3410" w:type="dxa"/>
-            <w:tcBorders>
-              <w:top w:val="single" w:sz="18" w:space="0" w:color="auto"/>
-            </w:tcBorders>
-            <w:vAlign w:val="center"/>
-          </w:tcPr>
-          <w:p>
-            <w:pPr>
-              <w:pStyle w:val="Cmsor2"/>
-              <w:spacing w:line="278" w:lineRule="auto"/>
-              <w:rPr>
-                <w:b/>
-                <w:bCs/>
-              </w:rPr>
-            </w:pPr>
-          </w:p>
-        </w:tc>
-      </w:tr>
-      <w:tr>
-        <w:trPr>
-          <w:trHeight w:val="1278"/>
-          <w:jc w:val="center"/>
-        </w:trPr>
-        <w:tc>
-          <w:tcPr>
-            <w:tcW w:w="3370" w:type="dxa"/>
-            <w:vAlign w:val="center"/>
-          </w:tcPr>
-          <w:p>
-            <w:pPr>
-              <w:pStyle w:val="Cmsor2"/>
-              <w:spacing w:line="278" w:lineRule="auto"/>
-              <w:rPr>
-                <w:b/>
-                <w:bCs/>
-              </w:rPr>
-            </w:pPr>
-          </w:p>
-        </w:tc>
-        <w:tc>
-          <w:tcPr>
-            <w:tcW w:w="2277" w:type="dxa"/>
-            <w:vAlign w:val="center"/>
-          </w:tcPr>
-          <w:p>
-            <w:pPr>
-              <w:pStyle w:val="Cmsor2"/>
-              <w:spacing w:line="278" w:lineRule="auto"/>
-              <w:rPr>
-                <w:b/>
-                <w:bCs/>
-              </w:rPr>
-            </w:pPr>
-          </w:p>
-        </w:tc>
-        <w:tc>
-          <w:tcPr>
-            <w:tcW w:w="4103" w:type="dxa"/>
-            <w:vAlign w:val="center"/>
-          </w:tcPr>
-          <w:p>
-            <w:pPr>
-              <w:pStyle w:val="Cmsor2"/>
-              <w:spacing w:line="278" w:lineRule="auto"/>
-              <w:rPr>
-                <w:b/>
-                <w:bCs/>
-              </w:rPr>
-            </w:pPr>
-          </w:p>
-        </w:tc>
-        <w:tc>
-          <w:tcPr>
-            <w:tcW w:w="2560" w:type="dxa"/>
-            <w:vAlign w:val="center"/>
-          </w:tcPr>
-          <w:p>
-            <w:pPr>
-              <w:pStyle w:val="Cmsor2"/>
-              <w:spacing w:line="278" w:lineRule="auto"/>
-              <w:rPr>
-                <w:b/>
-                <w:bCs/>
-              </w:rPr>
-            </w:pPr>
-          </w:p>
-        </w:tc>
-        <w:tc>
-          <w:tcPr>
-            <w:tcW w:w="3410" w:type="dxa"/>
-            <w:vAlign w:val="center"/>
-          </w:tcPr>
-          <w:p>
-            <w:pPr>
-              <w:pStyle w:val="Cmsor2"/>
-              <w:spacing w:line="278" w:lineRule="auto"/>
-              <w:rPr>
-                <w:b/>
-                <w:bCs/>
-              </w:rPr>
-            </w:pPr>
-          </w:p>
-        </w:tc>
-      </w:tr>
-      <w:tr>
-        <w:trPr>
-          <w:trHeight w:val="1255"/>
-          <w:jc w:val="center"/>
-        </w:trPr>
-        <w:tc>
-          <w:tcPr>
-            <w:tcW w:w="3370" w:type="dxa"/>
-            <w:vAlign w:val="center"/>
-          </w:tcPr>
-          <w:p>
-            <w:pPr>
-              <w:pStyle w:val="Cmsor2"/>
-              <w:spacing w:line="278" w:lineRule="auto"/>
-              <w:rPr>
-                <w:b/>
-                <w:bCs/>
-              </w:rPr>
-            </w:pPr>
-          </w:p>
-        </w:tc>
-        <w:tc>
-          <w:tcPr>
-            <w:tcW w:w="2277" w:type="dxa"/>
-            <w:vAlign w:val="center"/>
-          </w:tcPr>
-          <w:p>
-            <w:pPr>
-              <w:pStyle w:val="Cmsor2"/>
-              <w:spacing w:line="278" w:lineRule="auto"/>
-              <w:rPr>
-                <w:b/>
-                <w:bCs/>
-              </w:rPr>
-            </w:pPr>
-          </w:p>
-        </w:tc>
-        <w:tc>
-          <w:tcPr>
-            <w:tcW w:w="4103" w:type="dxa"/>
-            <w:vAlign w:val="center"/>
-          </w:tcPr>
-          <w:p>
-            <w:pPr>
-              <w:pStyle w:val="Cmsor2"/>
-              <w:spacing w:line="278" w:lineRule="auto"/>
-              <w:rPr>
-                <w:b/>
-                <w:bCs/>
-              </w:rPr>
-            </w:pPr>
-          </w:p>
-        </w:tc>
-        <w:tc>
-          <w:tcPr>
-            <w:tcW w:w="2560" w:type="dxa"/>
-            <w:vAlign w:val="center"/>
-          </w:tcPr>
-          <w:p>
-            <w:pPr>
-              <w:pStyle w:val="Cmsor2"/>
-              <w:spacing w:line="278" w:lineRule="auto"/>
-              <w:rPr>
-                <w:b/>
-                <w:bCs/>
-              </w:rPr>
-            </w:pPr>
-          </w:p>
-        </w:tc>
-        <w:tc>
-          <w:tcPr>
-            <w:tcW w:w="3410" w:type="dxa"/>
-            <w:vAlign w:val="center"/>
-          </w:tcPr>
-          <w:p>
-            <w:pPr>
-              <w:pStyle w:val="Cmsor2"/>
-              <w:spacing w:line="278" w:lineRule="auto"/>
-              <w:rPr>
-                <w:b/>
-                <w:bCs/>
-              </w:rPr>
-            </w:pPr>
-          </w:p>
-        </w:tc>
-      </w:tr>
-      <w:tr>
-        <w:trPr>
-          <w:trHeight w:val="1145"/>
-          <w:jc w:val="center"/>
-        </w:trPr>
-        <w:tc>
-          <w:tcPr>
-            <w:tcW w:w="3370" w:type="dxa"/>
-            <w:vAlign w:val="center"/>
-          </w:tcPr>
-          <w:p>
-            <w:pPr>
-              <w:pStyle w:val="Cmsor2"/>
-              <w:spacing w:line="278" w:lineRule="auto"/>
-              <w:rPr>
-                <w:b/>
-                <w:bCs/>
-              </w:rPr>
-            </w:pPr>
-          </w:p>
-        </w:tc>
-        <w:tc>
-          <w:tcPr>
-            <w:tcW w:w="2277" w:type="dxa"/>
-            <w:vAlign w:val="center"/>
-          </w:tcPr>
-          <w:p>
-            <w:pPr>
-              <w:pStyle w:val="Cmsor2"/>
-              <w:spacing w:line="278" w:lineRule="auto"/>
-              <w:rPr>
-                <w:b/>
-                <w:bCs/>
-              </w:rPr>
-            </w:pPr>
-          </w:p>
-        </w:tc>
-        <w:tc>
-          <w:tcPr>
-            <w:tcW w:w="4103" w:type="dxa"/>
-            <w:vAlign w:val="center"/>
-          </w:tcPr>
-          <w:p>
-            <w:pPr>
-              <w:pStyle w:val="Cmsor2"/>
-              <w:spacing w:line="278" w:lineRule="auto"/>
-              <w:rPr>
-                <w:b/>
-                <w:bCs/>
-              </w:rPr>
-            </w:pPr>
-          </w:p>
-        </w:tc>
-        <w:tc>
-          <w:tcPr>
-            <w:tcW w:w="2560" w:type="dxa"/>
-            <w:vAlign w:val="center"/>
-          </w:tcPr>
-          <w:p>
-            <w:pPr>
-              <w:pStyle w:val="Cmsor2"/>
-              <w:spacing w:line="278" w:lineRule="auto"/>
-              <w:rPr>
-                <w:b/>
-                <w:bCs/>
-              </w:rPr>
-            </w:pPr>
-          </w:p>
-        </w:tc>
-        <w:tc>
-          <w:tcPr>
-            <w:tcW w:w="3410" w:type="dxa"/>
-            <w:vAlign w:val="center"/>
-          </w:tcPr>
-          <w:p>
-            <w:pPr>
-              <w:pStyle w:val="Cmsor2"/>
-              <w:spacing w:line="278" w:lineRule="auto"/>
-              <w:rPr>
-                <w:b/>
-                <w:bCs/>
-              </w:rPr>
-            </w:pPr>
-          </w:p>
-        </w:tc>
-      </w:tr>
-      <w:tr>
-        <w:trPr>
-          <w:trHeight w:val="1122"/>
-          <w:jc w:val="center"/>
-        </w:trPr>
-        <w:tc>
-          <w:tcPr>
-            <w:tcW w:w="3370" w:type="dxa"/>
-            <w:vAlign w:val="center"/>
-          </w:tcPr>
-          <w:p>
-            <w:pPr>
-              <w:pStyle w:val="Cmsor2"/>
-              <w:spacing w:line="278" w:lineRule="auto"/>
-              <w:rPr>
-                <w:b/>
-                <w:bCs/>
-              </w:rPr>
-            </w:pPr>
-          </w:p>
-        </w:tc>
-        <w:tc>
-          <w:tcPr>
-            <w:tcW w:w="2277" w:type="dxa"/>
-            <w:vAlign w:val="center"/>
-          </w:tcPr>
-          <w:p>
-            <w:pPr>
-              <w:pStyle w:val="Cmsor2"/>
-              <w:spacing w:line="278" w:lineRule="auto"/>
-              <w:rPr>
-                <w:b/>
-                <w:bCs/>
-              </w:rPr>
-            </w:pPr>
-          </w:p>
-        </w:tc>
-        <w:tc>
-          <w:tcPr>
-            <w:tcW w:w="4103" w:type="dxa"/>
-            <w:vAlign w:val="center"/>
-          </w:tcPr>
-          <w:p>
-            <w:pPr>
-              <w:pStyle w:val="Cmsor2"/>
-              <w:spacing w:line="278" w:lineRule="auto"/>
-              <w:rPr>
-                <w:b/>
-                <w:bCs/>
-              </w:rPr>
-            </w:pPr>
-          </w:p>
-        </w:tc>
-        <w:tc>
-          <w:tcPr>
-            <w:tcW w:w="2560" w:type="dxa"/>
-            <w:vAlign w:val="center"/>
-          </w:tcPr>
-          <w:p>
-            <w:pPr>
-              <w:pStyle w:val="Cmsor2"/>
-              <w:spacing w:line="278" w:lineRule="auto"/>
-              <w:rPr>
-                <w:b/>
-                <w:bCs/>
-              </w:rPr>
-            </w:pPr>
-          </w:p>
-        </w:tc>
-        <w:tc>
-          <w:tcPr>
-            <w:tcW w:w="3410" w:type="dxa"/>
-            <w:vAlign w:val="center"/>
-          </w:tcPr>
-          <w:p>
-            <w:pPr>
-              <w:pStyle w:val="Cmsor2"/>
-              <w:spacing w:line="278" w:lineRule="auto"/>
-              <w:rPr>
-                <w:b/>
-                <w:bCs/>
-              </w:rPr>
-            </w:pPr>
-          </w:p>
-        </w:tc>
-      </w:tr>
-      <w:tr>
-        <w:trPr>
-          <w:trHeight w:val="1398"/>
-          <w:jc w:val="center"/>
-        </w:trPr>
-        <w:tc>
-          <w:tcPr>
-            <w:tcW w:w="3370" w:type="dxa"/>
-            <w:vAlign w:val="center"/>
-          </w:tcPr>
-          <w:p>
-            <w:pPr>
-              <w:pStyle w:val="Cmsor2"/>
-              <w:rPr>
-                <w:b/>
-                <w:bCs/>
-              </w:rPr>
-            </w:pPr>
-          </w:p>
-        </w:tc>
-        <w:tc>
-          <w:tcPr>
-            <w:tcW w:w="2277" w:type="dxa"/>
-            <w:vAlign w:val="center"/>
-          </w:tcPr>
-          <w:p>
-            <w:pPr>
-              <w:pStyle w:val="Cmsor2"/>
-              <w:rPr>
-                <w:b/>
-                <w:bCs/>
-              </w:rPr>
-            </w:pPr>
-          </w:p>
-        </w:tc>
-        <w:tc>
-          <w:tcPr>
-            <w:tcW w:w="4103" w:type="dxa"/>
-            <w:vAlign w:val="center"/>
-          </w:tcPr>
-          <w:p>
-            <w:pPr>
-              <w:pStyle w:val="Cmsor2"/>
-              <w:rPr>
-                <w:b/>
-                <w:bCs/>
-              </w:rPr>
-            </w:pPr>
-          </w:p>
-        </w:tc>
-        <w:tc>
-          <w:tcPr>
-            <w:tcW w:w="2560" w:type="dxa"/>
-            <w:vAlign w:val="center"/>
-          </w:tcPr>
-          <w:p>
-            <w:pPr>
-              <w:pStyle w:val="Cmsor2"/>
-              <w:rPr>
-                <w:b/>
-                <w:bCs/>
-              </w:rPr>
-            </w:pPr>
-          </w:p>
-        </w:tc>
-        <w:tc>
-          <w:tcPr>
-            <w:tcW w:w="3410" w:type="dxa"/>
-            <w:vAlign w:val="center"/>
-          </w:tcPr>
-          <w:p>
-            <w:pPr>
-              <w:pStyle w:val="Cmsor2"/>
-              <w:rPr>
-                <w:b/>
-                <w:bCs/>
-              </w:rPr>
-            </w:pPr>
-          </w:p>
-        </w:tc>
-      </w:tr>
-      <w:tr>
-        <w:trPr>
-          <w:trHeight w:val="1398"/>
-          <w:jc w:val="center"/>
-        </w:trPr>
-        <w:tc>
-          <w:tcPr>
-            <w:tcW w:w="3370" w:type="dxa"/>
-            <w:vAlign w:val="center"/>
-          </w:tcPr>
-          <w:p>
-            <w:pPr>
-              <w:pStyle w:val="Cmsor2"/>
-              <w:rPr>
-                <w:b/>
-                <w:bCs/>
-              </w:rPr>
-            </w:pPr>
-          </w:p>
-        </w:tc>
-        <w:tc>
-          <w:tcPr>
-            <w:tcW w:w="2277" w:type="dxa"/>
-            <w:vAlign w:val="center"/>
-          </w:tcPr>
-          <w:p>
-            <w:pPr>
-              <w:pStyle w:val="Cmsor2"/>
-              <w:rPr>
-                <w:b/>
-                <w:bCs/>
-              </w:rPr>
-            </w:pPr>
-          </w:p>
-        </w:tc>
-        <w:tc>
-          <w:tcPr>
-            <w:tcW w:w="4103" w:type="dxa"/>
-            <w:vAlign w:val="center"/>
-          </w:tcPr>
-          <w:p>
-            <w:pPr>
-              <w:pStyle w:val="Cmsor2"/>
-              <w:rPr>
-                <w:b/>
-                <w:bCs/>
-              </w:rPr>
-            </w:pPr>
-          </w:p>
-        </w:tc>
-        <w:tc>
-          <w:tcPr>
-            <w:tcW w:w="2560" w:type="dxa"/>
-            <w:vAlign w:val="center"/>
-          </w:tcPr>
-          <w:p>
-            <w:pPr>
-              <w:pStyle w:val="Cmsor2"/>
-              <w:rPr>
-                <w:b/>
-                <w:bCs/>
-              </w:rPr>
-            </w:pPr>
-          </w:p>
-        </w:tc>
-        <w:tc>
-          <w:tcPr>
-            <w:tcW w:w="3410" w:type="dxa"/>
-            <w:vAlign w:val="center"/>
-          </w:tcPr>
-          <w:p>
-            <w:pPr>
-              <w:pStyle w:val="Cmsor2"/>
-              <w:rPr>
-                <w:b/>
-                <w:bCs/>
-              </w:rPr>
-            </w:pPr>
-          </w:p>
-        </w:tc>
-      </w:tr>
-    </w:tbl>
-    <w:p/>
-    <w:p/>
-    <w:tbl>
-      <w:tblPr>
-        <w:tblStyle w:val="Rcsostblzat"/>
-        <w:tblW w:w="15720" w:type="dxa"/>
-        <w:jc w:val="center"/>
-        <w:tblLook w:val="04A0" w:firstRow="1" w:lastRow="0" w:firstColumn="1" w:lastColumn="0" w:noHBand="0" w:noVBand="1"/>
-      </w:tblPr>
-      <w:tblGrid>
-        <w:gridCol w:w="3370"/>
-        <w:gridCol w:w="2277"/>
-        <w:gridCol w:w="4103"/>
-        <w:gridCol w:w="2560"/>
-        <w:gridCol w:w="3410"/>
-      </w:tblGrid>
-      <w:tr>
-        <w:trPr>
-          <w:trHeight w:val="1083"/>
-          <w:jc w:val="center"/>
-        </w:trPr>
-        <w:tc>
-          <w:tcPr>
-            <w:tcW w:w="3370" w:type="dxa"/>
-            <w:tcBorders>
-              <w:top w:val="single" w:sz="18" w:space="0" w:color="auto"/>
-              <w:left w:val="single" w:sz="18" w:space="0" w:color="auto"/>
-              <w:bottom w:val="single" w:sz="18" w:space="0" w:color="auto"/>
-              <w:right w:val="single" w:sz="18" w:space="0" w:color="auto"/>
-            </w:tcBorders>
-            <w:vAlign w:val="center"/>
-          </w:tcPr>
-          <w:p>
-            <w:pPr>
-              <w:pStyle w:val="Cmsor2"/>
-              <w:spacing w:line="278" w:lineRule="auto"/>
-              <w:jc w:val="center"/>
-              <w:rPr>
-                <w:b/>
-                <w:bCs/>
-              </w:rPr>
-            </w:pPr>
-            <w:r>
-              <w:rPr>
-                <w:b/>
-                <w:bCs/>
-              </w:rPr>
-              <w:t>Végpont</w:t>
-            </w:r>
-          </w:p>
-          <w:p>
-            <w:pPr>
-              <w:spacing w:line="278" w:lineRule="auto"/>
-              <w:jc w:val="center"/>
-              <w:rPr>
-                <w:rFonts w:eastAsiaTheme="majorEastAsia" w:cstheme="majorBidi"/>
-                <w:b/>
-                <w:bCs/>
-                <w:sz w:val="32"/>
-                <w:szCs w:val="32"/>
-              </w:rPr>
-            </w:pPr>
-            <w:r>
-              <w:rPr>
-                <w:rFonts w:eastAsiaTheme="majorEastAsia" w:cstheme="majorBidi"/>
-                <w:b/>
-                <w:bCs/>
-                <w:sz w:val="32"/>
-                <w:szCs w:val="32"/>
-              </w:rPr>
-              <w:t>(metódus/URL)</w:t>
-            </w:r>
-          </w:p>
-        </w:tc>
-        <w:tc>
-          <w:tcPr>
-            <w:tcW w:w="2277" w:type="dxa"/>
-            <w:tcBorders>
-              <w:top w:val="single" w:sz="18" w:space="0" w:color="auto"/>
-              <w:left w:val="single" w:sz="18" w:space="0" w:color="auto"/>
-              <w:bottom w:val="single" w:sz="18" w:space="0" w:color="auto"/>
-              <w:right w:val="single" w:sz="18" w:space="0" w:color="auto"/>
-            </w:tcBorders>
-            <w:vAlign w:val="center"/>
-          </w:tcPr>
-          <w:p>
-            <w:pPr>
-              <w:pStyle w:val="Cmsor2"/>
-              <w:spacing w:line="278" w:lineRule="auto"/>
-              <w:jc w:val="center"/>
-              <w:rPr>
-                <w:b/>
-                <w:bCs/>
-              </w:rPr>
-            </w:pPr>
-            <w:r>
-              <w:rPr>
-                <w:b/>
-                <w:bCs/>
-              </w:rPr>
-              <w:t>Funkció</w:t>
-            </w:r>
-          </w:p>
-        </w:tc>
-        <w:tc>
-          <w:tcPr>
-            <w:tcW w:w="4103" w:type="dxa"/>
-            <w:tcBorders>
-              <w:top w:val="single" w:sz="18" w:space="0" w:color="auto"/>
-              <w:left w:val="single" w:sz="18" w:space="0" w:color="auto"/>
-              <w:bottom w:val="single" w:sz="18" w:space="0" w:color="auto"/>
-              <w:right w:val="single" w:sz="18" w:space="0" w:color="auto"/>
-            </w:tcBorders>
-            <w:vAlign w:val="center"/>
-          </w:tcPr>
-          <w:p>
-            <w:pPr>
-              <w:pStyle w:val="Cmsor2"/>
-              <w:spacing w:line="278" w:lineRule="auto"/>
-              <w:jc w:val="center"/>
-              <w:rPr>
-                <w:b/>
-                <w:bCs/>
-              </w:rPr>
-            </w:pPr>
-            <w:r>
-              <w:rPr>
-                <w:b/>
-                <w:bCs/>
-              </w:rPr>
-              <w:t>Tesztadatok</w:t>
-            </w:r>
-          </w:p>
-        </w:tc>
-        <w:tc>
-          <w:tcPr>
-            <w:tcW w:w="2560" w:type="dxa"/>
-            <w:tcBorders>
-              <w:top w:val="single" w:sz="18" w:space="0" w:color="auto"/>
-              <w:left w:val="single" w:sz="18" w:space="0" w:color="auto"/>
-              <w:bottom w:val="single" w:sz="18" w:space="0" w:color="auto"/>
-              <w:right w:val="single" w:sz="18" w:space="0" w:color="auto"/>
-            </w:tcBorders>
-            <w:vAlign w:val="center"/>
-          </w:tcPr>
-          <w:p>
-            <w:pPr>
-              <w:pStyle w:val="Cmsor2"/>
-              <w:spacing w:line="278" w:lineRule="auto"/>
-              <w:jc w:val="center"/>
-              <w:rPr>
-                <w:b/>
-                <w:bCs/>
-              </w:rPr>
-            </w:pPr>
-            <w:r>
-              <w:rPr>
-                <w:b/>
-                <w:bCs/>
-              </w:rPr>
-              <w:t>Várt válasz</w:t>
-            </w:r>
-          </w:p>
-        </w:tc>
-        <w:tc>
-          <w:tcPr>
-            <w:tcW w:w="3410" w:type="dxa"/>
-            <w:tcBorders>
-              <w:top w:val="single" w:sz="18" w:space="0" w:color="auto"/>
-              <w:left w:val="single" w:sz="18" w:space="0" w:color="auto"/>
-              <w:bottom w:val="single" w:sz="18" w:space="0" w:color="auto"/>
-              <w:right w:val="single" w:sz="18" w:space="0" w:color="auto"/>
-            </w:tcBorders>
-            <w:vAlign w:val="center"/>
-          </w:tcPr>
-          <w:p>
-            <w:pPr>
-              <w:pStyle w:val="Cmsor2"/>
-              <w:spacing w:line="278" w:lineRule="auto"/>
-              <w:jc w:val="center"/>
-              <w:rPr>
-                <w:b/>
-                <w:bCs/>
-              </w:rPr>
-            </w:pPr>
-            <w:r>
-              <w:rPr>
-                <w:b/>
-                <w:bCs/>
-              </w:rPr>
-              <w:t>Validáció</w:t>
-            </w:r>
-          </w:p>
-        </w:tc>
-      </w:tr>
-      <w:tr>
-        <w:trPr>
-          <w:trHeight w:val="1070"/>
-          <w:jc w:val="center"/>
-        </w:trPr>
-        <w:tc>
-          <w:tcPr>
-            <w:tcW w:w="3370" w:type="dxa"/>
-            <w:tcBorders>
-              <w:top w:val="single" w:sz="18" w:space="0" w:color="auto"/>
-            </w:tcBorders>
-            <w:vAlign w:val="center"/>
-          </w:tcPr>
-          <w:p>
-            <w:pPr>
-              <w:pStyle w:val="Cmsor2"/>
-              <w:spacing w:line="278" w:lineRule="auto"/>
-              <w:rPr>
-                <w:b/>
-                <w:bCs/>
-              </w:rPr>
-            </w:pPr>
-          </w:p>
-        </w:tc>
-        <w:tc>
-          <w:tcPr>
-            <w:tcW w:w="2277" w:type="dxa"/>
-            <w:tcBorders>
-              <w:top w:val="single" w:sz="18" w:space="0" w:color="auto"/>
-            </w:tcBorders>
-            <w:vAlign w:val="center"/>
-          </w:tcPr>
-          <w:p>
-            <w:pPr>
-              <w:pStyle w:val="Cmsor2"/>
-              <w:spacing w:line="278" w:lineRule="auto"/>
-              <w:rPr>
-                <w:b/>
-                <w:bCs/>
-              </w:rPr>
-            </w:pPr>
-          </w:p>
-        </w:tc>
-        <w:tc>
-          <w:tcPr>
-            <w:tcW w:w="4103" w:type="dxa"/>
-            <w:tcBorders>
-              <w:top w:val="single" w:sz="18" w:space="0" w:color="auto"/>
-            </w:tcBorders>
-            <w:vAlign w:val="center"/>
-          </w:tcPr>
-          <w:p>
-            <w:pPr>
-              <w:pStyle w:val="Cmsor2"/>
-              <w:spacing w:line="278" w:lineRule="auto"/>
-              <w:rPr>
-                <w:b/>
-                <w:bCs/>
-              </w:rPr>
-            </w:pPr>
-          </w:p>
-        </w:tc>
-        <w:tc>
-          <w:tcPr>
-            <w:tcW w:w="2560" w:type="dxa"/>
-            <w:tcBorders>
-              <w:top w:val="single" w:sz="18" w:space="0" w:color="auto"/>
-            </w:tcBorders>
-            <w:vAlign w:val="center"/>
-          </w:tcPr>
-          <w:p>
-            <w:pPr>
-              <w:pStyle w:val="Cmsor2"/>
-              <w:spacing w:line="278" w:lineRule="auto"/>
-              <w:rPr>
-                <w:b/>
-                <w:bCs/>
-              </w:rPr>
-            </w:pPr>
-          </w:p>
-        </w:tc>
-        <w:tc>
-          <w:tcPr>
-            <w:tcW w:w="3410" w:type="dxa"/>
-            <w:tcBorders>
-              <w:top w:val="single" w:sz="18" w:space="0" w:color="auto"/>
-            </w:tcBorders>
-            <w:vAlign w:val="center"/>
-          </w:tcPr>
-          <w:p>
-            <w:pPr>
-              <w:pStyle w:val="Cmsor2"/>
-              <w:spacing w:line="278" w:lineRule="auto"/>
-              <w:rPr>
-                <w:b/>
-                <w:bCs/>
-              </w:rPr>
-            </w:pPr>
-          </w:p>
-        </w:tc>
-      </w:tr>
-      <w:tr>
-        <w:trPr>
-          <w:trHeight w:val="1278"/>
-          <w:jc w:val="center"/>
-        </w:trPr>
-        <w:tc>
-          <w:tcPr>
-            <w:tcW w:w="3370" w:type="dxa"/>
-            <w:vAlign w:val="center"/>
-          </w:tcPr>
-          <w:p>
-            <w:pPr>
-              <w:pStyle w:val="Cmsor2"/>
-              <w:spacing w:line="278" w:lineRule="auto"/>
-              <w:rPr>
-                <w:b/>
-                <w:bCs/>
-              </w:rPr>
-            </w:pPr>
-          </w:p>
-        </w:tc>
-        <w:tc>
-          <w:tcPr>
-            <w:tcW w:w="2277" w:type="dxa"/>
-            <w:vAlign w:val="center"/>
-          </w:tcPr>
-          <w:p>
-            <w:pPr>
-              <w:pStyle w:val="Cmsor2"/>
-              <w:spacing w:line="278" w:lineRule="auto"/>
-              <w:rPr>
-                <w:b/>
-                <w:bCs/>
-              </w:rPr>
-            </w:pPr>
-          </w:p>
-        </w:tc>
-        <w:tc>
-          <w:tcPr>
-            <w:tcW w:w="4103" w:type="dxa"/>
-            <w:vAlign w:val="center"/>
-          </w:tcPr>
-          <w:p>
-            <w:pPr>
-              <w:pStyle w:val="Cmsor2"/>
-              <w:spacing w:line="278" w:lineRule="auto"/>
-              <w:rPr>
-                <w:b/>
-                <w:bCs/>
-              </w:rPr>
-            </w:pPr>
-          </w:p>
-        </w:tc>
-        <w:tc>
-          <w:tcPr>
-            <w:tcW w:w="2560" w:type="dxa"/>
-            <w:vAlign w:val="center"/>
-          </w:tcPr>
-          <w:p>
-            <w:pPr>
-              <w:pStyle w:val="Cmsor2"/>
-              <w:spacing w:line="278" w:lineRule="auto"/>
-              <w:rPr>
-                <w:b/>
-                <w:bCs/>
-              </w:rPr>
-            </w:pPr>
-          </w:p>
-        </w:tc>
-        <w:tc>
-          <w:tcPr>
-            <w:tcW w:w="3410" w:type="dxa"/>
-            <w:vAlign w:val="center"/>
-          </w:tcPr>
-          <w:p>
-            <w:pPr>
-              <w:pStyle w:val="Cmsor2"/>
-              <w:spacing w:line="278" w:lineRule="auto"/>
-              <w:rPr>
-                <w:b/>
-                <w:bCs/>
-              </w:rPr>
-            </w:pPr>
-          </w:p>
-        </w:tc>
-      </w:tr>
-      <w:tr>
-        <w:trPr>
-          <w:trHeight w:val="1255"/>
-          <w:jc w:val="center"/>
-        </w:trPr>
-        <w:tc>
-          <w:tcPr>
-            <w:tcW w:w="3370" w:type="dxa"/>
-            <w:vAlign w:val="center"/>
-          </w:tcPr>
-          <w:p>
-            <w:pPr>
-              <w:pStyle w:val="Cmsor2"/>
-              <w:spacing w:line="278" w:lineRule="auto"/>
-              <w:rPr>
-                <w:b/>
-                <w:bCs/>
-              </w:rPr>
-            </w:pPr>
-          </w:p>
-        </w:tc>
-        <w:tc>
-          <w:tcPr>
-            <w:tcW w:w="2277" w:type="dxa"/>
-            <w:vAlign w:val="center"/>
-          </w:tcPr>
-          <w:p>
-            <w:pPr>
-              <w:pStyle w:val="Cmsor2"/>
-              <w:spacing w:line="278" w:lineRule="auto"/>
-              <w:rPr>
-                <w:b/>
-                <w:bCs/>
-              </w:rPr>
-            </w:pPr>
-          </w:p>
-        </w:tc>
-        <w:tc>
-          <w:tcPr>
-            <w:tcW w:w="4103" w:type="dxa"/>
-            <w:vAlign w:val="center"/>
-          </w:tcPr>
-          <w:p>
-            <w:pPr>
-              <w:pStyle w:val="Cmsor2"/>
-              <w:spacing w:line="278" w:lineRule="auto"/>
-              <w:rPr>
-                <w:b/>
-                <w:bCs/>
-              </w:rPr>
-            </w:pPr>
-          </w:p>
-        </w:tc>
-        <w:tc>
-          <w:tcPr>
-            <w:tcW w:w="2560" w:type="dxa"/>
-            <w:vAlign w:val="center"/>
-          </w:tcPr>
-          <w:p>
-            <w:pPr>
-              <w:pStyle w:val="Cmsor2"/>
-              <w:spacing w:line="278" w:lineRule="auto"/>
-              <w:rPr>
-                <w:b/>
-                <w:bCs/>
-              </w:rPr>
-            </w:pPr>
-          </w:p>
-        </w:tc>
-        <w:tc>
-          <w:tcPr>
-            <w:tcW w:w="3410" w:type="dxa"/>
-            <w:vAlign w:val="center"/>
-          </w:tcPr>
-          <w:p>
-            <w:pPr>
-              <w:pStyle w:val="Cmsor2"/>
-              <w:spacing w:line="278" w:lineRule="auto"/>
-              <w:rPr>
-                <w:b/>
-                <w:bCs/>
-              </w:rPr>
-            </w:pPr>
-          </w:p>
-        </w:tc>
-      </w:tr>
-      <w:tr>
-        <w:trPr>
-          <w:trHeight w:val="1145"/>
-          <w:jc w:val="center"/>
-        </w:trPr>
-        <w:tc>
-          <w:tcPr>
-            <w:tcW w:w="3370" w:type="dxa"/>
-            <w:vAlign w:val="center"/>
-          </w:tcPr>
-          <w:p>
-            <w:pPr>
-              <w:pStyle w:val="Cmsor2"/>
-              <w:spacing w:line="278" w:lineRule="auto"/>
-              <w:rPr>
-                <w:b/>
-                <w:bCs/>
-              </w:rPr>
-            </w:pPr>
-          </w:p>
-        </w:tc>
-        <w:tc>
-          <w:tcPr>
-            <w:tcW w:w="2277" w:type="dxa"/>
-            <w:vAlign w:val="center"/>
-          </w:tcPr>
-          <w:p>
-            <w:pPr>
-              <w:pStyle w:val="Cmsor2"/>
-              <w:spacing w:line="278" w:lineRule="auto"/>
-              <w:rPr>
-                <w:b/>
-                <w:bCs/>
-              </w:rPr>
-            </w:pPr>
-          </w:p>
-        </w:tc>
-        <w:tc>
-          <w:tcPr>
-            <w:tcW w:w="4103" w:type="dxa"/>
-            <w:vAlign w:val="center"/>
-          </w:tcPr>
-          <w:p>
-            <w:pPr>
-              <w:pStyle w:val="Cmsor2"/>
-              <w:spacing w:line="278" w:lineRule="auto"/>
-              <w:rPr>
-                <w:b/>
-                <w:bCs/>
-              </w:rPr>
-            </w:pPr>
-          </w:p>
-        </w:tc>
-        <w:tc>
-          <w:tcPr>
-            <w:tcW w:w="2560" w:type="dxa"/>
-            <w:vAlign w:val="center"/>
-          </w:tcPr>
-          <w:p>
-            <w:pPr>
-              <w:pStyle w:val="Cmsor2"/>
-              <w:spacing w:line="278" w:lineRule="auto"/>
-              <w:rPr>
-                <w:b/>
-                <w:bCs/>
-              </w:rPr>
-            </w:pPr>
-          </w:p>
-        </w:tc>
-        <w:tc>
-          <w:tcPr>
-            <w:tcW w:w="3410" w:type="dxa"/>
-            <w:vAlign w:val="center"/>
-          </w:tcPr>
-          <w:p>
-            <w:pPr>
-              <w:pStyle w:val="Cmsor2"/>
-              <w:spacing w:line="278" w:lineRule="auto"/>
-              <w:rPr>
-                <w:b/>
-                <w:bCs/>
-              </w:rPr>
-            </w:pPr>
-          </w:p>
-        </w:tc>
-      </w:tr>
-      <w:tr>
-        <w:trPr>
-          <w:trHeight w:val="1122"/>
-          <w:jc w:val="center"/>
-        </w:trPr>
-        <w:tc>
-          <w:tcPr>
-            <w:tcW w:w="3370" w:type="dxa"/>
-            <w:vAlign w:val="center"/>
-          </w:tcPr>
-          <w:p>
-            <w:pPr>
-              <w:pStyle w:val="Cmsor2"/>
-              <w:spacing w:line="278" w:lineRule="auto"/>
-              <w:rPr>
-                <w:b/>
-                <w:bCs/>
-              </w:rPr>
-            </w:pPr>
-          </w:p>
-        </w:tc>
-        <w:tc>
-          <w:tcPr>
-            <w:tcW w:w="2277" w:type="dxa"/>
-            <w:vAlign w:val="center"/>
-          </w:tcPr>
-          <w:p>
-            <w:pPr>
-              <w:pStyle w:val="Cmsor2"/>
-              <w:spacing w:line="278" w:lineRule="auto"/>
-              <w:rPr>
-                <w:b/>
-                <w:bCs/>
-              </w:rPr>
-            </w:pPr>
-          </w:p>
-        </w:tc>
-        <w:tc>
-          <w:tcPr>
-            <w:tcW w:w="4103" w:type="dxa"/>
-            <w:vAlign w:val="center"/>
-          </w:tcPr>
-          <w:p>
-            <w:pPr>
-              <w:pStyle w:val="Cmsor2"/>
-              <w:spacing w:line="278" w:lineRule="auto"/>
-              <w:rPr>
-                <w:b/>
-                <w:bCs/>
-              </w:rPr>
-            </w:pPr>
-          </w:p>
-        </w:tc>
-        <w:tc>
-          <w:tcPr>
-            <w:tcW w:w="2560" w:type="dxa"/>
-            <w:vAlign w:val="center"/>
-          </w:tcPr>
-          <w:p>
-            <w:pPr>
-              <w:pStyle w:val="Cmsor2"/>
-              <w:spacing w:line="278" w:lineRule="auto"/>
-              <w:rPr>
-                <w:b/>
-                <w:bCs/>
-              </w:rPr>
-            </w:pPr>
-          </w:p>
-        </w:tc>
-        <w:tc>
-          <w:tcPr>
-            <w:tcW w:w="3410" w:type="dxa"/>
-            <w:vAlign w:val="center"/>
-          </w:tcPr>
-          <w:p>
-            <w:pPr>
-              <w:pStyle w:val="Cmsor2"/>
-              <w:spacing w:line="278" w:lineRule="auto"/>
-              <w:rPr>
-                <w:b/>
-                <w:bCs/>
-              </w:rPr>
-            </w:pPr>
-          </w:p>
-        </w:tc>
-      </w:tr>
-      <w:tr>
-        <w:trPr>
-          <w:trHeight w:val="1398"/>
-          <w:jc w:val="center"/>
-        </w:trPr>
-        <w:tc>
-          <w:tcPr>
-            <w:tcW w:w="3370" w:type="dxa"/>
-            <w:vAlign w:val="center"/>
-          </w:tcPr>
-          <w:p>
-            <w:pPr>
-              <w:pStyle w:val="Cmsor2"/>
-              <w:rPr>
-                <w:b/>
-                <w:bCs/>
-              </w:rPr>
-            </w:pPr>
-          </w:p>
-        </w:tc>
-        <w:tc>
-          <w:tcPr>
-            <w:tcW w:w="2277" w:type="dxa"/>
-            <w:vAlign w:val="center"/>
-          </w:tcPr>
-          <w:p>
-            <w:pPr>
-              <w:pStyle w:val="Cmsor2"/>
-              <w:rPr>
-                <w:b/>
-                <w:bCs/>
-              </w:rPr>
-            </w:pPr>
-          </w:p>
-        </w:tc>
-        <w:tc>
-          <w:tcPr>
-            <w:tcW w:w="4103" w:type="dxa"/>
-            <w:vAlign w:val="center"/>
-          </w:tcPr>
-          <w:p>
-            <w:pPr>
-              <w:pStyle w:val="Cmsor2"/>
-              <w:rPr>
-                <w:b/>
-                <w:bCs/>
-              </w:rPr>
-            </w:pPr>
-          </w:p>
-        </w:tc>
-        <w:tc>
-          <w:tcPr>
-            <w:tcW w:w="2560" w:type="dxa"/>
-            <w:vAlign w:val="center"/>
-          </w:tcPr>
-          <w:p>
-            <w:pPr>
-              <w:pStyle w:val="Cmsor2"/>
-              <w:rPr>
-                <w:b/>
-                <w:bCs/>
-              </w:rPr>
-            </w:pPr>
-          </w:p>
-        </w:tc>
-        <w:tc>
-          <w:tcPr>
-            <w:tcW w:w="3410" w:type="dxa"/>
-            <w:vAlign w:val="center"/>
-          </w:tcPr>
-          <w:p>
-            <w:pPr>
-              <w:pStyle w:val="Cmsor2"/>
-              <w:rPr>
-                <w:b/>
-                <w:bCs/>
-              </w:rPr>
-            </w:pPr>
-          </w:p>
-        </w:tc>
-      </w:tr>
-    </w:tbl>
-    <w:p/>
-    <w:p/>
     <w:p/>
     <w:p/>
     <w:sectPr>
@@ -5015,6 +4587,250 @@
 <file path=word/numbering.xml><?xml version="1.0" encoding="utf-8"?>
 <w:numbering xmlns:wpc="http://schemas.microsoft.com/office/word/2010/wordprocessingCanvas" xmlns:cx="http://schemas.microsoft.com/office/drawing/2014/chartex" xmlns:cx1="http://schemas.microsoft.com/office/drawing/2015/9/8/chartex" xmlns:cx2="http://schemas.microsoft.com/office/drawing/2015/10/21/chartex" xmlns:cx3="http://schemas.microsoft.com/office/drawing/2016/5/9/chartex" xmlns:cx4="http://schemas.microsoft.com/office/drawing/2016/5/10/chartex" xmlns:cx5="http://schemas.microsoft.com/office/drawing/2016/5/11/chartex" xmlns:cx6="http://schemas.microsoft.com/office/drawing/2016/5/12/chartex" xmlns:cx7="http://schemas.microsoft.com/office/drawing/2016/5/13/chartex" xmlns:cx8="http://schemas.microsoft.com/office/drawing/2016/5/14/chartex" xmlns:mc="http://schemas.openxmlformats.org/markup-compatibility/2006" xmlns:aink="http://schemas.microsoft.com/office/drawing/2016/ink" xmlns:am3d="http://schemas.microsoft.com/office/drawing/2017/model3d" xmlns:o="urn:schemas-microsoft-com:office:office" xmlns:oel="http://schemas.microsoft.com/office/2019/extlst" xmlns:r="http://schemas.openxmlformats.org/officeDocument/2006/relationships" xmlns:m="http://schemas.openxmlformats.org/officeDocument/2006/math" xmlns:v="urn:schemas-microsoft-com:vml" xmlns:wp14="http://schemas.microsoft.com/office/word/2010/wordprocessingDrawing" xmlns:wp="http://schemas.openxmlformats.org/drawingml/2006/wordprocessingDrawing" xmlns:w10="urn:schemas-microsoft-com:office:word" xmlns:w="http://schemas.openxmlformats.org/wordprocessingml/2006/main" xmlns:w14="http://schemas.microsoft.com/office/word/2010/wordml" xmlns:w15="http://schemas.microsoft.com/office/word/2012/wordml" xmlns:w16cex="http://schemas.microsoft.com/office/word/2018/wordml/cex" xmlns:w16cid="http://schemas.microsoft.com/office/word/2016/wordml/cid" xmlns:w16="http://schemas.microsoft.com/office/word/2018/wordml" xmlns:w16du="http://schemas.microsoft.com/office/word/2023/wordml/word16du" xmlns:w16sdtdh="http://schemas.microsoft.com/office/word/2020/wordml/sdtdatahash" xmlns:w16sdtfl="http://schemas.microsoft.com/office/word/2024/wordml/sdtformatlock" xmlns:w16se="http://schemas.microsoft.com/office/word/2015/wordml/symex" xmlns:wpg="http://schemas.microsoft.com/office/word/2010/wordprocessingGroup" xmlns:wpi="http://schemas.microsoft.com/office/word/2010/wordprocessingInk" xmlns:wne="http://schemas.microsoft.com/office/word/2006/wordml" xmlns:wps="http://schemas.microsoft.com/office/word/2010/wordprocessingShape" mc:Ignorable="w14 w15 w16se w16cid w16 w16cex w16sdtdh w16sdtfl w16du wp14">
   <w:abstractNum w:abstractNumId="0" w15:restartNumberingAfterBreak="0">
+    <w:nsid w:val="06C26B6C"/>
+    <w:multiLevelType w:val="multilevel"/>
+    <w:tmpl w:val="D96E0DA2"/>
+    <w:lvl w:ilvl="0">
+      <w:start w:val="12"/>
+      <w:numFmt w:val="decimal"/>
+      <w:lvlText w:val="%1"/>
+      <w:lvlJc w:val="left"/>
+      <w:pPr>
+        <w:ind w:left="420" w:hanging="420"/>
+      </w:pPr>
+      <w:rPr>
+        <w:rFonts w:hint="default"/>
+        <w:b/>
+      </w:rPr>
+    </w:lvl>
+    <w:lvl w:ilvl="1">
+      <w:start w:val="1"/>
+      <w:numFmt w:val="decimal"/>
+      <w:lvlText w:val="%1.%2"/>
+      <w:lvlJc w:val="left"/>
+      <w:pPr>
+        <w:ind w:left="2121" w:hanging="420"/>
+      </w:pPr>
+      <w:rPr>
+        <w:rFonts w:hint="default"/>
+        <w:b/>
+      </w:rPr>
+    </w:lvl>
+    <w:lvl w:ilvl="2">
+      <w:start w:val="1"/>
+      <w:numFmt w:val="decimal"/>
+      <w:lvlText w:val="%1.%2.%3"/>
+      <w:lvlJc w:val="left"/>
+      <w:pPr>
+        <w:ind w:left="4320" w:hanging="720"/>
+      </w:pPr>
+      <w:rPr>
+        <w:rFonts w:hint="default"/>
+        <w:b/>
+      </w:rPr>
+    </w:lvl>
+    <w:lvl w:ilvl="3">
+      <w:start w:val="1"/>
+      <w:numFmt w:val="decimal"/>
+      <w:lvlText w:val="%1.%2.%3.%4"/>
+      <w:lvlJc w:val="left"/>
+      <w:pPr>
+        <w:ind w:left="6120" w:hanging="720"/>
+      </w:pPr>
+      <w:rPr>
+        <w:rFonts w:hint="default"/>
+        <w:b/>
+      </w:rPr>
+    </w:lvl>
+    <w:lvl w:ilvl="4">
+      <w:start w:val="1"/>
+      <w:numFmt w:val="decimal"/>
+      <w:lvlText w:val="%1.%2.%3.%4.%5"/>
+      <w:lvlJc w:val="left"/>
+      <w:pPr>
+        <w:ind w:left="8280" w:hanging="1080"/>
+      </w:pPr>
+      <w:rPr>
+        <w:rFonts w:hint="default"/>
+        <w:b/>
+      </w:rPr>
+    </w:lvl>
+    <w:lvl w:ilvl="5">
+      <w:start w:val="1"/>
+      <w:numFmt w:val="decimal"/>
+      <w:lvlText w:val="%1.%2.%3.%4.%5.%6"/>
+      <w:lvlJc w:val="left"/>
+      <w:pPr>
+        <w:ind w:left="10080" w:hanging="1080"/>
+      </w:pPr>
+      <w:rPr>
+        <w:rFonts w:hint="default"/>
+        <w:b/>
+      </w:rPr>
+    </w:lvl>
+    <w:lvl w:ilvl="6">
+      <w:start w:val="1"/>
+      <w:numFmt w:val="decimal"/>
+      <w:lvlText w:val="%1.%2.%3.%4.%5.%6.%7"/>
+      <w:lvlJc w:val="left"/>
+      <w:pPr>
+        <w:ind w:left="12240" w:hanging="1440"/>
+      </w:pPr>
+      <w:rPr>
+        <w:rFonts w:hint="default"/>
+        <w:b/>
+      </w:rPr>
+    </w:lvl>
+    <w:lvl w:ilvl="7">
+      <w:start w:val="1"/>
+      <w:numFmt w:val="decimal"/>
+      <w:lvlText w:val="%1.%2.%3.%4.%5.%6.%7.%8"/>
+      <w:lvlJc w:val="left"/>
+      <w:pPr>
+        <w:ind w:left="14040" w:hanging="1440"/>
+      </w:pPr>
+      <w:rPr>
+        <w:rFonts w:hint="default"/>
+        <w:b/>
+      </w:rPr>
+    </w:lvl>
+    <w:lvl w:ilvl="8">
+      <w:start w:val="1"/>
+      <w:numFmt w:val="decimal"/>
+      <w:lvlText w:val="%1.%2.%3.%4.%5.%6.%7.%8.%9"/>
+      <w:lvlJc w:val="left"/>
+      <w:pPr>
+        <w:ind w:left="16200" w:hanging="1800"/>
+      </w:pPr>
+      <w:rPr>
+        <w:rFonts w:hint="default"/>
+        <w:b/>
+      </w:rPr>
+    </w:lvl>
+  </w:abstractNum>
+  <w:abstractNum w:abstractNumId="1" w15:restartNumberingAfterBreak="0">
+    <w:nsid w:val="177D46FB"/>
+    <w:multiLevelType w:val="multilevel"/>
+    <w:tmpl w:val="B38C7DD6"/>
+    <w:lvl w:ilvl="0">
+      <w:start w:val="2"/>
+      <w:numFmt w:val="decimal"/>
+      <w:lvlText w:val="%1"/>
+      <w:lvlJc w:val="left"/>
+      <w:pPr>
+        <w:ind w:left="360" w:hanging="360"/>
+      </w:pPr>
+      <w:rPr>
+        <w:rFonts w:hint="default"/>
+        <w:b/>
+      </w:rPr>
+    </w:lvl>
+    <w:lvl w:ilvl="1">
+      <w:start w:val="1"/>
+      <w:numFmt w:val="decimal"/>
+      <w:lvlText w:val="%1.%2"/>
+      <w:lvlJc w:val="left"/>
+      <w:pPr>
+        <w:ind w:left="1440" w:hanging="360"/>
+      </w:pPr>
+      <w:rPr>
+        <w:rFonts w:hint="default"/>
+        <w:b/>
+      </w:rPr>
+    </w:lvl>
+    <w:lvl w:ilvl="2">
+      <w:start w:val="1"/>
+      <w:numFmt w:val="decimal"/>
+      <w:lvlText w:val="%1.%2.%3"/>
+      <w:lvlJc w:val="left"/>
+      <w:pPr>
+        <w:ind w:left="2880" w:hanging="720"/>
+      </w:pPr>
+      <w:rPr>
+        <w:rFonts w:hint="default"/>
+        <w:b/>
+      </w:rPr>
+    </w:lvl>
+    <w:lvl w:ilvl="3">
+      <w:start w:val="1"/>
+      <w:numFmt w:val="decimal"/>
+      <w:lvlText w:val="%1.%2.%3.%4"/>
+      <w:lvlJc w:val="left"/>
+      <w:pPr>
+        <w:ind w:left="3960" w:hanging="720"/>
+      </w:pPr>
+      <w:rPr>
+        <w:rFonts w:hint="default"/>
+        <w:b/>
+      </w:rPr>
+    </w:lvl>
+    <w:lvl w:ilvl="4">
+      <w:start w:val="1"/>
+      <w:numFmt w:val="decimal"/>
+      <w:lvlText w:val="%1.%2.%3.%4.%5"/>
+      <w:lvlJc w:val="left"/>
+      <w:pPr>
+        <w:ind w:left="5400" w:hanging="1080"/>
+      </w:pPr>
+      <w:rPr>
+        <w:rFonts w:hint="default"/>
+        <w:b/>
+      </w:rPr>
+    </w:lvl>
+    <w:lvl w:ilvl="5">
+      <w:start w:val="1"/>
+      <w:numFmt w:val="decimal"/>
+      <w:lvlText w:val="%1.%2.%3.%4.%5.%6"/>
+      <w:lvlJc w:val="left"/>
+      <w:pPr>
+        <w:ind w:left="6480" w:hanging="1080"/>
+      </w:pPr>
+      <w:rPr>
+        <w:rFonts w:hint="default"/>
+        <w:b/>
+      </w:rPr>
+    </w:lvl>
+    <w:lvl w:ilvl="6">
+      <w:start w:val="1"/>
+      <w:numFmt w:val="decimal"/>
+      <w:lvlText w:val="%1.%2.%3.%4.%5.%6.%7"/>
+      <w:lvlJc w:val="left"/>
+      <w:pPr>
+        <w:ind w:left="7920" w:hanging="1440"/>
+      </w:pPr>
+      <w:rPr>
+        <w:rFonts w:hint="default"/>
+        <w:b/>
+      </w:rPr>
+    </w:lvl>
+    <w:lvl w:ilvl="7">
+      <w:start w:val="1"/>
+      <w:numFmt w:val="decimal"/>
+      <w:lvlText w:val="%1.%2.%3.%4.%5.%6.%7.%8"/>
+      <w:lvlJc w:val="left"/>
+      <w:pPr>
+        <w:ind w:left="9000" w:hanging="1440"/>
+      </w:pPr>
+      <w:rPr>
+        <w:rFonts w:hint="default"/>
+        <w:b/>
+      </w:rPr>
+    </w:lvl>
+    <w:lvl w:ilvl="8">
+      <w:start w:val="1"/>
+      <w:numFmt w:val="decimal"/>
+      <w:lvlText w:val="%1.%2.%3.%4.%5.%6.%7.%8.%9"/>
+      <w:lvlJc w:val="left"/>
+      <w:pPr>
+        <w:ind w:left="10440" w:hanging="1800"/>
+      </w:pPr>
+      <w:rPr>
+        <w:rFonts w:hint="default"/>
+        <w:b/>
+      </w:rPr>
+    </w:lvl>
+  </w:abstractNum>
+  <w:abstractNum w:abstractNumId="2" w15:restartNumberingAfterBreak="0">
     <w:nsid w:val="1AF31751"/>
     <w:multiLevelType w:val="hybridMultilevel"/>
     <w:tmpl w:val="47B07B90"/>
@@ -5127,7 +4943,355 @@
       </w:rPr>
     </w:lvl>
   </w:abstractNum>
-  <w:abstractNum w:abstractNumId="1" w15:restartNumberingAfterBreak="0">
+  <w:abstractNum w:abstractNumId="3" w15:restartNumberingAfterBreak="0">
+    <w:nsid w:val="25167919"/>
+    <w:multiLevelType w:val="multilevel"/>
+    <w:tmpl w:val="7604E1E0"/>
+    <w:lvl w:ilvl="0">
+      <w:start w:val="10"/>
+      <w:numFmt w:val="decimal"/>
+      <w:lvlText w:val="%1"/>
+      <w:lvlJc w:val="left"/>
+      <w:pPr>
+        <w:ind w:left="420" w:hanging="420"/>
+      </w:pPr>
+      <w:rPr>
+        <w:rFonts w:hint="default"/>
+      </w:rPr>
+    </w:lvl>
+    <w:lvl w:ilvl="1">
+      <w:start w:val="2"/>
+      <w:numFmt w:val="decimal"/>
+      <w:lvlText w:val="%1.%2"/>
+      <w:lvlJc w:val="left"/>
+      <w:pPr>
+        <w:ind w:left="1860" w:hanging="420"/>
+      </w:pPr>
+      <w:rPr>
+        <w:rFonts w:hint="default"/>
+      </w:rPr>
+    </w:lvl>
+    <w:lvl w:ilvl="2">
+      <w:start w:val="1"/>
+      <w:numFmt w:val="decimal"/>
+      <w:lvlText w:val="%1.%2.%3"/>
+      <w:lvlJc w:val="left"/>
+      <w:pPr>
+        <w:ind w:left="3600" w:hanging="720"/>
+      </w:pPr>
+      <w:rPr>
+        <w:rFonts w:hint="default"/>
+      </w:rPr>
+    </w:lvl>
+    <w:lvl w:ilvl="3">
+      <w:start w:val="1"/>
+      <w:numFmt w:val="decimal"/>
+      <w:lvlText w:val="%1.%2.%3.%4"/>
+      <w:lvlJc w:val="left"/>
+      <w:pPr>
+        <w:ind w:left="5040" w:hanging="720"/>
+      </w:pPr>
+      <w:rPr>
+        <w:rFonts w:hint="default"/>
+      </w:rPr>
+    </w:lvl>
+    <w:lvl w:ilvl="4">
+      <w:start w:val="1"/>
+      <w:numFmt w:val="decimal"/>
+      <w:lvlText w:val="%1.%2.%3.%4.%5"/>
+      <w:lvlJc w:val="left"/>
+      <w:pPr>
+        <w:ind w:left="6840" w:hanging="1080"/>
+      </w:pPr>
+      <w:rPr>
+        <w:rFonts w:hint="default"/>
+      </w:rPr>
+    </w:lvl>
+    <w:lvl w:ilvl="5">
+      <w:start w:val="1"/>
+      <w:numFmt w:val="decimal"/>
+      <w:lvlText w:val="%1.%2.%3.%4.%5.%6"/>
+      <w:lvlJc w:val="left"/>
+      <w:pPr>
+        <w:ind w:left="8280" w:hanging="1080"/>
+      </w:pPr>
+      <w:rPr>
+        <w:rFonts w:hint="default"/>
+      </w:rPr>
+    </w:lvl>
+    <w:lvl w:ilvl="6">
+      <w:start w:val="1"/>
+      <w:numFmt w:val="decimal"/>
+      <w:lvlText w:val="%1.%2.%3.%4.%5.%6.%7"/>
+      <w:lvlJc w:val="left"/>
+      <w:pPr>
+        <w:ind w:left="10080" w:hanging="1440"/>
+      </w:pPr>
+      <w:rPr>
+        <w:rFonts w:hint="default"/>
+      </w:rPr>
+    </w:lvl>
+    <w:lvl w:ilvl="7">
+      <w:start w:val="1"/>
+      <w:numFmt w:val="decimal"/>
+      <w:lvlText w:val="%1.%2.%3.%4.%5.%6.%7.%8"/>
+      <w:lvlJc w:val="left"/>
+      <w:pPr>
+        <w:ind w:left="11520" w:hanging="1440"/>
+      </w:pPr>
+      <w:rPr>
+        <w:rFonts w:hint="default"/>
+      </w:rPr>
+    </w:lvl>
+    <w:lvl w:ilvl="8">
+      <w:start w:val="1"/>
+      <w:numFmt w:val="decimal"/>
+      <w:lvlText w:val="%1.%2.%3.%4.%5.%6.%7.%8.%9"/>
+      <w:lvlJc w:val="left"/>
+      <w:pPr>
+        <w:ind w:left="13320" w:hanging="1800"/>
+      </w:pPr>
+      <w:rPr>
+        <w:rFonts w:hint="default"/>
+      </w:rPr>
+    </w:lvl>
+  </w:abstractNum>
+  <w:abstractNum w:abstractNumId="4" w15:restartNumberingAfterBreak="0">
+    <w:nsid w:val="2E8C6C63"/>
+    <w:multiLevelType w:val="hybridMultilevel"/>
+    <w:tmpl w:val="7696F996"/>
+    <w:lvl w:ilvl="0" w:tplc="040E000F">
+      <w:start w:val="1"/>
+      <w:numFmt w:val="decimal"/>
+      <w:lvlText w:val="%1."/>
+      <w:lvlJc w:val="left"/>
+      <w:pPr>
+        <w:ind w:left="720" w:hanging="360"/>
+      </w:pPr>
+      <w:rPr>
+        <w:rFonts w:hint="default"/>
+      </w:rPr>
+    </w:lvl>
+    <w:lvl w:ilvl="1" w:tplc="FFFFFFFF">
+      <w:start w:val="1"/>
+      <w:numFmt w:val="bullet"/>
+      <w:lvlText w:val=""/>
+      <w:lvlJc w:val="left"/>
+      <w:pPr>
+        <w:ind w:left="1440" w:hanging="360"/>
+      </w:pPr>
+      <w:rPr>
+        <w:rFonts w:ascii="Symbol" w:hAnsi="Symbol" w:hint="default"/>
+      </w:rPr>
+    </w:lvl>
+    <w:lvl w:ilvl="2" w:tplc="FFFFFFFF">
+      <w:start w:val="1"/>
+      <w:numFmt w:val="bullet"/>
+      <w:lvlText w:val=""/>
+      <w:lvlJc w:val="left"/>
+      <w:pPr>
+        <w:ind w:left="2160" w:hanging="360"/>
+      </w:pPr>
+      <w:rPr>
+        <w:rFonts w:ascii="Wingdings" w:hAnsi="Wingdings" w:hint="default"/>
+      </w:rPr>
+    </w:lvl>
+    <w:lvl w:ilvl="3" w:tplc="FFFFFFFF" w:tentative="1">
+      <w:start w:val="1"/>
+      <w:numFmt w:val="bullet"/>
+      <w:lvlText w:val=""/>
+      <w:lvlJc w:val="left"/>
+      <w:pPr>
+        <w:ind w:left="2880" w:hanging="360"/>
+      </w:pPr>
+      <w:rPr>
+        <w:rFonts w:ascii="Symbol" w:hAnsi="Symbol" w:hint="default"/>
+      </w:rPr>
+    </w:lvl>
+    <w:lvl w:ilvl="4" w:tplc="FFFFFFFF" w:tentative="1">
+      <w:start w:val="1"/>
+      <w:numFmt w:val="bullet"/>
+      <w:lvlText w:val="o"/>
+      <w:lvlJc w:val="left"/>
+      <w:pPr>
+        <w:ind w:left="3600" w:hanging="360"/>
+      </w:pPr>
+      <w:rPr>
+        <w:rFonts w:ascii="Courier New" w:hAnsi="Courier New" w:cs="Courier New" w:hint="default"/>
+      </w:rPr>
+    </w:lvl>
+    <w:lvl w:ilvl="5" w:tplc="FFFFFFFF" w:tentative="1">
+      <w:start w:val="1"/>
+      <w:numFmt w:val="bullet"/>
+      <w:lvlText w:val=""/>
+      <w:lvlJc w:val="left"/>
+      <w:pPr>
+        <w:ind w:left="4320" w:hanging="360"/>
+      </w:pPr>
+      <w:rPr>
+        <w:rFonts w:ascii="Wingdings" w:hAnsi="Wingdings" w:hint="default"/>
+      </w:rPr>
+    </w:lvl>
+    <w:lvl w:ilvl="6" w:tplc="FFFFFFFF" w:tentative="1">
+      <w:start w:val="1"/>
+      <w:numFmt w:val="bullet"/>
+      <w:lvlText w:val=""/>
+      <w:lvlJc w:val="left"/>
+      <w:pPr>
+        <w:ind w:left="5040" w:hanging="360"/>
+      </w:pPr>
+      <w:rPr>
+        <w:rFonts w:ascii="Symbol" w:hAnsi="Symbol" w:hint="default"/>
+      </w:rPr>
+    </w:lvl>
+    <w:lvl w:ilvl="7" w:tplc="FFFFFFFF" w:tentative="1">
+      <w:start w:val="1"/>
+      <w:numFmt w:val="bullet"/>
+      <w:lvlText w:val="o"/>
+      <w:lvlJc w:val="left"/>
+      <w:pPr>
+        <w:ind w:left="5760" w:hanging="360"/>
+      </w:pPr>
+      <w:rPr>
+        <w:rFonts w:ascii="Courier New" w:hAnsi="Courier New" w:cs="Courier New" w:hint="default"/>
+      </w:rPr>
+    </w:lvl>
+    <w:lvl w:ilvl="8" w:tplc="FFFFFFFF" w:tentative="1">
+      <w:start w:val="1"/>
+      <w:numFmt w:val="bullet"/>
+      <w:lvlText w:val=""/>
+      <w:lvlJc w:val="left"/>
+      <w:pPr>
+        <w:ind w:left="6480" w:hanging="360"/>
+      </w:pPr>
+      <w:rPr>
+        <w:rFonts w:ascii="Wingdings" w:hAnsi="Wingdings" w:hint="default"/>
+      </w:rPr>
+    </w:lvl>
+  </w:abstractNum>
+  <w:abstractNum w:abstractNumId="5" w15:restartNumberingAfterBreak="0">
+    <w:nsid w:val="3D4D052A"/>
+    <w:multiLevelType w:val="multilevel"/>
+    <w:tmpl w:val="8DDA5E36"/>
+    <w:lvl w:ilvl="0">
+      <w:start w:val="2"/>
+      <w:numFmt w:val="decimal"/>
+      <w:lvlText w:val="%1"/>
+      <w:lvlJc w:val="left"/>
+      <w:pPr>
+        <w:ind w:left="360" w:hanging="360"/>
+      </w:pPr>
+      <w:rPr>
+        <w:rFonts w:hint="default"/>
+        <w:b/>
+      </w:rPr>
+    </w:lvl>
+    <w:lvl w:ilvl="1">
+      <w:start w:val="1"/>
+      <w:numFmt w:val="decimal"/>
+      <w:lvlText w:val="%1.%2"/>
+      <w:lvlJc w:val="left"/>
+      <w:pPr>
+        <w:ind w:left="786" w:hanging="360"/>
+      </w:pPr>
+      <w:rPr>
+        <w:rFonts w:hint="default"/>
+        <w:b/>
+      </w:rPr>
+    </w:lvl>
+    <w:lvl w:ilvl="2">
+      <w:start w:val="1"/>
+      <w:numFmt w:val="decimal"/>
+      <w:lvlText w:val="%1.%2.%3"/>
+      <w:lvlJc w:val="left"/>
+      <w:pPr>
+        <w:ind w:left="1572" w:hanging="720"/>
+      </w:pPr>
+      <w:rPr>
+        <w:rFonts w:hint="default"/>
+        <w:b/>
+      </w:rPr>
+    </w:lvl>
+    <w:lvl w:ilvl="3">
+      <w:start w:val="1"/>
+      <w:numFmt w:val="decimal"/>
+      <w:lvlText w:val="%1.%2.%3.%4"/>
+      <w:lvlJc w:val="left"/>
+      <w:pPr>
+        <w:ind w:left="1998" w:hanging="720"/>
+      </w:pPr>
+      <w:rPr>
+        <w:rFonts w:hint="default"/>
+        <w:b/>
+      </w:rPr>
+    </w:lvl>
+    <w:lvl w:ilvl="4">
+      <w:start w:val="1"/>
+      <w:numFmt w:val="decimal"/>
+      <w:lvlText w:val="%1.%2.%3.%4.%5"/>
+      <w:lvlJc w:val="left"/>
+      <w:pPr>
+        <w:ind w:left="2784" w:hanging="1080"/>
+      </w:pPr>
+      <w:rPr>
+        <w:rFonts w:hint="default"/>
+        <w:b/>
+      </w:rPr>
+    </w:lvl>
+    <w:lvl w:ilvl="5">
+      <w:start w:val="1"/>
+      <w:numFmt w:val="decimal"/>
+      <w:lvlText w:val="%1.%2.%3.%4.%5.%6"/>
+      <w:lvlJc w:val="left"/>
+      <w:pPr>
+        <w:ind w:left="3210" w:hanging="1080"/>
+      </w:pPr>
+      <w:rPr>
+        <w:rFonts w:hint="default"/>
+        <w:b/>
+      </w:rPr>
+    </w:lvl>
+    <w:lvl w:ilvl="6">
+      <w:start w:val="1"/>
+      <w:numFmt w:val="decimal"/>
+      <w:lvlText w:val="%1.%2.%3.%4.%5.%6.%7"/>
+      <w:lvlJc w:val="left"/>
+      <w:pPr>
+        <w:ind w:left="3996" w:hanging="1440"/>
+      </w:pPr>
+      <w:rPr>
+        <w:rFonts w:hint="default"/>
+        <w:b/>
+      </w:rPr>
+    </w:lvl>
+    <w:lvl w:ilvl="7">
+      <w:start w:val="1"/>
+      <w:numFmt w:val="decimal"/>
+      <w:lvlText w:val="%1.%2.%3.%4.%5.%6.%7.%8"/>
+      <w:lvlJc w:val="left"/>
+      <w:pPr>
+        <w:ind w:left="4422" w:hanging="1440"/>
+      </w:pPr>
+      <w:rPr>
+        <w:rFonts w:hint="default"/>
+        <w:b/>
+      </w:rPr>
+    </w:lvl>
+    <w:lvl w:ilvl="8">
+      <w:start w:val="1"/>
+      <w:numFmt w:val="decimal"/>
+      <w:lvlText w:val="%1.%2.%3.%4.%5.%6.%7.%8.%9"/>
+      <w:lvlJc w:val="left"/>
+      <w:pPr>
+        <w:ind w:left="5208" w:hanging="1800"/>
+      </w:pPr>
+      <w:rPr>
+        <w:rFonts w:hint="default"/>
+        <w:b/>
+      </w:rPr>
+    </w:lvl>
+  </w:abstractNum>
+  <w:abstractNum w:abstractNumId="6" w15:restartNumberingAfterBreak="0">
     <w:nsid w:val="478D2858"/>
     <w:multiLevelType w:val="hybridMultilevel"/>
     <w:tmpl w:val="DF566E3C"/>
@@ -5240,7 +5404,120 @@
       </w:rPr>
     </w:lvl>
   </w:abstractNum>
-  <w:abstractNum w:abstractNumId="2" w15:restartNumberingAfterBreak="0">
+  <w:abstractNum w:abstractNumId="7" w15:restartNumberingAfterBreak="0">
+    <w:nsid w:val="49730045"/>
+    <w:multiLevelType w:val="multilevel"/>
+    <w:tmpl w:val="22580586"/>
+    <w:lvl w:ilvl="0">
+      <w:start w:val="5"/>
+      <w:numFmt w:val="decimal"/>
+      <w:lvlText w:val="%1"/>
+      <w:lvlJc w:val="left"/>
+      <w:pPr>
+        <w:ind w:left="360" w:hanging="360"/>
+      </w:pPr>
+      <w:rPr>
+        <w:rFonts w:hint="default"/>
+      </w:rPr>
+    </w:lvl>
+    <w:lvl w:ilvl="1">
+      <w:start w:val="1"/>
+      <w:numFmt w:val="decimal"/>
+      <w:lvlText w:val="%1.%2"/>
+      <w:lvlJc w:val="left"/>
+      <w:pPr>
+        <w:ind w:left="1440" w:hanging="360"/>
+      </w:pPr>
+      <w:rPr>
+        <w:rFonts w:hint="default"/>
+      </w:rPr>
+    </w:lvl>
+    <w:lvl w:ilvl="2">
+      <w:start w:val="1"/>
+      <w:numFmt w:val="decimal"/>
+      <w:lvlText w:val="%1.%2.%3"/>
+      <w:lvlJc w:val="left"/>
+      <w:pPr>
+        <w:ind w:left="2880" w:hanging="720"/>
+      </w:pPr>
+      <w:rPr>
+        <w:rFonts w:hint="default"/>
+      </w:rPr>
+    </w:lvl>
+    <w:lvl w:ilvl="3">
+      <w:start w:val="1"/>
+      <w:numFmt w:val="decimal"/>
+      <w:lvlText w:val="%1.%2.%3.%4"/>
+      <w:lvlJc w:val="left"/>
+      <w:pPr>
+        <w:ind w:left="3960" w:hanging="720"/>
+      </w:pPr>
+      <w:rPr>
+        <w:rFonts w:hint="default"/>
+      </w:rPr>
+    </w:lvl>
+    <w:lvl w:ilvl="4">
+      <w:start w:val="1"/>
+      <w:numFmt w:val="decimal"/>
+      <w:lvlText w:val="%1.%2.%3.%4.%5"/>
+      <w:lvlJc w:val="left"/>
+      <w:pPr>
+        <w:ind w:left="5400" w:hanging="1080"/>
+      </w:pPr>
+      <w:rPr>
+        <w:rFonts w:hint="default"/>
+      </w:rPr>
+    </w:lvl>
+    <w:lvl w:ilvl="5">
+      <w:start w:val="1"/>
+      <w:numFmt w:val="decimal"/>
+      <w:lvlText w:val="%1.%2.%3.%4.%5.%6"/>
+      <w:lvlJc w:val="left"/>
+      <w:pPr>
+        <w:ind w:left="6480" w:hanging="1080"/>
+      </w:pPr>
+      <w:rPr>
+        <w:rFonts w:hint="default"/>
+      </w:rPr>
+    </w:lvl>
+    <w:lvl w:ilvl="6">
+      <w:start w:val="1"/>
+      <w:numFmt w:val="decimal"/>
+      <w:lvlText w:val="%1.%2.%3.%4.%5.%6.%7"/>
+      <w:lvlJc w:val="left"/>
+      <w:pPr>
+        <w:ind w:left="7920" w:hanging="1440"/>
+      </w:pPr>
+      <w:rPr>
+        <w:rFonts w:hint="default"/>
+      </w:rPr>
+    </w:lvl>
+    <w:lvl w:ilvl="7">
+      <w:start w:val="1"/>
+      <w:numFmt w:val="decimal"/>
+      <w:lvlText w:val="%1.%2.%3.%4.%5.%6.%7.%8"/>
+      <w:lvlJc w:val="left"/>
+      <w:pPr>
+        <w:ind w:left="9000" w:hanging="1440"/>
+      </w:pPr>
+      <w:rPr>
+        <w:rFonts w:hint="default"/>
+      </w:rPr>
+    </w:lvl>
+    <w:lvl w:ilvl="8">
+      <w:start w:val="1"/>
+      <w:numFmt w:val="decimal"/>
+      <w:lvlText w:val="%1.%2.%3.%4.%5.%6.%7.%8.%9"/>
+      <w:lvlJc w:val="left"/>
+      <w:pPr>
+        <w:ind w:left="10440" w:hanging="1800"/>
+      </w:pPr>
+      <w:rPr>
+        <w:rFonts w:hint="default"/>
+      </w:rPr>
+    </w:lvl>
+  </w:abstractNum>
+  <w:abstractNum w:abstractNumId="8" w15:restartNumberingAfterBreak="0">
     <w:nsid w:val="4B776974"/>
     <w:multiLevelType w:val="hybridMultilevel"/>
     <w:tmpl w:val="8B14EDEA"/>
@@ -5353,7 +5630,129 @@
       </w:rPr>
     </w:lvl>
   </w:abstractNum>
-  <w:abstractNum w:abstractNumId="3" w15:restartNumberingAfterBreak="0">
+  <w:abstractNum w:abstractNumId="9" w15:restartNumberingAfterBreak="0">
+    <w:nsid w:val="4E2E7DBD"/>
+    <w:multiLevelType w:val="multilevel"/>
+    <w:tmpl w:val="342621E8"/>
+    <w:lvl w:ilvl="0">
+      <w:start w:val="2"/>
+      <w:numFmt w:val="decimal"/>
+      <w:lvlText w:val="%1"/>
+      <w:lvlJc w:val="left"/>
+      <w:pPr>
+        <w:ind w:left="360" w:hanging="360"/>
+      </w:pPr>
+      <w:rPr>
+        <w:rFonts w:hint="default"/>
+        <w:b/>
+      </w:rPr>
+    </w:lvl>
+    <w:lvl w:ilvl="1">
+      <w:start w:val="1"/>
+      <w:numFmt w:val="decimal"/>
+      <w:lvlText w:val="%1.%2"/>
+      <w:lvlJc w:val="left"/>
+      <w:pPr>
+        <w:ind w:left="360" w:hanging="360"/>
+      </w:pPr>
+      <w:rPr>
+        <w:rFonts w:hint="default"/>
+        <w:b/>
+      </w:rPr>
+    </w:lvl>
+    <w:lvl w:ilvl="2">
+      <w:start w:val="1"/>
+      <w:numFmt w:val="decimal"/>
+      <w:lvlText w:val="%1.%2.%3"/>
+      <w:lvlJc w:val="left"/>
+      <w:pPr>
+        <w:ind w:left="720" w:hanging="720"/>
+      </w:pPr>
+      <w:rPr>
+        <w:rFonts w:hint="default"/>
+        <w:b/>
+      </w:rPr>
+    </w:lvl>
+    <w:lvl w:ilvl="3">
+      <w:start w:val="1"/>
+      <w:numFmt w:val="decimal"/>
+      <w:lvlText w:val="%1.%2.%3.%4"/>
+      <w:lvlJc w:val="left"/>
+      <w:pPr>
+        <w:ind w:left="720" w:hanging="720"/>
+      </w:pPr>
+      <w:rPr>
+        <w:rFonts w:hint="default"/>
+        <w:b/>
+      </w:rPr>
+    </w:lvl>
+    <w:lvl w:ilvl="4">
+      <w:start w:val="1"/>
+      <w:numFmt w:val="decimal"/>
+      <w:lvlText w:val="%1.%2.%3.%4.%5"/>
+      <w:lvlJc w:val="left"/>
+      <w:pPr>
+        <w:ind w:left="1506" w:hanging="1080"/>
+      </w:pPr>
+      <w:rPr>
+        <w:rFonts w:hint="default"/>
+        <w:b/>
+      </w:rPr>
+    </w:lvl>
+    <w:lvl w:ilvl="5">
+      <w:start w:val="1"/>
+      <w:numFmt w:val="decimal"/>
+      <w:lvlText w:val="%1.%2.%3.%4.%5.%6"/>
+      <w:lvlJc w:val="left"/>
+      <w:pPr>
+        <w:ind w:left="1080" w:hanging="1080"/>
+      </w:pPr>
+      <w:rPr>
+        <w:rFonts w:hint="default"/>
+        <w:b/>
+      </w:rPr>
+    </w:lvl>
+    <w:lvl w:ilvl="6">
+      <w:start w:val="1"/>
+      <w:numFmt w:val="decimal"/>
+      <w:lvlText w:val="%1.%2.%3.%4.%5.%6.%7"/>
+      <w:lvlJc w:val="left"/>
+      <w:pPr>
+        <w:ind w:left="1440" w:hanging="1440"/>
+      </w:pPr>
+      <w:rPr>
+        <w:rFonts w:hint="default"/>
+        <w:b/>
+      </w:rPr>
+    </w:lvl>
+    <w:lvl w:ilvl="7">
+      <w:start w:val="1"/>
+      <w:numFmt w:val="decimal"/>
+      <w:lvlText w:val="%1.%2.%3.%4.%5.%6.%7.%8"/>
+      <w:lvlJc w:val="left"/>
+      <w:pPr>
+        <w:ind w:left="1440" w:hanging="1440"/>
+      </w:pPr>
+      <w:rPr>
+        <w:rFonts w:hint="default"/>
+        <w:b/>
+      </w:rPr>
+    </w:lvl>
+    <w:lvl w:ilvl="8">
+      <w:start w:val="1"/>
+      <w:numFmt w:val="decimal"/>
+      <w:lvlText w:val="%1.%2.%3.%4.%5.%6.%7.%8.%9"/>
+      <w:lvlJc w:val="left"/>
+      <w:pPr>
+        <w:ind w:left="1800" w:hanging="1800"/>
+      </w:pPr>
+      <w:rPr>
+        <w:rFonts w:hint="default"/>
+        <w:b/>
+      </w:rPr>
+    </w:lvl>
+  </w:abstractNum>
+  <w:abstractNum w:abstractNumId="10" w15:restartNumberingAfterBreak="0">
     <w:nsid w:val="517C589C"/>
     <w:multiLevelType w:val="hybridMultilevel"/>
     <w:tmpl w:val="319A495E"/>
@@ -5466,120 +5865,355 @@
       </w:rPr>
     </w:lvl>
   </w:abstractNum>
-  <w:abstractNum w:abstractNumId="4" w15:restartNumberingAfterBreak="0">
+  <w:abstractNum w:abstractNumId="11" w15:restartNumberingAfterBreak="0">
+    <w:nsid w:val="52892AD8"/>
+    <w:multiLevelType w:val="multilevel"/>
+    <w:tmpl w:val="C8668B30"/>
+    <w:lvl w:ilvl="0">
+      <w:start w:val="11"/>
+      <w:numFmt w:val="decimal"/>
+      <w:lvlText w:val="%1"/>
+      <w:lvlJc w:val="left"/>
+      <w:pPr>
+        <w:ind w:left="408" w:hanging="408"/>
+      </w:pPr>
+      <w:rPr>
+        <w:rFonts w:hint="default"/>
+      </w:rPr>
+    </w:lvl>
+    <w:lvl w:ilvl="1">
+      <w:start w:val="1"/>
+      <w:numFmt w:val="decimal"/>
+      <w:lvlText w:val="%1.%2"/>
+      <w:lvlJc w:val="left"/>
+      <w:pPr>
+        <w:ind w:left="2532" w:hanging="408"/>
+      </w:pPr>
+      <w:rPr>
+        <w:rFonts w:hint="default"/>
+      </w:rPr>
+    </w:lvl>
+    <w:lvl w:ilvl="2">
+      <w:start w:val="1"/>
+      <w:numFmt w:val="decimal"/>
+      <w:lvlText w:val="%1.%2.%3"/>
+      <w:lvlJc w:val="left"/>
+      <w:pPr>
+        <w:ind w:left="4968" w:hanging="720"/>
+      </w:pPr>
+      <w:rPr>
+        <w:rFonts w:hint="default"/>
+      </w:rPr>
+    </w:lvl>
+    <w:lvl w:ilvl="3">
+      <w:start w:val="1"/>
+      <w:numFmt w:val="decimal"/>
+      <w:lvlText w:val="%1.%2.%3.%4"/>
+      <w:lvlJc w:val="left"/>
+      <w:pPr>
+        <w:ind w:left="7092" w:hanging="720"/>
+      </w:pPr>
+      <w:rPr>
+        <w:rFonts w:hint="default"/>
+      </w:rPr>
+    </w:lvl>
+    <w:lvl w:ilvl="4">
+      <w:start w:val="1"/>
+      <w:numFmt w:val="decimal"/>
+      <w:lvlText w:val="%1.%2.%3.%4.%5"/>
+      <w:lvlJc w:val="left"/>
+      <w:pPr>
+        <w:ind w:left="9576" w:hanging="1080"/>
+      </w:pPr>
+      <w:rPr>
+        <w:rFonts w:hint="default"/>
+      </w:rPr>
+    </w:lvl>
+    <w:lvl w:ilvl="5">
+      <w:start w:val="1"/>
+      <w:numFmt w:val="decimal"/>
+      <w:lvlText w:val="%1.%2.%3.%4.%5.%6"/>
+      <w:lvlJc w:val="left"/>
+      <w:pPr>
+        <w:ind w:left="11700" w:hanging="1080"/>
+      </w:pPr>
+      <w:rPr>
+        <w:rFonts w:hint="default"/>
+      </w:rPr>
+    </w:lvl>
+    <w:lvl w:ilvl="6">
+      <w:start w:val="1"/>
+      <w:numFmt w:val="decimal"/>
+      <w:lvlText w:val="%1.%2.%3.%4.%5.%6.%7"/>
+      <w:lvlJc w:val="left"/>
+      <w:pPr>
+        <w:ind w:left="14184" w:hanging="1440"/>
+      </w:pPr>
+      <w:rPr>
+        <w:rFonts w:hint="default"/>
+      </w:rPr>
+    </w:lvl>
+    <w:lvl w:ilvl="7">
+      <w:start w:val="1"/>
+      <w:numFmt w:val="decimal"/>
+      <w:lvlText w:val="%1.%2.%3.%4.%5.%6.%7.%8"/>
+      <w:lvlJc w:val="left"/>
+      <w:pPr>
+        <w:ind w:left="16308" w:hanging="1440"/>
+      </w:pPr>
+      <w:rPr>
+        <w:rFonts w:hint="default"/>
+      </w:rPr>
+    </w:lvl>
+    <w:lvl w:ilvl="8">
+      <w:start w:val="1"/>
+      <w:numFmt w:val="decimal"/>
+      <w:lvlText w:val="%1.%2.%3.%4.%5.%6.%7.%8.%9"/>
+      <w:lvlJc w:val="left"/>
+      <w:pPr>
+        <w:ind w:left="18792" w:hanging="1800"/>
+      </w:pPr>
+      <w:rPr>
+        <w:rFonts w:hint="default"/>
+      </w:rPr>
+    </w:lvl>
+  </w:abstractNum>
+  <w:abstractNum w:abstractNumId="12" w15:restartNumberingAfterBreak="0">
+    <w:nsid w:val="52F246E0"/>
+    <w:multiLevelType w:val="multilevel"/>
+    <w:tmpl w:val="9E689E98"/>
+    <w:lvl w:ilvl="0">
+      <w:start w:val="2"/>
+      <w:numFmt w:val="decimal"/>
+      <w:lvlText w:val="%1"/>
+      <w:lvlJc w:val="left"/>
+      <w:pPr>
+        <w:ind w:left="360" w:hanging="360"/>
+      </w:pPr>
+      <w:rPr>
+        <w:rFonts w:hint="default"/>
+        <w:b/>
+      </w:rPr>
+    </w:lvl>
+    <w:lvl w:ilvl="1">
+      <w:start w:val="1"/>
+      <w:numFmt w:val="decimal"/>
+      <w:lvlText w:val="%1.%2"/>
+      <w:lvlJc w:val="left"/>
+      <w:pPr>
+        <w:ind w:left="1212" w:hanging="360"/>
+      </w:pPr>
+      <w:rPr>
+        <w:rFonts w:hint="default"/>
+        <w:b/>
+      </w:rPr>
+    </w:lvl>
+    <w:lvl w:ilvl="2">
+      <w:start w:val="1"/>
+      <w:numFmt w:val="decimal"/>
+      <w:lvlText w:val="%1.%2.%3"/>
+      <w:lvlJc w:val="left"/>
+      <w:pPr>
+        <w:ind w:left="2424" w:hanging="720"/>
+      </w:pPr>
+      <w:rPr>
+        <w:rFonts w:hint="default"/>
+        <w:b/>
+      </w:rPr>
+    </w:lvl>
+    <w:lvl w:ilvl="3">
+      <w:start w:val="1"/>
+      <w:numFmt w:val="decimal"/>
+      <w:lvlText w:val="%1.%2.%3.%4"/>
+      <w:lvlJc w:val="left"/>
+      <w:pPr>
+        <w:ind w:left="3276" w:hanging="720"/>
+      </w:pPr>
+      <w:rPr>
+        <w:rFonts w:hint="default"/>
+        <w:b/>
+      </w:rPr>
+    </w:lvl>
+    <w:lvl w:ilvl="4">
+      <w:start w:val="1"/>
+      <w:numFmt w:val="decimal"/>
+      <w:lvlText w:val="%1.%2.%3.%4.%5"/>
+      <w:lvlJc w:val="left"/>
+      <w:pPr>
+        <w:ind w:left="4488" w:hanging="1080"/>
+      </w:pPr>
+      <w:rPr>
+        <w:rFonts w:hint="default"/>
+        <w:b/>
+      </w:rPr>
+    </w:lvl>
+    <w:lvl w:ilvl="5">
+      <w:start w:val="1"/>
+      <w:numFmt w:val="decimal"/>
+      <w:lvlText w:val="%1.%2.%3.%4.%5.%6"/>
+      <w:lvlJc w:val="left"/>
+      <w:pPr>
+        <w:ind w:left="5340" w:hanging="1080"/>
+      </w:pPr>
+      <w:rPr>
+        <w:rFonts w:hint="default"/>
+        <w:b/>
+      </w:rPr>
+    </w:lvl>
+    <w:lvl w:ilvl="6">
+      <w:start w:val="1"/>
+      <w:numFmt w:val="decimal"/>
+      <w:lvlText w:val="%1.%2.%3.%4.%5.%6.%7"/>
+      <w:lvlJc w:val="left"/>
+      <w:pPr>
+        <w:ind w:left="6552" w:hanging="1440"/>
+      </w:pPr>
+      <w:rPr>
+        <w:rFonts w:hint="default"/>
+        <w:b/>
+      </w:rPr>
+    </w:lvl>
+    <w:lvl w:ilvl="7">
+      <w:start w:val="1"/>
+      <w:numFmt w:val="decimal"/>
+      <w:lvlText w:val="%1.%2.%3.%4.%5.%6.%7.%8"/>
+      <w:lvlJc w:val="left"/>
+      <w:pPr>
+        <w:ind w:left="7404" w:hanging="1440"/>
+      </w:pPr>
+      <w:rPr>
+        <w:rFonts w:hint="default"/>
+        <w:b/>
+      </w:rPr>
+    </w:lvl>
+    <w:lvl w:ilvl="8">
+      <w:start w:val="1"/>
+      <w:numFmt w:val="decimal"/>
+      <w:lvlText w:val="%1.%2.%3.%4.%5.%6.%7.%8.%9"/>
+      <w:lvlJc w:val="left"/>
+      <w:pPr>
+        <w:ind w:left="8616" w:hanging="1800"/>
+      </w:pPr>
+      <w:rPr>
+        <w:rFonts w:hint="default"/>
+        <w:b/>
+      </w:rPr>
+    </w:lvl>
+  </w:abstractNum>
+  <w:abstractNum w:abstractNumId="13" w15:restartNumberingAfterBreak="0">
     <w:nsid w:val="55432E60"/>
     <w:multiLevelType w:val="hybridMultilevel"/>
-    <w:tmpl w:val="487C19AA"/>
-    <w:lvl w:ilvl="0" w:tplc="040E0001">
+    <w:tmpl w:val="F476D93A"/>
+    <w:lvl w:ilvl="0" w:tplc="040E000F">
+      <w:start w:val="1"/>
+      <w:numFmt w:val="decimal"/>
+      <w:lvlText w:val="%1."/>
+      <w:lvlJc w:val="left"/>
+      <w:pPr>
+        <w:ind w:left="720" w:hanging="360"/>
+      </w:pPr>
+      <w:rPr>
+        <w:rFonts w:hint="default"/>
+      </w:rPr>
+    </w:lvl>
+    <w:lvl w:ilvl="1" w:tplc="040E0001">
       <w:start w:val="1"/>
       <w:numFmt w:val="bullet"/>
       <w:lvlText w:val=""/>
       <w:lvlJc w:val="left"/>
       <w:pPr>
-        <w:ind w:left="720" w:hanging="360"/>
+        <w:ind w:left="1440" w:hanging="360"/>
       </w:pPr>
       <w:rPr>
         <w:rFonts w:ascii="Symbol" w:hAnsi="Symbol" w:hint="default"/>
       </w:rPr>
     </w:lvl>
-    <w:lvl w:ilvl="1" w:tplc="040E0001">
+    <w:lvl w:ilvl="2" w:tplc="040E0005">
+      <w:start w:val="1"/>
+      <w:numFmt w:val="bullet"/>
+      <w:lvlText w:val=""/>
+      <w:lvlJc w:val="left"/>
+      <w:pPr>
+        <w:ind w:left="2160" w:hanging="360"/>
+      </w:pPr>
+      <w:rPr>
+        <w:rFonts w:ascii="Wingdings" w:hAnsi="Wingdings" w:hint="default"/>
+      </w:rPr>
+    </w:lvl>
+    <w:lvl w:ilvl="3" w:tplc="040E0001" w:tentative="1">
       <w:start w:val="1"/>
       <w:numFmt w:val="bullet"/>
       <w:lvlText w:val=""/>
       <w:lvlJc w:val="left"/>
       <w:pPr>
-        <w:ind w:left="1440" w:hanging="360"/>
+        <w:ind w:left="2880" w:hanging="360"/>
       </w:pPr>
       <w:rPr>
         <w:rFonts w:ascii="Symbol" w:hAnsi="Symbol" w:hint="default"/>
       </w:rPr>
     </w:lvl>
-    <w:lvl w:ilvl="2" w:tplc="040E0005">
+    <w:lvl w:ilvl="4" w:tplc="040E0003" w:tentative="1">
+      <w:start w:val="1"/>
+      <w:numFmt w:val="bullet"/>
+      <w:lvlText w:val="o"/>
+      <w:lvlJc w:val="left"/>
+      <w:pPr>
+        <w:ind w:left="3600" w:hanging="360"/>
+      </w:pPr>
+      <w:rPr>
+        <w:rFonts w:ascii="Courier New" w:hAnsi="Courier New" w:cs="Courier New" w:hint="default"/>
+      </w:rPr>
+    </w:lvl>
+    <w:lvl w:ilvl="5" w:tplc="040E0005" w:tentative="1">
       <w:start w:val="1"/>
       <w:numFmt w:val="bullet"/>
       <w:lvlText w:val=""/>
       <w:lvlJc w:val="left"/>
       <w:pPr>
-        <w:ind w:left="2160" w:hanging="360"/>
+        <w:ind w:left="4320" w:hanging="360"/>
       </w:pPr>
       <w:rPr>
         <w:rFonts w:ascii="Wingdings" w:hAnsi="Wingdings" w:hint="default"/>
       </w:rPr>
     </w:lvl>
-    <w:lvl w:ilvl="3" w:tplc="040E0001" w:tentative="1">
+    <w:lvl w:ilvl="6" w:tplc="040E0001" w:tentative="1">
       <w:start w:val="1"/>
       <w:numFmt w:val="bullet"/>
       <w:lvlText w:val=""/>
       <w:lvlJc w:val="left"/>
       <w:pPr>
-        <w:ind w:left="2880" w:hanging="360"/>
+        <w:ind w:left="5040" w:hanging="360"/>
       </w:pPr>
       <w:rPr>
         <w:rFonts w:ascii="Symbol" w:hAnsi="Symbol" w:hint="default"/>
       </w:rPr>
     </w:lvl>
-    <w:lvl w:ilvl="4" w:tplc="040E0003" w:tentative="1">
+    <w:lvl w:ilvl="7" w:tplc="040E0003" w:tentative="1">
       <w:start w:val="1"/>
       <w:numFmt w:val="bullet"/>
       <w:lvlText w:val="o"/>
       <w:lvlJc w:val="left"/>
       <w:pPr>
-        <w:ind w:left="3600" w:hanging="360"/>
+        <w:ind w:left="5760" w:hanging="360"/>
       </w:pPr>
       <w:rPr>
         <w:rFonts w:ascii="Courier New" w:hAnsi="Courier New" w:cs="Courier New" w:hint="default"/>
       </w:rPr>
     </w:lvl>
-    <w:lvl w:ilvl="5" w:tplc="040E0005" w:tentative="1">
+    <w:lvl w:ilvl="8" w:tplc="040E0005" w:tentative="1">
       <w:start w:val="1"/>
       <w:numFmt w:val="bullet"/>
       <w:lvlText w:val=""/>
       <w:lvlJc w:val="left"/>
       <w:pPr>
-        <w:ind w:left="4320" w:hanging="360"/>
+        <w:ind w:left="6480" w:hanging="360"/>
       </w:pPr>
       <w:rPr>
         <w:rFonts w:ascii="Wingdings" w:hAnsi="Wingdings" w:hint="default"/>
       </w:rPr>
     </w:lvl>
-    <w:lvl w:ilvl="6" w:tplc="040E0001" w:tentative="1">
-      <w:start w:val="1"/>
-      <w:numFmt w:val="bullet"/>
-      <w:lvlText w:val=""/>
-      <w:lvlJc w:val="left"/>
-      <w:pPr>
-        <w:ind w:left="5040" w:hanging="360"/>
-      </w:pPr>
-      <w:rPr>
-        <w:rFonts w:ascii="Symbol" w:hAnsi="Symbol" w:hint="default"/>
-      </w:rPr>
-    </w:lvl>
-    <w:lvl w:ilvl="7" w:tplc="040E0003" w:tentative="1">
-      <w:start w:val="1"/>
-      <w:numFmt w:val="bullet"/>
-      <w:lvlText w:val="o"/>
-      <w:lvlJc w:val="left"/>
-      <w:pPr>
-        <w:ind w:left="5760" w:hanging="360"/>
-      </w:pPr>
-      <w:rPr>
-        <w:rFonts w:ascii="Courier New" w:hAnsi="Courier New" w:cs="Courier New" w:hint="default"/>
-      </w:rPr>
-    </w:lvl>
-    <w:lvl w:ilvl="8" w:tplc="040E0005" w:tentative="1">
-      <w:start w:val="1"/>
-      <w:numFmt w:val="bullet"/>
-      <w:lvlText w:val=""/>
-      <w:lvlJc w:val="left"/>
-      <w:pPr>
-        <w:ind w:left="6480" w:hanging="360"/>
-      </w:pPr>
-      <w:rPr>
-        <w:rFonts w:ascii="Wingdings" w:hAnsi="Wingdings" w:hint="default"/>
-      </w:rPr>
-    </w:lvl>
   </w:abstractNum>
-  <w:abstractNum w:abstractNumId="5" w15:restartNumberingAfterBreak="0">
+  <w:abstractNum w:abstractNumId="14" w15:restartNumberingAfterBreak="0">
     <w:nsid w:val="56314B75"/>
     <w:multiLevelType w:val="hybridMultilevel"/>
     <w:tmpl w:val="4CAE3690"/>
@@ -5692,7 +6326,7 @@
       </w:rPr>
     </w:lvl>
   </w:abstractNum>
-  <w:abstractNum w:abstractNumId="6" w15:restartNumberingAfterBreak="0">
+  <w:abstractNum w:abstractNumId="15" w15:restartNumberingAfterBreak="0">
     <w:nsid w:val="5D5126C1"/>
     <w:multiLevelType w:val="hybridMultilevel"/>
     <w:tmpl w:val="EB06D758"/>
@@ -5805,7 +6439,129 @@
       </w:rPr>
     </w:lvl>
   </w:abstractNum>
-  <w:abstractNum w:abstractNumId="7" w15:restartNumberingAfterBreak="0">
+  <w:abstractNum w:abstractNumId="16" w15:restartNumberingAfterBreak="0">
+    <w:nsid w:val="5F4D5D86"/>
+    <w:multiLevelType w:val="multilevel"/>
+    <w:tmpl w:val="758E3148"/>
+    <w:lvl w:ilvl="0">
+      <w:start w:val="9"/>
+      <w:numFmt w:val="decimal"/>
+      <w:lvlText w:val="%1"/>
+      <w:lvlJc w:val="left"/>
+      <w:pPr>
+        <w:ind w:left="360" w:hanging="360"/>
+      </w:pPr>
+      <w:rPr>
+        <w:rFonts w:hint="default"/>
+        <w:b/>
+      </w:rPr>
+    </w:lvl>
+    <w:lvl w:ilvl="1">
+      <w:start w:val="1"/>
+      <w:numFmt w:val="decimal"/>
+      <w:lvlText w:val="%1.%2"/>
+      <w:lvlJc w:val="left"/>
+      <w:pPr>
+        <w:ind w:left="1440" w:hanging="360"/>
+      </w:pPr>
+      <w:rPr>
+        <w:rFonts w:hint="default"/>
+        <w:b/>
+      </w:rPr>
+    </w:lvl>
+    <w:lvl w:ilvl="2">
+      <w:start w:val="1"/>
+      <w:numFmt w:val="decimal"/>
+      <w:lvlText w:val="%1.%2.%3"/>
+      <w:lvlJc w:val="left"/>
+      <w:pPr>
+        <w:ind w:left="2880" w:hanging="720"/>
+      </w:pPr>
+      <w:rPr>
+        <w:rFonts w:hint="default"/>
+        <w:b/>
+      </w:rPr>
+    </w:lvl>
+    <w:lvl w:ilvl="3">
+      <w:start w:val="1"/>
+      <w:numFmt w:val="decimal"/>
+      <w:lvlText w:val="%1.%2.%3.%4"/>
+      <w:lvlJc w:val="left"/>
+      <w:pPr>
+        <w:ind w:left="3960" w:hanging="720"/>
+      </w:pPr>
+      <w:rPr>
+        <w:rFonts w:hint="default"/>
+        <w:b/>
+      </w:rPr>
+    </w:lvl>
+    <w:lvl w:ilvl="4">
+      <w:start w:val="1"/>
+      <w:numFmt w:val="decimal"/>
+      <w:lvlText w:val="%1.%2.%3.%4.%5"/>
+      <w:lvlJc w:val="left"/>
+      <w:pPr>
+        <w:ind w:left="5400" w:hanging="1080"/>
+      </w:pPr>
+      <w:rPr>
+        <w:rFonts w:hint="default"/>
+        <w:b/>
+      </w:rPr>
+    </w:lvl>
+    <w:lvl w:ilvl="5">
+      <w:start w:val="1"/>
+      <w:numFmt w:val="decimal"/>
+      <w:lvlText w:val="%1.%2.%3.%4.%5.%6"/>
+      <w:lvlJc w:val="left"/>
+      <w:pPr>
+        <w:ind w:left="6480" w:hanging="1080"/>
+      </w:pPr>
+      <w:rPr>
+        <w:rFonts w:hint="default"/>
+        <w:b/>
+      </w:rPr>
+    </w:lvl>
+    <w:lvl w:ilvl="6">
+      <w:start w:val="1"/>
+      <w:numFmt w:val="decimal"/>
+      <w:lvlText w:val="%1.%2.%3.%4.%5.%6.%7"/>
+      <w:lvlJc w:val="left"/>
+      <w:pPr>
+        <w:ind w:left="7920" w:hanging="1440"/>
+      </w:pPr>
+      <w:rPr>
+        <w:rFonts w:hint="default"/>
+        <w:b/>
+      </w:rPr>
+    </w:lvl>
+    <w:lvl w:ilvl="7">
+      <w:start w:val="1"/>
+      <w:numFmt w:val="decimal"/>
+      <w:lvlText w:val="%1.%2.%3.%4.%5.%6.%7.%8"/>
+      <w:lvlJc w:val="left"/>
+      <w:pPr>
+        <w:ind w:left="9000" w:hanging="1440"/>
+      </w:pPr>
+      <w:rPr>
+        <w:rFonts w:hint="default"/>
+        <w:b/>
+      </w:rPr>
+    </w:lvl>
+    <w:lvl w:ilvl="8">
+      <w:start w:val="1"/>
+      <w:numFmt w:val="decimal"/>
+      <w:lvlText w:val="%1.%2.%3.%4.%5.%6.%7.%8.%9"/>
+      <w:lvlJc w:val="left"/>
+      <w:pPr>
+        <w:ind w:left="10440" w:hanging="1800"/>
+      </w:pPr>
+      <w:rPr>
+        <w:rFonts w:hint="default"/>
+        <w:b/>
+      </w:rPr>
+    </w:lvl>
+  </w:abstractNum>
+  <w:abstractNum w:abstractNumId="17" w15:restartNumberingAfterBreak="0">
     <w:nsid w:val="64E86BD6"/>
     <w:multiLevelType w:val="hybridMultilevel"/>
     <w:tmpl w:val="63B829A6"/>
@@ -5918,7 +6674,7 @@
       </w:rPr>
     </w:lvl>
   </w:abstractNum>
-  <w:abstractNum w:abstractNumId="8" w15:restartNumberingAfterBreak="0">
+  <w:abstractNum w:abstractNumId="18" w15:restartNumberingAfterBreak="0">
     <w:nsid w:val="67CA0F12"/>
     <w:multiLevelType w:val="hybridMultilevel"/>
     <w:tmpl w:val="CABC058E"/>
@@ -6031,7 +6787,120 @@
       </w:rPr>
     </w:lvl>
   </w:abstractNum>
-  <w:abstractNum w:abstractNumId="9" w15:restartNumberingAfterBreak="0">
+  <w:abstractNum w:abstractNumId="19" w15:restartNumberingAfterBreak="0">
+    <w:nsid w:val="6E19139A"/>
+    <w:multiLevelType w:val="multilevel"/>
+    <w:tmpl w:val="976EFF62"/>
+    <w:lvl w:ilvl="0">
+      <w:start w:val="10"/>
+      <w:numFmt w:val="decimal"/>
+      <w:lvlText w:val="%1"/>
+      <w:lvlJc w:val="left"/>
+      <w:pPr>
+        <w:ind w:left="420" w:hanging="420"/>
+      </w:pPr>
+      <w:rPr>
+        <w:rFonts w:hint="default"/>
+      </w:rPr>
+    </w:lvl>
+    <w:lvl w:ilvl="1">
+      <w:start w:val="1"/>
+      <w:numFmt w:val="decimal"/>
+      <w:lvlText w:val="%1.%2"/>
+      <w:lvlJc w:val="left"/>
+      <w:pPr>
+        <w:ind w:left="1860" w:hanging="420"/>
+      </w:pPr>
+      <w:rPr>
+        <w:rFonts w:hint="default"/>
+      </w:rPr>
+    </w:lvl>
+    <w:lvl w:ilvl="2">
+      <w:start w:val="1"/>
+      <w:numFmt w:val="decimal"/>
+      <w:lvlText w:val="%1.%2.%3"/>
+      <w:lvlJc w:val="left"/>
+      <w:pPr>
+        <w:ind w:left="3600" w:hanging="720"/>
+      </w:pPr>
+      <w:rPr>
+        <w:rFonts w:hint="default"/>
+      </w:rPr>
+    </w:lvl>
+    <w:lvl w:ilvl="3">
+      <w:start w:val="1"/>
+      <w:numFmt w:val="decimal"/>
+      <w:lvlText w:val="%1.%2.%3.%4"/>
+      <w:lvlJc w:val="left"/>
+      <w:pPr>
+        <w:ind w:left="5040" w:hanging="720"/>
+      </w:pPr>
+      <w:rPr>
+        <w:rFonts w:hint="default"/>
+      </w:rPr>
+    </w:lvl>
+    <w:lvl w:ilvl="4">
+      <w:start w:val="1"/>
+      <w:numFmt w:val="decimal"/>
+      <w:lvlText w:val="%1.%2.%3.%4.%5"/>
+      <w:lvlJc w:val="left"/>
+      <w:pPr>
+        <w:ind w:left="6840" w:hanging="1080"/>
+      </w:pPr>
+      <w:rPr>
+        <w:rFonts w:hint="default"/>
+      </w:rPr>
+    </w:lvl>
+    <w:lvl w:ilvl="5">
+      <w:start w:val="1"/>
+      <w:numFmt w:val="decimal"/>
+      <w:lvlText w:val="%1.%2.%3.%4.%5.%6"/>
+      <w:lvlJc w:val="left"/>
+      <w:pPr>
+        <w:ind w:left="8280" w:hanging="1080"/>
+      </w:pPr>
+      <w:rPr>
+        <w:rFonts w:hint="default"/>
+      </w:rPr>
+    </w:lvl>
+    <w:lvl w:ilvl="6">
+      <w:start w:val="1"/>
+      <w:numFmt w:val="decimal"/>
+      <w:lvlText w:val="%1.%2.%3.%4.%5.%6.%7"/>
+      <w:lvlJc w:val="left"/>
+      <w:pPr>
+        <w:ind w:left="10080" w:hanging="1440"/>
+      </w:pPr>
+      <w:rPr>
+        <w:rFonts w:hint="default"/>
+      </w:rPr>
+    </w:lvl>
+    <w:lvl w:ilvl="7">
+      <w:start w:val="1"/>
+      <w:numFmt w:val="decimal"/>
+      <w:lvlText w:val="%1.%2.%3.%4.%5.%6.%7.%8"/>
+      <w:lvlJc w:val="left"/>
+      <w:pPr>
+        <w:ind w:left="11520" w:hanging="1440"/>
+      </w:pPr>
+      <w:rPr>
+        <w:rFonts w:hint="default"/>
+      </w:rPr>
+    </w:lvl>
+    <w:lvl w:ilvl="8">
+      <w:start w:val="1"/>
+      <w:numFmt w:val="decimal"/>
+      <w:lvlText w:val="%1.%2.%3.%4.%5.%6.%7.%8.%9"/>
+      <w:lvlJc w:val="left"/>
+      <w:pPr>
+        <w:ind w:left="13320" w:hanging="1800"/>
+      </w:pPr>
+      <w:rPr>
+        <w:rFonts w:hint="default"/>
+      </w:rPr>
+    </w:lvl>
+  </w:abstractNum>
+  <w:abstractNum w:abstractNumId="20" w15:restartNumberingAfterBreak="0">
     <w:nsid w:val="725C783D"/>
     <w:multiLevelType w:val="hybridMultilevel"/>
     <w:tmpl w:val="D4AEAAAC"/>
@@ -6120,7 +6989,7 @@
       </w:pPr>
     </w:lvl>
   </w:abstractNum>
-  <w:abstractNum w:abstractNumId="10" w15:restartNumberingAfterBreak="0">
+  <w:abstractNum w:abstractNumId="21" w15:restartNumberingAfterBreak="0">
     <w:nsid w:val="7FA663C0"/>
     <w:multiLevelType w:val="hybridMultilevel"/>
     <w:tmpl w:val="F9C222F0"/>
@@ -6234,37 +7103,70 @@
     </w:lvl>
   </w:abstractNum>
   <w:num w:numId="1" w16cid:durableId="1978103941">
+    <w:abstractNumId w:val="20"/>
+  </w:num>
+  <w:num w:numId="2" w16cid:durableId="1876767467">
+    <w:abstractNumId w:val="2"/>
+  </w:num>
+  <w:num w:numId="3" w16cid:durableId="204223493">
+    <w:abstractNumId w:val="10"/>
+  </w:num>
+  <w:num w:numId="4" w16cid:durableId="412318052">
+    <w:abstractNumId w:val="8"/>
+  </w:num>
+  <w:num w:numId="5" w16cid:durableId="372733197">
+    <w:abstractNumId w:val="13"/>
+  </w:num>
+  <w:num w:numId="6" w16cid:durableId="1735741081">
+    <w:abstractNumId w:val="21"/>
+  </w:num>
+  <w:num w:numId="7" w16cid:durableId="1094790255">
+    <w:abstractNumId w:val="15"/>
+  </w:num>
+  <w:num w:numId="8" w16cid:durableId="876702052">
+    <w:abstractNumId w:val="18"/>
+  </w:num>
+  <w:num w:numId="9" w16cid:durableId="814950931">
+    <w:abstractNumId w:val="14"/>
+  </w:num>
+  <w:num w:numId="10" w16cid:durableId="1615625370">
+    <w:abstractNumId w:val="17"/>
+  </w:num>
+  <w:num w:numId="11" w16cid:durableId="424424439">
+    <w:abstractNumId w:val="6"/>
+  </w:num>
+  <w:num w:numId="12" w16cid:durableId="1427001115">
+    <w:abstractNumId w:val="4"/>
+  </w:num>
+  <w:num w:numId="13" w16cid:durableId="1810857226">
+    <w:abstractNumId w:val="1"/>
+  </w:num>
+  <w:num w:numId="14" w16cid:durableId="178273856">
     <w:abstractNumId w:val="9"/>
   </w:num>
-  <w:num w:numId="2" w16cid:durableId="1876767467">
-    <w:abstractNumId w:val="0"/>
+  <w:num w:numId="15" w16cid:durableId="1489246561">
+    <w:abstractNumId w:val="5"/>
   </w:num>
-  <w:num w:numId="3" w16cid:durableId="204223493">
+  <w:num w:numId="16" w16cid:durableId="1794908464">
+    <w:abstractNumId w:val="12"/>
+  </w:num>
+  <w:num w:numId="17" w16cid:durableId="562955145">
+    <w:abstractNumId w:val="7"/>
+  </w:num>
+  <w:num w:numId="18" w16cid:durableId="1863937486">
+    <w:abstractNumId w:val="16"/>
+  </w:num>
+  <w:num w:numId="19" w16cid:durableId="12923202">
+    <w:abstractNumId w:val="19"/>
+  </w:num>
+  <w:num w:numId="20" w16cid:durableId="1136990893">
     <w:abstractNumId w:val="3"/>
   </w:num>
-  <w:num w:numId="4" w16cid:durableId="412318052">
-    <w:abstractNumId w:val="2"/>
+  <w:num w:numId="21" w16cid:durableId="331690757">
+    <w:abstractNumId w:val="11"/>
   </w:num>
-  <w:num w:numId="5" w16cid:durableId="372733197">
-    <w:abstractNumId w:val="4"/>
-  </w:num>
-  <w:num w:numId="6" w16cid:durableId="1735741081">
-    <w:abstractNumId w:val="10"/>
-  </w:num>
-  <w:num w:numId="7" w16cid:durableId="1094790255">
-    <w:abstractNumId w:val="6"/>
-  </w:num>
-  <w:num w:numId="8" w16cid:durableId="876702052">
-    <w:abstractNumId w:val="8"/>
-  </w:num>
-  <w:num w:numId="9" w16cid:durableId="814950931">
-    <w:abstractNumId w:val="5"/>
-  </w:num>
-  <w:num w:numId="10" w16cid:durableId="1615625370">
-    <w:abstractNumId w:val="7"/>
-  </w:num>
-  <w:num w:numId="11" w16cid:durableId="424424439">
-    <w:abstractNumId w:val="1"/>
+  <w:num w:numId="22" w16cid:durableId="664627922">
+    <w:abstractNumId w:val="0"/>
   </w:num>
 </w:numbering>
 </file>
@@ -7256,6 +8158,63 @@
       <w:color w:val="000000" w:themeColor="text1"/>
     </w:rPr>
   </w:style>
+  <w:style w:type="table" w:styleId="Tblzatrcsos1vilgos">
+    <w:name w:val="Grid Table 1 Light"/>
+    <w:basedOn w:val="Normltblzat"/>
+    <w:uiPriority w:val="46"/>
+    <w:rsid w:val="00B80D6D"/>
+    <w:pPr>
+      <w:spacing w:after="0" w:line="240" w:lineRule="auto"/>
+    </w:pPr>
+    <w:tblPr>
+      <w:tblStyleRowBandSize w:val="1"/>
+      <w:tblStyleColBandSize w:val="1"/>
+      <w:tblBorders>
+        <w:top w:val="single" w:sz="4" w:space="0" w:color="999999" w:themeColor="text1" w:themeTint="66"/>
+        <w:left w:val="single" w:sz="4" w:space="0" w:color="999999" w:themeColor="text1" w:themeTint="66"/>
+        <w:bottom w:val="single" w:sz="4" w:space="0" w:color="999999" w:themeColor="text1" w:themeTint="66"/>
+        <w:right w:val="single" w:sz="4" w:space="0" w:color="999999" w:themeColor="text1" w:themeTint="66"/>
+        <w:insideH w:val="single" w:sz="4" w:space="0" w:color="999999" w:themeColor="text1" w:themeTint="66"/>
+        <w:insideV w:val="single" w:sz="4" w:space="0" w:color="999999" w:themeColor="text1" w:themeTint="66"/>
+      </w:tblBorders>
+    </w:tblPr>
+    <w:tblStylePr w:type="firstRow">
+      <w:rPr>
+        <w:b/>
+        <w:bCs/>
+      </w:rPr>
+      <w:tblPr/>
+      <w:tcPr>
+        <w:tcBorders>
+          <w:bottom w:val="single" w:sz="12" w:space="0" w:color="666666" w:themeColor="text1" w:themeTint="99"/>
+        </w:tcBorders>
+      </w:tcPr>
+    </w:tblStylePr>
+    <w:tblStylePr w:type="lastRow">
+      <w:rPr>
+        <w:b/>
+        <w:bCs/>
+      </w:rPr>
+      <w:tblPr/>
+      <w:tcPr>
+        <w:tcBorders>
+          <w:top w:val="double" w:sz="2" w:space="0" w:color="666666" w:themeColor="text1" w:themeTint="99"/>
+        </w:tcBorders>
+      </w:tcPr>
+    </w:tblStylePr>
+    <w:tblStylePr w:type="firstCol">
+      <w:rPr>
+        <w:b/>
+        <w:bCs/>
+      </w:rPr>
+    </w:tblStylePr>
+    <w:tblStylePr w:type="lastCol">
+      <w:rPr>
+        <w:b/>
+        <w:bCs/>
+      </w:rPr>
+    </w:tblStylePr>
+  </w:style>
 </w:styles>
 </file>
 
